--- a/docs/report/Reporte_Composite_API.docx
+++ b/docs/report/Reporte_Composite_API.docx
@@ -1,6 +1,6 @@
 
 <file path=word/document.xml><?xml version="1.0" encoding="utf-8"?>
-<w:document xmlns:wpc="http://schemas.microsoft.com/office/word/2010/wordprocessingCanvas" xmlns:cx="http://schemas.microsoft.com/office/drawing/2014/chartex" xmlns:cx1="http://schemas.microsoft.com/office/drawing/2015/9/8/chartex" xmlns:cx2="http://schemas.microsoft.com/office/drawing/2015/10/21/chartex" xmlns:cx3="http://schemas.microsoft.com/office/drawing/2016/5/9/chartex" xmlns:cx4="http://schemas.microsoft.com/office/drawing/2016/5/10/chartex" xmlns:cx5="http://schemas.microsoft.com/office/drawing/2016/5/11/chartex" xmlns:cx6="http://schemas.microsoft.com/office/drawing/2016/5/12/chartex" xmlns:cx7="http://schemas.microsoft.com/office/drawing/2016/5/13/chartex" xmlns:cx8="http://schemas.microsoft.com/office/drawing/2016/5/14/chartex" xmlns:mc="http://schemas.openxmlformats.org/markup-compatibility/2006" xmlns:aink="http://schemas.microsoft.com/office/drawing/2016/ink" xmlns:am3d="http://schemas.microsoft.com/office/drawing/2017/model3d" xmlns:o="urn:schemas-microsoft-com:office:office" xmlns:oel="http://schemas.microsoft.com/office/2019/extlst" xmlns:r="http://schemas.openxmlformats.org/officeDocument/2006/relationships" xmlns:m="http://schemas.openxmlformats.org/officeDocument/2006/math" xmlns:v="urn:schemas-microsoft-com:vml" xmlns:wp14="http://schemas.microsoft.com/office/word/2010/wordprocessingDrawing" xmlns:wp="http://schemas.openxmlformats.org/drawingml/2006/wordprocessingDrawing" xmlns:w10="urn:schemas-microsoft-com:office:word" xmlns:w="http://schemas.openxmlformats.org/wordprocessingml/2006/main" xmlns:w14="http://schemas.microsoft.com/office/word/2010/wordml" xmlns:w15="http://schemas.microsoft.com/office/word/2012/wordml" xmlns:w16cex="http://schemas.microsoft.com/office/word/2018/wordml/cex" xmlns:w16cid="http://schemas.microsoft.com/office/word/2016/wordml/cid" xmlns:w16="http://schemas.microsoft.com/office/word/2018/wordml" xmlns:w16sdtdh="http://schemas.microsoft.com/office/word/2020/wordml/sdtdatahash" xmlns:w16se="http://schemas.microsoft.com/office/word/2015/wordml/symex" xmlns:wpg="http://schemas.microsoft.com/office/word/2010/wordprocessingGroup" xmlns:wpi="http://schemas.microsoft.com/office/word/2010/wordprocessingInk" xmlns:wne="http://schemas.microsoft.com/office/word/2006/wordml" xmlns:wps="http://schemas.microsoft.com/office/word/2010/wordprocessingShape" mc:Ignorable="w14 w15 w16se w16cid w16 w16cex w16sdtdh wp14">
+<w:document xmlns:wpc="http://schemas.microsoft.com/office/word/2010/wordprocessingCanvas" xmlns:cx="http://schemas.microsoft.com/office/drawing/2014/chartex" xmlns:cx1="http://schemas.microsoft.com/office/drawing/2015/9/8/chartex" xmlns:cx2="http://schemas.microsoft.com/office/drawing/2015/10/21/chartex" xmlns:cx3="http://schemas.microsoft.com/office/drawing/2016/5/9/chartex" xmlns:cx4="http://schemas.microsoft.com/office/drawing/2016/5/10/chartex" xmlns:cx5="http://schemas.microsoft.com/office/drawing/2016/5/11/chartex" xmlns:cx6="http://schemas.microsoft.com/office/drawing/2016/5/12/chartex" xmlns:cx7="http://schemas.microsoft.com/office/drawing/2016/5/13/chartex" xmlns:cx8="http://schemas.microsoft.com/office/drawing/2016/5/14/chartex" xmlns:mc="http://schemas.openxmlformats.org/markup-compatibility/2006" xmlns:aink="http://schemas.microsoft.com/office/drawing/2016/ink" xmlns:am3d="http://schemas.microsoft.com/office/drawing/2017/model3d" xmlns:o="urn:schemas-microsoft-com:office:office" xmlns:oel="http://schemas.microsoft.com/office/2019/extlst" xmlns:r="http://schemas.openxmlformats.org/officeDocument/2006/relationships" xmlns:m="http://schemas.openxmlformats.org/officeDocument/2006/math" xmlns:v="urn:schemas-microsoft-com:vml" xmlns:wp14="http://schemas.microsoft.com/office/word/2010/wordprocessingDrawing" xmlns:wp="http://schemas.openxmlformats.org/drawingml/2006/wordprocessingDrawing" xmlns:w10="urn:schemas-microsoft-com:office:word" xmlns:w="http://schemas.openxmlformats.org/wordprocessingml/2006/main" xmlns:w14="http://schemas.microsoft.com/office/word/2010/wordml" xmlns:w15="http://schemas.microsoft.com/office/word/2012/wordml" xmlns:w16cex="http://schemas.microsoft.com/office/word/2018/wordml/cex" xmlns:w16cid="http://schemas.microsoft.com/office/word/2016/wordml/cid" xmlns:w16="http://schemas.microsoft.com/office/word/2018/wordml" xmlns:w16du="http://schemas.microsoft.com/office/word/2023/wordml/word16du" xmlns:w16sdtdh="http://schemas.microsoft.com/office/word/2020/wordml/sdtdatahash" xmlns:w16sdtfl="http://schemas.microsoft.com/office/word/2024/wordml/sdtformatlock" xmlns:w16se="http://schemas.microsoft.com/office/word/2015/wordml/symex" xmlns:wpg="http://schemas.microsoft.com/office/word/2010/wordprocessingGroup" xmlns:wpi="http://schemas.microsoft.com/office/word/2010/wordprocessingInk" xmlns:wne="http://schemas.microsoft.com/office/word/2006/wordml" xmlns:wps="http://schemas.microsoft.com/office/word/2010/wordprocessingShape" mc:Ignorable="w14 w15 w16se w16cid w16 w16cex w16sdtdh w16sdtfl w16du wp14">
   <w:body>
     <w:p>
       <w:pPr>
@@ -119,7 +119,6 @@
     </w:p>
     <w:p>
       <w:pPr>
-        <w:jc w:val="center"/>
         <w:rPr>
           <w:rFonts w:ascii="Times New Roman" w:hAnsi="Times New Roman" w:cs="Times New Roman"/>
           <w:sz w:val="28"/>
@@ -134,47 +133,42 @@
           <w:rFonts w:ascii="Times New Roman" w:hAnsi="Times New Roman" w:cs="Times New Roman"/>
           <w:sz w:val="28"/>
           <w:szCs w:val="28"/>
-          <w:lang w:val="en-US"/>
-        </w:rPr>
-      </w:pPr>
-    </w:p>
-    <w:p>
-      <w:pPr>
-        <w:jc w:val="center"/>
+        </w:rPr>
+      </w:pPr>
+      <w:r>
         <w:rPr>
           <w:rFonts w:ascii="Times New Roman" w:hAnsi="Times New Roman" w:cs="Times New Roman"/>
           <w:sz w:val="28"/>
           <w:szCs w:val="28"/>
-          <w:lang w:val="en-US"/>
-        </w:rPr>
-      </w:pPr>
-      <w:r>
-        <w:rPr>
-          <w:rFonts w:ascii="Times New Roman" w:hAnsi="Times New Roman" w:cs="Times New Roman"/>
-          <w:sz w:val="28"/>
-          <w:szCs w:val="28"/>
-          <w:lang w:val="en-US"/>
-        </w:rPr>
-        <w:t>Desarrollo Web Integral  Unidad 3</w:t>
-      </w:r>
-    </w:p>
-    <w:p>
-      <w:pPr>
-        <w:pStyle w:val="Title"/>
+        </w:rPr>
+        <w:t xml:space="preserve">Desarrollo Web Integral  </w:t>
+      </w:r>
+    </w:p>
+    <w:p>
+      <w:pPr>
+        <w:pStyle w:val="Title1"/>
         <w:spacing w:after="0"/>
         <w:jc w:val="center"/>
         <w:rPr>
-          <w:lang w:val="en-US"/>
+          <w:lang w:val="es-MX"/>
         </w:rPr>
       </w:pPr>
       <w:r>
         <w:rPr>
           <w:rFonts w:ascii="Arial" w:hAnsi="Arial"/>
           <w:b/>
-          <w:color w:val="000000"/>
           <w:sz w:val="28"/>
+          <w:lang w:val="es-MX"/>
         </w:rPr>
         <w:t>Implementación de Composite API</w:t>
+      </w:r>
+      <w:r>
+        <w:rPr>
+          <w:rFonts w:ascii="Arial" w:hAnsi="Arial"/>
+          <w:b/>
+          <w:sz w:val="28"/>
+          <w:lang w:val="es-MX"/>
+        </w:rPr>
         <w:br/>
         <w:t>y Consumo de Microservicios</w:t>
       </w:r>
@@ -182,57 +176,51 @@
     <w:p>
       <w:pPr>
         <w:jc w:val="center"/>
-        <w:rPr>
-          <w:lang w:val="en-US"/>
-        </w:rPr>
       </w:pPr>
     </w:p>
     <w:p>
       <w:pPr>
         <w:jc w:val="center"/>
-        <w:rPr>
-          <w:lang w:val="en-US"/>
-        </w:rPr>
       </w:pPr>
     </w:p>
     <w:p>
       <w:pPr>
         <w:jc w:val="center"/>
-        <w:rPr>
-          <w:lang w:val="en-US"/>
-        </w:rPr>
       </w:pPr>
     </w:p>
     <w:p>
       <w:pPr>
         <w:jc w:val="center"/>
-        <w:rPr>
-          <w:lang w:val="en-US"/>
-        </w:rPr>
       </w:pPr>
     </w:p>
     <w:p>
       <w:pPr>
         <w:jc w:val="center"/>
-        <w:rPr>
-          <w:lang w:val="en-US"/>
-        </w:rPr>
       </w:pPr>
     </w:p>
     <w:p>
       <w:pPr>
         <w:jc w:val="center"/>
-        <w:rPr>
-          <w:lang w:val="en-US"/>
-        </w:rPr>
       </w:pPr>
     </w:p>
     <w:p>
       <w:pPr>
         <w:jc w:val="center"/>
-        <w:rPr>
-          <w:lang w:val="en-US"/>
-        </w:rPr>
+      </w:pPr>
+    </w:p>
+    <w:p>
+      <w:pPr>
+        <w:jc w:val="center"/>
+      </w:pPr>
+    </w:p>
+    <w:p>
+      <w:pPr>
+        <w:jc w:val="center"/>
+      </w:pPr>
+    </w:p>
+    <w:p>
+      <w:pPr>
+        <w:jc w:val="center"/>
       </w:pPr>
     </w:p>
     <w:p>
@@ -296,93 +284,1998 @@
           <w:rFonts w:ascii="Times New Roman" w:hAnsi="Times New Roman" w:cs="Times New Roman"/>
           <w:sz w:val="24"/>
           <w:szCs w:val="24"/>
-          <w:lang w:val="en-US"/>
         </w:rPr>
       </w:pPr>
       <w:r>
         <w:rPr>
           <w:rFonts w:ascii="Times New Roman" w:hAnsi="Times New Roman" w:cs="Times New Roman"/>
+          <w:szCs w:val="24"/>
+        </w:rPr>
+        <w:t>Dr. Alfonso Jose Barroso Barajas</w:t>
+      </w:r>
+      <w:r>
+        <w:rPr>
+          <w:rFonts w:ascii="Times New Roman" w:hAnsi="Times New Roman" w:cs="Times New Roman"/>
+          <w:szCs w:val="24"/>
+        </w:rPr>
+        <w:br/>
+      </w:r>
+    </w:p>
+    <w:sdt>
+      <w:sdtPr>
+        <w:rPr>
+          <w:rFonts w:eastAsiaTheme="minorHAnsi" w:cstheme="minorBidi"/>
+          <w:b w:val="0"/>
+          <w:color w:val="auto"/>
           <w:sz w:val="22"/>
-          <w:szCs w:val="24"/>
-          <w:lang w:val="en-US"/>
-        </w:rPr>
-        <w:t>Dr. Alfonso Jose Barroso Barajas</w:t>
-        <w:br/>
-        <w:t>Grupo: pendiente de completar</w:t>
-      </w:r>
-      <w:r>
-        <w:rPr>
-          <w:rFonts w:ascii="Times New Roman" w:hAnsi="Times New Roman" w:cs="Times New Roman"/>
-          <w:sz w:val="22"/>
-          <w:szCs w:val="24"/>
-          <w:lang w:val="en-US"/>
-        </w:rPr>
-      </w:r>
-      <w:r>
-        <w:rPr>
-          <w:rFonts w:ascii="Times New Roman" w:hAnsi="Times New Roman" w:cs="Times New Roman"/>
-          <w:sz w:val="22"/>
-          <w:szCs w:val="24"/>
-          <w:lang w:val="en-US"/>
-        </w:rPr>
-      </w:r>
-      <w:r>
-        <w:rPr>
-          <w:rFonts w:ascii="Times New Roman" w:hAnsi="Times New Roman" w:cs="Times New Roman"/>
-          <w:sz w:val="22"/>
-          <w:szCs w:val="24"/>
-          <w:lang w:val="en-US"/>
-        </w:rPr>
-      </w:r>
-      <w:r>
-        <w:rPr>
-          <w:rFonts w:ascii="Times New Roman" w:hAnsi="Times New Roman" w:cs="Times New Roman"/>
-          <w:sz w:val="22"/>
-          <w:szCs w:val="24"/>
-          <w:lang w:val="en-US"/>
-        </w:rPr>
-      </w:r>
-      <w:r>
-        <w:rPr>
-          <w:rFonts w:ascii="Times New Roman" w:hAnsi="Times New Roman" w:cs="Times New Roman"/>
-          <w:sz w:val="22"/>
-          <w:szCs w:val="24"/>
-          <w:lang w:val="en-US"/>
-        </w:rPr>
-      </w:r>
-      <w:r>
-        <w:rPr>
-          <w:rFonts w:ascii="Times New Roman" w:hAnsi="Times New Roman" w:cs="Times New Roman"/>
-          <w:sz w:val="22"/>
-          <w:szCs w:val="24"/>
-          <w:lang w:val="en-US"/>
-        </w:rPr>
-      </w:r>
-      <w:r>
-        <w:rPr>
-          <w:rFonts w:ascii="Times New Roman" w:hAnsi="Times New Roman" w:cs="Times New Roman"/>
-          <w:sz w:val="22"/>
-          <w:szCs w:val="24"/>
-          <w:lang w:val="en-US"/>
-        </w:rPr>
-      </w:r>
-      <w:r>
-        <w:rPr>
-          <w:rFonts w:ascii="Times New Roman" w:hAnsi="Times New Roman" w:cs="Times New Roman"/>
-          <w:sz w:val="22"/>
-          <w:szCs w:val="24"/>
-          <w:lang w:val="en-US"/>
-        </w:rPr>
-      </w:r>
-      <w:r>
-        <w:rPr>
-          <w:rFonts w:ascii="Times New Roman" w:hAnsi="Times New Roman" w:cs="Times New Roman"/>
-          <w:sz w:val="22"/>
-          <w:szCs w:val="24"/>
-          <w:lang w:val="en-US"/>
-        </w:rPr>
-      </w:r>
-    </w:p>
+          <w:szCs w:val="22"/>
+        </w:rPr>
+        <w:id w:val="1768338562"/>
+        <w:docPartObj>
+          <w:docPartGallery w:val="Table of Contents"/>
+          <w:docPartUnique/>
+        </w:docPartObj>
+      </w:sdtPr>
+      <w:sdtEndPr>
+        <w:rPr>
+          <w:bCs/>
+          <w:noProof/>
+        </w:rPr>
+      </w:sdtEndPr>
+      <w:sdtContent>
+        <w:p>
+          <w:pPr>
+            <w:pStyle w:val="TOCHeading"/>
+          </w:pPr>
+          <w:r>
+            <w:t>Contenido</w:t>
+          </w:r>
+        </w:p>
+        <w:p>
+          <w:pPr>
+            <w:pStyle w:val="TOC1"/>
+            <w:tabs>
+              <w:tab w:val="right" w:leader="dot" w:pos="9350"/>
+            </w:tabs>
+            <w:rPr>
+              <w:rFonts w:asciiTheme="minorHAnsi" w:eastAsiaTheme="minorEastAsia" w:hAnsiTheme="minorHAnsi"/>
+              <w:noProof/>
+              <w:kern w:val="2"/>
+              <w:sz w:val="24"/>
+              <w:szCs w:val="24"/>
+              <w:lang w:val="en-US"/>
+              <w14:ligatures w14:val="standardContextual"/>
+            </w:rPr>
+          </w:pPr>
+          <w:r>
+            <w:fldChar w:fldCharType="begin"/>
+          </w:r>
+          <w:r>
+            <w:instrText xml:space="preserve"> TOC \o "1-3" \h \z \u </w:instrText>
+          </w:r>
+          <w:r>
+            <w:fldChar w:fldCharType="separate"/>
+          </w:r>
+          <w:hyperlink w:anchor="_Toc244130270" w:history="1">
+            <w:r>
+              <w:rPr>
+                <w:rStyle w:val="Hyperlink"/>
+                <w:noProof/>
+              </w:rPr>
+              <w:t>1 Introducción y caso de estudio</w:t>
+            </w:r>
+            <w:r>
+              <w:rPr>
+                <w:noProof/>
+                <w:webHidden/>
+              </w:rPr>
+              <w:tab/>
+            </w:r>
+            <w:r>
+              <w:rPr>
+                <w:noProof/>
+                <w:webHidden/>
+              </w:rPr>
+              <w:fldChar w:fldCharType="begin"/>
+            </w:r>
+            <w:r>
+              <w:rPr>
+                <w:noProof/>
+                <w:webHidden/>
+              </w:rPr>
+              <w:instrText xml:space="preserve"> PAGEREF _Toc244130270 \h </w:instrText>
+            </w:r>
+            <w:r>
+              <w:rPr>
+                <w:noProof/>
+                <w:webHidden/>
+              </w:rPr>
+            </w:r>
+            <w:r>
+              <w:rPr>
+                <w:noProof/>
+                <w:webHidden/>
+              </w:rPr>
+              <w:fldChar w:fldCharType="separate"/>
+            </w:r>
+            <w:r>
+              <w:rPr>
+                <w:noProof/>
+                <w:webHidden/>
+              </w:rPr>
+              <w:t>3</w:t>
+            </w:r>
+            <w:r>
+              <w:rPr>
+                <w:noProof/>
+                <w:webHidden/>
+              </w:rPr>
+              <w:fldChar w:fldCharType="end"/>
+            </w:r>
+          </w:hyperlink>
+        </w:p>
+        <w:p>
+          <w:pPr>
+            <w:pStyle w:val="TOC2"/>
+            <w:tabs>
+              <w:tab w:val="right" w:leader="dot" w:pos="9350"/>
+            </w:tabs>
+            <w:rPr>
+              <w:rFonts w:asciiTheme="minorHAnsi" w:eastAsiaTheme="minorEastAsia" w:hAnsiTheme="minorHAnsi"/>
+              <w:noProof/>
+              <w:kern w:val="2"/>
+              <w:sz w:val="24"/>
+              <w:szCs w:val="24"/>
+              <w:lang w:val="en-US"/>
+              <w14:ligatures w14:val="standardContextual"/>
+            </w:rPr>
+          </w:pPr>
+          <w:hyperlink w:anchor="_Toc244130271" w:history="1">
+            <w:r>
+              <w:rPr>
+                <w:rStyle w:val="Hyperlink"/>
+                <w:noProof/>
+              </w:rPr>
+              <w:t>El problema de las múltiples peticiones</w:t>
+            </w:r>
+            <w:r>
+              <w:rPr>
+                <w:noProof/>
+                <w:webHidden/>
+              </w:rPr>
+              <w:tab/>
+            </w:r>
+            <w:r>
+              <w:rPr>
+                <w:noProof/>
+                <w:webHidden/>
+              </w:rPr>
+              <w:fldChar w:fldCharType="begin"/>
+            </w:r>
+            <w:r>
+              <w:rPr>
+                <w:noProof/>
+                <w:webHidden/>
+              </w:rPr>
+              <w:instrText xml:space="preserve"> PAGEREF _Toc244130271 \h </w:instrText>
+            </w:r>
+            <w:r>
+              <w:rPr>
+                <w:noProof/>
+                <w:webHidden/>
+              </w:rPr>
+            </w:r>
+            <w:r>
+              <w:rPr>
+                <w:noProof/>
+                <w:webHidden/>
+              </w:rPr>
+              <w:fldChar w:fldCharType="separate"/>
+            </w:r>
+            <w:r>
+              <w:rPr>
+                <w:noProof/>
+                <w:webHidden/>
+              </w:rPr>
+              <w:t>3</w:t>
+            </w:r>
+            <w:r>
+              <w:rPr>
+                <w:noProof/>
+                <w:webHidden/>
+              </w:rPr>
+              <w:fldChar w:fldCharType="end"/>
+            </w:r>
+          </w:hyperlink>
+        </w:p>
+        <w:p>
+          <w:pPr>
+            <w:pStyle w:val="TOC2"/>
+            <w:tabs>
+              <w:tab w:val="right" w:leader="dot" w:pos="9350"/>
+            </w:tabs>
+            <w:rPr>
+              <w:rFonts w:asciiTheme="minorHAnsi" w:eastAsiaTheme="minorEastAsia" w:hAnsiTheme="minorHAnsi"/>
+              <w:noProof/>
+              <w:kern w:val="2"/>
+              <w:sz w:val="24"/>
+              <w:szCs w:val="24"/>
+              <w:lang w:val="en-US"/>
+              <w14:ligatures w14:val="standardContextual"/>
+            </w:rPr>
+          </w:pPr>
+          <w:hyperlink w:anchor="_Toc244130272" w:history="1">
+            <w:r>
+              <w:rPr>
+                <w:rStyle w:val="Hyperlink"/>
+                <w:noProof/>
+              </w:rPr>
+              <w:t>La solución con una API agregadora</w:t>
+            </w:r>
+            <w:r>
+              <w:rPr>
+                <w:noProof/>
+                <w:webHidden/>
+              </w:rPr>
+              <w:tab/>
+            </w:r>
+            <w:r>
+              <w:rPr>
+                <w:noProof/>
+                <w:webHidden/>
+              </w:rPr>
+              <w:fldChar w:fldCharType="begin"/>
+            </w:r>
+            <w:r>
+              <w:rPr>
+                <w:noProof/>
+                <w:webHidden/>
+              </w:rPr>
+              <w:instrText xml:space="preserve"> PAGEREF _Toc244130272 \h </w:instrText>
+            </w:r>
+            <w:r>
+              <w:rPr>
+                <w:noProof/>
+                <w:webHidden/>
+              </w:rPr>
+            </w:r>
+            <w:r>
+              <w:rPr>
+                <w:noProof/>
+                <w:webHidden/>
+              </w:rPr>
+              <w:fldChar w:fldCharType="separate"/>
+            </w:r>
+            <w:r>
+              <w:rPr>
+                <w:noProof/>
+                <w:webHidden/>
+              </w:rPr>
+              <w:t>3</w:t>
+            </w:r>
+            <w:r>
+              <w:rPr>
+                <w:noProof/>
+                <w:webHidden/>
+              </w:rPr>
+              <w:fldChar w:fldCharType="end"/>
+            </w:r>
+          </w:hyperlink>
+        </w:p>
+        <w:p>
+          <w:pPr>
+            <w:pStyle w:val="TOC2"/>
+            <w:tabs>
+              <w:tab w:val="right" w:leader="dot" w:pos="9350"/>
+            </w:tabs>
+            <w:rPr>
+              <w:rFonts w:asciiTheme="minorHAnsi" w:eastAsiaTheme="minorEastAsia" w:hAnsiTheme="minorHAnsi"/>
+              <w:noProof/>
+              <w:kern w:val="2"/>
+              <w:sz w:val="24"/>
+              <w:szCs w:val="24"/>
+              <w:lang w:val="en-US"/>
+              <w14:ligatures w14:val="standardContextual"/>
+            </w:rPr>
+          </w:pPr>
+          <w:hyperlink w:anchor="_Toc244130273" w:history="1">
+            <w:r>
+              <w:rPr>
+                <w:rStyle w:val="Hyperlink"/>
+                <w:noProof/>
+              </w:rPr>
+              <w:t>Alcance de la entrega</w:t>
+            </w:r>
+            <w:r>
+              <w:rPr>
+                <w:noProof/>
+                <w:webHidden/>
+              </w:rPr>
+              <w:tab/>
+            </w:r>
+            <w:r>
+              <w:rPr>
+                <w:noProof/>
+                <w:webHidden/>
+              </w:rPr>
+              <w:fldChar w:fldCharType="begin"/>
+            </w:r>
+            <w:r>
+              <w:rPr>
+                <w:noProof/>
+                <w:webHidden/>
+              </w:rPr>
+              <w:instrText xml:space="preserve"> PAGEREF _Toc244130273 \h </w:instrText>
+            </w:r>
+            <w:r>
+              <w:rPr>
+                <w:noProof/>
+                <w:webHidden/>
+              </w:rPr>
+            </w:r>
+            <w:r>
+              <w:rPr>
+                <w:noProof/>
+                <w:webHidden/>
+              </w:rPr>
+              <w:fldChar w:fldCharType="separate"/>
+            </w:r>
+            <w:r>
+              <w:rPr>
+                <w:noProof/>
+                <w:webHidden/>
+              </w:rPr>
+              <w:t>3</w:t>
+            </w:r>
+            <w:r>
+              <w:rPr>
+                <w:noProof/>
+                <w:webHidden/>
+              </w:rPr>
+              <w:fldChar w:fldCharType="end"/>
+            </w:r>
+          </w:hyperlink>
+        </w:p>
+        <w:p>
+          <w:pPr>
+            <w:pStyle w:val="TOC1"/>
+            <w:tabs>
+              <w:tab w:val="right" w:leader="dot" w:pos="9350"/>
+            </w:tabs>
+            <w:rPr>
+              <w:rFonts w:asciiTheme="minorHAnsi" w:eastAsiaTheme="minorEastAsia" w:hAnsiTheme="minorHAnsi"/>
+              <w:noProof/>
+              <w:kern w:val="2"/>
+              <w:sz w:val="24"/>
+              <w:szCs w:val="24"/>
+              <w:lang w:val="en-US"/>
+              <w14:ligatures w14:val="standardContextual"/>
+            </w:rPr>
+          </w:pPr>
+          <w:hyperlink w:anchor="_Toc244130274" w:history="1">
+            <w:r>
+              <w:rPr>
+                <w:rStyle w:val="Hyperlink"/>
+                <w:noProof/>
+              </w:rPr>
+              <w:t>2 Especificación técnica de las APIs</w:t>
+            </w:r>
+            <w:r>
+              <w:rPr>
+                <w:noProof/>
+                <w:webHidden/>
+              </w:rPr>
+              <w:tab/>
+            </w:r>
+            <w:r>
+              <w:rPr>
+                <w:noProof/>
+                <w:webHidden/>
+              </w:rPr>
+              <w:fldChar w:fldCharType="begin"/>
+            </w:r>
+            <w:r>
+              <w:rPr>
+                <w:noProof/>
+                <w:webHidden/>
+              </w:rPr>
+              <w:instrText xml:space="preserve"> PAGEREF _Toc244130274 \h </w:instrText>
+            </w:r>
+            <w:r>
+              <w:rPr>
+                <w:noProof/>
+                <w:webHidden/>
+              </w:rPr>
+            </w:r>
+            <w:r>
+              <w:rPr>
+                <w:noProof/>
+                <w:webHidden/>
+              </w:rPr>
+              <w:fldChar w:fldCharType="separate"/>
+            </w:r>
+            <w:r>
+              <w:rPr>
+                <w:noProof/>
+                <w:webHidden/>
+              </w:rPr>
+              <w:t>4</w:t>
+            </w:r>
+            <w:r>
+              <w:rPr>
+                <w:noProof/>
+                <w:webHidden/>
+              </w:rPr>
+              <w:fldChar w:fldCharType="end"/>
+            </w:r>
+          </w:hyperlink>
+        </w:p>
+        <w:p>
+          <w:pPr>
+            <w:pStyle w:val="TOC2"/>
+            <w:tabs>
+              <w:tab w:val="right" w:leader="dot" w:pos="9350"/>
+            </w:tabs>
+            <w:rPr>
+              <w:rFonts w:asciiTheme="minorHAnsi" w:eastAsiaTheme="minorEastAsia" w:hAnsiTheme="minorHAnsi"/>
+              <w:noProof/>
+              <w:kern w:val="2"/>
+              <w:sz w:val="24"/>
+              <w:szCs w:val="24"/>
+              <w:lang w:val="en-US"/>
+              <w14:ligatures w14:val="standardContextual"/>
+            </w:rPr>
+          </w:pPr>
+          <w:hyperlink w:anchor="_Toc244130275" w:history="1">
+            <w:r>
+              <w:rPr>
+                <w:rStyle w:val="Hyperlink"/>
+                <w:noProof/>
+              </w:rPr>
+              <w:t>Entradas y contratos individuales</w:t>
+            </w:r>
+            <w:r>
+              <w:rPr>
+                <w:noProof/>
+                <w:webHidden/>
+              </w:rPr>
+              <w:tab/>
+            </w:r>
+            <w:r>
+              <w:rPr>
+                <w:noProof/>
+                <w:webHidden/>
+              </w:rPr>
+              <w:fldChar w:fldCharType="begin"/>
+            </w:r>
+            <w:r>
+              <w:rPr>
+                <w:noProof/>
+                <w:webHidden/>
+              </w:rPr>
+              <w:instrText xml:space="preserve"> PAGEREF _Toc244130275 \h </w:instrText>
+            </w:r>
+            <w:r>
+              <w:rPr>
+                <w:noProof/>
+                <w:webHidden/>
+              </w:rPr>
+            </w:r>
+            <w:r>
+              <w:rPr>
+                <w:noProof/>
+                <w:webHidden/>
+              </w:rPr>
+              <w:fldChar w:fldCharType="separate"/>
+            </w:r>
+            <w:r>
+              <w:rPr>
+                <w:noProof/>
+                <w:webHidden/>
+              </w:rPr>
+              <w:t>4</w:t>
+            </w:r>
+            <w:r>
+              <w:rPr>
+                <w:noProof/>
+                <w:webHidden/>
+              </w:rPr>
+              <w:fldChar w:fldCharType="end"/>
+            </w:r>
+          </w:hyperlink>
+        </w:p>
+        <w:p>
+          <w:pPr>
+            <w:pStyle w:val="TOC2"/>
+            <w:tabs>
+              <w:tab w:val="right" w:leader="dot" w:pos="9350"/>
+            </w:tabs>
+            <w:rPr>
+              <w:rFonts w:asciiTheme="minorHAnsi" w:eastAsiaTheme="minorEastAsia" w:hAnsiTheme="minorHAnsi"/>
+              <w:noProof/>
+              <w:kern w:val="2"/>
+              <w:sz w:val="24"/>
+              <w:szCs w:val="24"/>
+              <w:lang w:val="en-US"/>
+              <w14:ligatures w14:val="standardContextual"/>
+            </w:rPr>
+          </w:pPr>
+          <w:hyperlink w:anchor="_Toc244130276" w:history="1">
+            <w:r>
+              <w:rPr>
+                <w:rStyle w:val="Hyperlink"/>
+                <w:noProof/>
+              </w:rPr>
+              <w:t>Contrato de la API compuesta</w:t>
+            </w:r>
+            <w:r>
+              <w:rPr>
+                <w:noProof/>
+                <w:webHidden/>
+              </w:rPr>
+              <w:tab/>
+            </w:r>
+            <w:r>
+              <w:rPr>
+                <w:noProof/>
+                <w:webHidden/>
+              </w:rPr>
+              <w:fldChar w:fldCharType="begin"/>
+            </w:r>
+            <w:r>
+              <w:rPr>
+                <w:noProof/>
+                <w:webHidden/>
+              </w:rPr>
+              <w:instrText xml:space="preserve"> PAGEREF _Toc244130276 \h </w:instrText>
+            </w:r>
+            <w:r>
+              <w:rPr>
+                <w:noProof/>
+                <w:webHidden/>
+              </w:rPr>
+            </w:r>
+            <w:r>
+              <w:rPr>
+                <w:noProof/>
+                <w:webHidden/>
+              </w:rPr>
+              <w:fldChar w:fldCharType="separate"/>
+            </w:r>
+            <w:r>
+              <w:rPr>
+                <w:noProof/>
+                <w:webHidden/>
+              </w:rPr>
+              <w:t>4</w:t>
+            </w:r>
+            <w:r>
+              <w:rPr>
+                <w:noProof/>
+                <w:webHidden/>
+              </w:rPr>
+              <w:fldChar w:fldCharType="end"/>
+            </w:r>
+          </w:hyperlink>
+        </w:p>
+        <w:p>
+          <w:pPr>
+            <w:pStyle w:val="TOC2"/>
+            <w:tabs>
+              <w:tab w:val="right" w:leader="dot" w:pos="9350"/>
+            </w:tabs>
+            <w:rPr>
+              <w:rFonts w:asciiTheme="minorHAnsi" w:eastAsiaTheme="minorEastAsia" w:hAnsiTheme="minorHAnsi"/>
+              <w:noProof/>
+              <w:kern w:val="2"/>
+              <w:sz w:val="24"/>
+              <w:szCs w:val="24"/>
+              <w:lang w:val="en-US"/>
+              <w14:ligatures w14:val="standardContextual"/>
+            </w:rPr>
+          </w:pPr>
+          <w:hyperlink w:anchor="_Toc244130277" w:history="1">
+            <w:r>
+              <w:rPr>
+                <w:rStyle w:val="Hyperlink"/>
+                <w:noProof/>
+              </w:rPr>
+              <w:t>Productos para verificar el comportamiento</w:t>
+            </w:r>
+            <w:r>
+              <w:rPr>
+                <w:noProof/>
+                <w:webHidden/>
+              </w:rPr>
+              <w:tab/>
+            </w:r>
+            <w:r>
+              <w:rPr>
+                <w:noProof/>
+                <w:webHidden/>
+              </w:rPr>
+              <w:fldChar w:fldCharType="begin"/>
+            </w:r>
+            <w:r>
+              <w:rPr>
+                <w:noProof/>
+                <w:webHidden/>
+              </w:rPr>
+              <w:instrText xml:space="preserve"> PAGEREF _Toc244130277 \h </w:instrText>
+            </w:r>
+            <w:r>
+              <w:rPr>
+                <w:noProof/>
+                <w:webHidden/>
+              </w:rPr>
+            </w:r>
+            <w:r>
+              <w:rPr>
+                <w:noProof/>
+                <w:webHidden/>
+              </w:rPr>
+              <w:fldChar w:fldCharType="separate"/>
+            </w:r>
+            <w:r>
+              <w:rPr>
+                <w:noProof/>
+                <w:webHidden/>
+              </w:rPr>
+              <w:t>4</w:t>
+            </w:r>
+            <w:r>
+              <w:rPr>
+                <w:noProof/>
+                <w:webHidden/>
+              </w:rPr>
+              <w:fldChar w:fldCharType="end"/>
+            </w:r>
+          </w:hyperlink>
+        </w:p>
+        <w:p>
+          <w:pPr>
+            <w:pStyle w:val="TOC1"/>
+            <w:tabs>
+              <w:tab w:val="right" w:leader="dot" w:pos="9350"/>
+            </w:tabs>
+            <w:rPr>
+              <w:rFonts w:asciiTheme="minorHAnsi" w:eastAsiaTheme="minorEastAsia" w:hAnsiTheme="minorHAnsi"/>
+              <w:noProof/>
+              <w:kern w:val="2"/>
+              <w:sz w:val="24"/>
+              <w:szCs w:val="24"/>
+              <w:lang w:val="en-US"/>
+              <w14:ligatures w14:val="standardContextual"/>
+            </w:rPr>
+          </w:pPr>
+          <w:hyperlink w:anchor="_Toc244130278" w:history="1">
+            <w:r>
+              <w:rPr>
+                <w:rStyle w:val="Hyperlink"/>
+                <w:noProof/>
+              </w:rPr>
+              <w:t>3 Código y estrategia de orquestación</w:t>
+            </w:r>
+            <w:r>
+              <w:rPr>
+                <w:noProof/>
+                <w:webHidden/>
+              </w:rPr>
+              <w:tab/>
+            </w:r>
+            <w:r>
+              <w:rPr>
+                <w:noProof/>
+                <w:webHidden/>
+              </w:rPr>
+              <w:fldChar w:fldCharType="begin"/>
+            </w:r>
+            <w:r>
+              <w:rPr>
+                <w:noProof/>
+                <w:webHidden/>
+              </w:rPr>
+              <w:instrText xml:space="preserve"> PAGEREF _Toc244130278 \h </w:instrText>
+            </w:r>
+            <w:r>
+              <w:rPr>
+                <w:noProof/>
+                <w:webHidden/>
+              </w:rPr>
+            </w:r>
+            <w:r>
+              <w:rPr>
+                <w:noProof/>
+                <w:webHidden/>
+              </w:rPr>
+              <w:fldChar w:fldCharType="separate"/>
+            </w:r>
+            <w:r>
+              <w:rPr>
+                <w:noProof/>
+                <w:webHidden/>
+              </w:rPr>
+              <w:t>5</w:t>
+            </w:r>
+            <w:r>
+              <w:rPr>
+                <w:noProof/>
+                <w:webHidden/>
+              </w:rPr>
+              <w:fldChar w:fldCharType="end"/>
+            </w:r>
+          </w:hyperlink>
+        </w:p>
+        <w:p>
+          <w:pPr>
+            <w:pStyle w:val="TOC2"/>
+            <w:tabs>
+              <w:tab w:val="right" w:leader="dot" w:pos="9350"/>
+            </w:tabs>
+            <w:rPr>
+              <w:rFonts w:asciiTheme="minorHAnsi" w:eastAsiaTheme="minorEastAsia" w:hAnsiTheme="minorHAnsi"/>
+              <w:noProof/>
+              <w:kern w:val="2"/>
+              <w:sz w:val="24"/>
+              <w:szCs w:val="24"/>
+              <w:lang w:val="en-US"/>
+              <w14:ligatures w14:val="standardContextual"/>
+            </w:rPr>
+          </w:pPr>
+          <w:hyperlink w:anchor="_Toc244130279" w:history="1">
+            <w:r>
+              <w:rPr>
+                <w:rStyle w:val="Hyperlink"/>
+                <w:noProof/>
+              </w:rPr>
+              <w:t>Concurrencia con Task WhenAll</w:t>
+            </w:r>
+            <w:r>
+              <w:rPr>
+                <w:noProof/>
+                <w:webHidden/>
+              </w:rPr>
+              <w:tab/>
+            </w:r>
+            <w:r>
+              <w:rPr>
+                <w:noProof/>
+                <w:webHidden/>
+              </w:rPr>
+              <w:fldChar w:fldCharType="begin"/>
+            </w:r>
+            <w:r>
+              <w:rPr>
+                <w:noProof/>
+                <w:webHidden/>
+              </w:rPr>
+              <w:instrText xml:space="preserve"> PAGEREF _Toc244130279 \h </w:instrText>
+            </w:r>
+            <w:r>
+              <w:rPr>
+                <w:noProof/>
+                <w:webHidden/>
+              </w:rPr>
+            </w:r>
+            <w:r>
+              <w:rPr>
+                <w:noProof/>
+                <w:webHidden/>
+              </w:rPr>
+              <w:fldChar w:fldCharType="separate"/>
+            </w:r>
+            <w:r>
+              <w:rPr>
+                <w:noProof/>
+                <w:webHidden/>
+              </w:rPr>
+              <w:t>5</w:t>
+            </w:r>
+            <w:r>
+              <w:rPr>
+                <w:noProof/>
+                <w:webHidden/>
+              </w:rPr>
+              <w:fldChar w:fldCharType="end"/>
+            </w:r>
+          </w:hyperlink>
+        </w:p>
+        <w:p>
+          <w:pPr>
+            <w:pStyle w:val="TOC2"/>
+            <w:tabs>
+              <w:tab w:val="right" w:leader="dot" w:pos="9350"/>
+            </w:tabs>
+            <w:rPr>
+              <w:rFonts w:asciiTheme="minorHAnsi" w:eastAsiaTheme="minorEastAsia" w:hAnsiTheme="minorHAnsi"/>
+              <w:noProof/>
+              <w:kern w:val="2"/>
+              <w:sz w:val="24"/>
+              <w:szCs w:val="24"/>
+              <w:lang w:val="en-US"/>
+              <w14:ligatures w14:val="standardContextual"/>
+            </w:rPr>
+          </w:pPr>
+          <w:hyperlink w:anchor="_Toc244130280" w:history="1">
+            <w:r>
+              <w:rPr>
+                <w:rStyle w:val="Hyperlink"/>
+                <w:noProof/>
+              </w:rPr>
+              <w:t>Cliente HTTP y API externa</w:t>
+            </w:r>
+            <w:r>
+              <w:rPr>
+                <w:noProof/>
+                <w:webHidden/>
+              </w:rPr>
+              <w:tab/>
+            </w:r>
+            <w:r>
+              <w:rPr>
+                <w:noProof/>
+                <w:webHidden/>
+              </w:rPr>
+              <w:fldChar w:fldCharType="begin"/>
+            </w:r>
+            <w:r>
+              <w:rPr>
+                <w:noProof/>
+                <w:webHidden/>
+              </w:rPr>
+              <w:instrText xml:space="preserve"> PAGEREF _Toc244130280 \h </w:instrText>
+            </w:r>
+            <w:r>
+              <w:rPr>
+                <w:noProof/>
+                <w:webHidden/>
+              </w:rPr>
+            </w:r>
+            <w:r>
+              <w:rPr>
+                <w:noProof/>
+                <w:webHidden/>
+              </w:rPr>
+              <w:fldChar w:fldCharType="separate"/>
+            </w:r>
+            <w:r>
+              <w:rPr>
+                <w:noProof/>
+                <w:webHidden/>
+              </w:rPr>
+              <w:t>5</w:t>
+            </w:r>
+            <w:r>
+              <w:rPr>
+                <w:noProof/>
+                <w:webHidden/>
+              </w:rPr>
+              <w:fldChar w:fldCharType="end"/>
+            </w:r>
+          </w:hyperlink>
+        </w:p>
+        <w:p>
+          <w:pPr>
+            <w:pStyle w:val="TOC2"/>
+            <w:tabs>
+              <w:tab w:val="right" w:leader="dot" w:pos="9350"/>
+            </w:tabs>
+            <w:rPr>
+              <w:rFonts w:asciiTheme="minorHAnsi" w:eastAsiaTheme="minorEastAsia" w:hAnsiTheme="minorHAnsi"/>
+              <w:noProof/>
+              <w:kern w:val="2"/>
+              <w:sz w:val="24"/>
+              <w:szCs w:val="24"/>
+              <w:lang w:val="en-US"/>
+              <w14:ligatures w14:val="standardContextual"/>
+            </w:rPr>
+          </w:pPr>
+          <w:hyperlink w:anchor="_Toc244130281" w:history="1">
+            <w:r>
+              <w:rPr>
+                <w:rStyle w:val="Hyperlink"/>
+                <w:noProof/>
+              </w:rPr>
+              <w:t>Transformación de la respuesta</w:t>
+            </w:r>
+            <w:r>
+              <w:rPr>
+                <w:noProof/>
+                <w:webHidden/>
+              </w:rPr>
+              <w:tab/>
+            </w:r>
+            <w:r>
+              <w:rPr>
+                <w:noProof/>
+                <w:webHidden/>
+              </w:rPr>
+              <w:fldChar w:fldCharType="begin"/>
+            </w:r>
+            <w:r>
+              <w:rPr>
+                <w:noProof/>
+                <w:webHidden/>
+              </w:rPr>
+              <w:instrText xml:space="preserve"> PAGEREF _Toc244130281 \h </w:instrText>
+            </w:r>
+            <w:r>
+              <w:rPr>
+                <w:noProof/>
+                <w:webHidden/>
+              </w:rPr>
+            </w:r>
+            <w:r>
+              <w:rPr>
+                <w:noProof/>
+                <w:webHidden/>
+              </w:rPr>
+              <w:fldChar w:fldCharType="separate"/>
+            </w:r>
+            <w:r>
+              <w:rPr>
+                <w:noProof/>
+                <w:webHidden/>
+              </w:rPr>
+              <w:t>5</w:t>
+            </w:r>
+            <w:r>
+              <w:rPr>
+                <w:noProof/>
+                <w:webHidden/>
+              </w:rPr>
+              <w:fldChar w:fldCharType="end"/>
+            </w:r>
+          </w:hyperlink>
+        </w:p>
+        <w:p>
+          <w:pPr>
+            <w:pStyle w:val="TOC1"/>
+            <w:tabs>
+              <w:tab w:val="right" w:leader="dot" w:pos="9350"/>
+            </w:tabs>
+            <w:rPr>
+              <w:rFonts w:asciiTheme="minorHAnsi" w:eastAsiaTheme="minorEastAsia" w:hAnsiTheme="minorHAnsi"/>
+              <w:noProof/>
+              <w:kern w:val="2"/>
+              <w:sz w:val="24"/>
+              <w:szCs w:val="24"/>
+              <w:lang w:val="en-US"/>
+              <w14:ligatures w14:val="standardContextual"/>
+            </w:rPr>
+          </w:pPr>
+          <w:hyperlink w:anchor="_Toc244130282" w:history="1">
+            <w:r>
+              <w:rPr>
+                <w:rStyle w:val="Hyperlink"/>
+                <w:noProof/>
+              </w:rPr>
+              <w:t>4 Tolerancia a fallos y buenas prácticas</w:t>
+            </w:r>
+            <w:r>
+              <w:rPr>
+                <w:noProof/>
+                <w:webHidden/>
+              </w:rPr>
+              <w:tab/>
+            </w:r>
+            <w:r>
+              <w:rPr>
+                <w:noProof/>
+                <w:webHidden/>
+              </w:rPr>
+              <w:fldChar w:fldCharType="begin"/>
+            </w:r>
+            <w:r>
+              <w:rPr>
+                <w:noProof/>
+                <w:webHidden/>
+              </w:rPr>
+              <w:instrText xml:space="preserve"> PAGEREF _Toc244130282 \h </w:instrText>
+            </w:r>
+            <w:r>
+              <w:rPr>
+                <w:noProof/>
+                <w:webHidden/>
+              </w:rPr>
+            </w:r>
+            <w:r>
+              <w:rPr>
+                <w:noProof/>
+                <w:webHidden/>
+              </w:rPr>
+              <w:fldChar w:fldCharType="separate"/>
+            </w:r>
+            <w:r>
+              <w:rPr>
+                <w:noProof/>
+                <w:webHidden/>
+              </w:rPr>
+              <w:t>6</w:t>
+            </w:r>
+            <w:r>
+              <w:rPr>
+                <w:noProof/>
+                <w:webHidden/>
+              </w:rPr>
+              <w:fldChar w:fldCharType="end"/>
+            </w:r>
+          </w:hyperlink>
+        </w:p>
+        <w:p>
+          <w:pPr>
+            <w:pStyle w:val="TOC2"/>
+            <w:tabs>
+              <w:tab w:val="right" w:leader="dot" w:pos="9350"/>
+            </w:tabs>
+            <w:rPr>
+              <w:rFonts w:asciiTheme="minorHAnsi" w:eastAsiaTheme="minorEastAsia" w:hAnsiTheme="minorHAnsi"/>
+              <w:noProof/>
+              <w:kern w:val="2"/>
+              <w:sz w:val="24"/>
+              <w:szCs w:val="24"/>
+              <w:lang w:val="en-US"/>
+              <w14:ligatures w14:val="standardContextual"/>
+            </w:rPr>
+          </w:pPr>
+          <w:hyperlink w:anchor="_Toc244130283" w:history="1">
+            <w:r>
+              <w:rPr>
+                <w:rStyle w:val="Hyperlink"/>
+                <w:noProof/>
+              </w:rPr>
+              <w:t>Control de excepciones</w:t>
+            </w:r>
+            <w:r>
+              <w:rPr>
+                <w:noProof/>
+                <w:webHidden/>
+              </w:rPr>
+              <w:tab/>
+            </w:r>
+            <w:r>
+              <w:rPr>
+                <w:noProof/>
+                <w:webHidden/>
+              </w:rPr>
+              <w:fldChar w:fldCharType="begin"/>
+            </w:r>
+            <w:r>
+              <w:rPr>
+                <w:noProof/>
+                <w:webHidden/>
+              </w:rPr>
+              <w:instrText xml:space="preserve"> PAGEREF _Toc244130283 \h </w:instrText>
+            </w:r>
+            <w:r>
+              <w:rPr>
+                <w:noProof/>
+                <w:webHidden/>
+              </w:rPr>
+            </w:r>
+            <w:r>
+              <w:rPr>
+                <w:noProof/>
+                <w:webHidden/>
+              </w:rPr>
+              <w:fldChar w:fldCharType="separate"/>
+            </w:r>
+            <w:r>
+              <w:rPr>
+                <w:noProof/>
+                <w:webHidden/>
+              </w:rPr>
+              <w:t>6</w:t>
+            </w:r>
+            <w:r>
+              <w:rPr>
+                <w:noProof/>
+                <w:webHidden/>
+              </w:rPr>
+              <w:fldChar w:fldCharType="end"/>
+            </w:r>
+          </w:hyperlink>
+        </w:p>
+        <w:p>
+          <w:pPr>
+            <w:pStyle w:val="TOC2"/>
+            <w:tabs>
+              <w:tab w:val="right" w:leader="dot" w:pos="9350"/>
+            </w:tabs>
+            <w:rPr>
+              <w:rFonts w:asciiTheme="minorHAnsi" w:eastAsiaTheme="minorEastAsia" w:hAnsiTheme="minorHAnsi"/>
+              <w:noProof/>
+              <w:kern w:val="2"/>
+              <w:sz w:val="24"/>
+              <w:szCs w:val="24"/>
+              <w:lang w:val="en-US"/>
+              <w14:ligatures w14:val="standardContextual"/>
+            </w:rPr>
+          </w:pPr>
+          <w:hyperlink w:anchor="_Toc244130284" w:history="1">
+            <w:r>
+              <w:rPr>
+                <w:rStyle w:val="Hyperlink"/>
+                <w:noProof/>
+              </w:rPr>
+              <w:t>Aplicación de SOLID y seguridad</w:t>
+            </w:r>
+            <w:r>
+              <w:rPr>
+                <w:noProof/>
+                <w:webHidden/>
+              </w:rPr>
+              <w:tab/>
+            </w:r>
+            <w:r>
+              <w:rPr>
+                <w:noProof/>
+                <w:webHidden/>
+              </w:rPr>
+              <w:fldChar w:fldCharType="begin"/>
+            </w:r>
+            <w:r>
+              <w:rPr>
+                <w:noProof/>
+                <w:webHidden/>
+              </w:rPr>
+              <w:instrText xml:space="preserve"> PAGEREF _Toc244130284 \h </w:instrText>
+            </w:r>
+            <w:r>
+              <w:rPr>
+                <w:noProof/>
+                <w:webHidden/>
+              </w:rPr>
+            </w:r>
+            <w:r>
+              <w:rPr>
+                <w:noProof/>
+                <w:webHidden/>
+              </w:rPr>
+              <w:fldChar w:fldCharType="separate"/>
+            </w:r>
+            <w:r>
+              <w:rPr>
+                <w:noProof/>
+                <w:webHidden/>
+              </w:rPr>
+              <w:t>6</w:t>
+            </w:r>
+            <w:r>
+              <w:rPr>
+                <w:noProof/>
+                <w:webHidden/>
+              </w:rPr>
+              <w:fldChar w:fldCharType="end"/>
+            </w:r>
+          </w:hyperlink>
+        </w:p>
+        <w:p>
+          <w:pPr>
+            <w:pStyle w:val="TOC1"/>
+            <w:tabs>
+              <w:tab w:val="right" w:leader="dot" w:pos="9350"/>
+            </w:tabs>
+            <w:rPr>
+              <w:rFonts w:asciiTheme="minorHAnsi" w:eastAsiaTheme="minorEastAsia" w:hAnsiTheme="minorHAnsi"/>
+              <w:noProof/>
+              <w:kern w:val="2"/>
+              <w:sz w:val="24"/>
+              <w:szCs w:val="24"/>
+              <w:lang w:val="en-US"/>
+              <w14:ligatures w14:val="standardContextual"/>
+            </w:rPr>
+          </w:pPr>
+          <w:hyperlink w:anchor="_Toc244130285" w:history="1">
+            <w:r>
+              <w:rPr>
+                <w:rStyle w:val="Hyperlink"/>
+                <w:noProof/>
+              </w:rPr>
+              <w:t>5 Evidencias de funcionamiento</w:t>
+            </w:r>
+            <w:r>
+              <w:rPr>
+                <w:noProof/>
+                <w:webHidden/>
+              </w:rPr>
+              <w:tab/>
+            </w:r>
+            <w:r>
+              <w:rPr>
+                <w:noProof/>
+                <w:webHidden/>
+              </w:rPr>
+              <w:fldChar w:fldCharType="begin"/>
+            </w:r>
+            <w:r>
+              <w:rPr>
+                <w:noProof/>
+                <w:webHidden/>
+              </w:rPr>
+              <w:instrText xml:space="preserve"> PAGEREF _Toc244130285 \h </w:instrText>
+            </w:r>
+            <w:r>
+              <w:rPr>
+                <w:noProof/>
+                <w:webHidden/>
+              </w:rPr>
+            </w:r>
+            <w:r>
+              <w:rPr>
+                <w:noProof/>
+                <w:webHidden/>
+              </w:rPr>
+              <w:fldChar w:fldCharType="separate"/>
+            </w:r>
+            <w:r>
+              <w:rPr>
+                <w:noProof/>
+                <w:webHidden/>
+              </w:rPr>
+              <w:t>7</w:t>
+            </w:r>
+            <w:r>
+              <w:rPr>
+                <w:noProof/>
+                <w:webHidden/>
+              </w:rPr>
+              <w:fldChar w:fldCharType="end"/>
+            </w:r>
+          </w:hyperlink>
+        </w:p>
+        <w:p>
+          <w:pPr>
+            <w:pStyle w:val="TOC1"/>
+            <w:tabs>
+              <w:tab w:val="right" w:leader="dot" w:pos="9350"/>
+            </w:tabs>
+            <w:rPr>
+              <w:rFonts w:asciiTheme="minorHAnsi" w:eastAsiaTheme="minorEastAsia" w:hAnsiTheme="minorHAnsi"/>
+              <w:noProof/>
+              <w:kern w:val="2"/>
+              <w:sz w:val="24"/>
+              <w:szCs w:val="24"/>
+              <w:lang w:val="en-US"/>
+              <w14:ligatures w14:val="standardContextual"/>
+            </w:rPr>
+          </w:pPr>
+          <w:hyperlink w:anchor="_Toc244130286" w:history="1">
+            <w:r>
+              <w:rPr>
+                <w:rStyle w:val="Hyperlink"/>
+                <w:noProof/>
+              </w:rPr>
+              <w:t>5 Evidencias de divisas y consolidación</w:t>
+            </w:r>
+            <w:r>
+              <w:rPr>
+                <w:noProof/>
+                <w:webHidden/>
+              </w:rPr>
+              <w:tab/>
+            </w:r>
+            <w:r>
+              <w:rPr>
+                <w:noProof/>
+                <w:webHidden/>
+              </w:rPr>
+              <w:fldChar w:fldCharType="begin"/>
+            </w:r>
+            <w:r>
+              <w:rPr>
+                <w:noProof/>
+                <w:webHidden/>
+              </w:rPr>
+              <w:instrText xml:space="preserve"> PAGEREF _Toc244130286 \h </w:instrText>
+            </w:r>
+            <w:r>
+              <w:rPr>
+                <w:noProof/>
+                <w:webHidden/>
+              </w:rPr>
+            </w:r>
+            <w:r>
+              <w:rPr>
+                <w:noProof/>
+                <w:webHidden/>
+              </w:rPr>
+              <w:fldChar w:fldCharType="separate"/>
+            </w:r>
+            <w:r>
+              <w:rPr>
+                <w:noProof/>
+                <w:webHidden/>
+              </w:rPr>
+              <w:t>8</w:t>
+            </w:r>
+            <w:r>
+              <w:rPr>
+                <w:noProof/>
+                <w:webHidden/>
+              </w:rPr>
+              <w:fldChar w:fldCharType="end"/>
+            </w:r>
+          </w:hyperlink>
+        </w:p>
+        <w:p>
+          <w:pPr>
+            <w:pStyle w:val="TOC1"/>
+            <w:tabs>
+              <w:tab w:val="right" w:leader="dot" w:pos="9350"/>
+            </w:tabs>
+            <w:rPr>
+              <w:rFonts w:asciiTheme="minorHAnsi" w:eastAsiaTheme="minorEastAsia" w:hAnsiTheme="minorHAnsi"/>
+              <w:noProof/>
+              <w:kern w:val="2"/>
+              <w:sz w:val="24"/>
+              <w:szCs w:val="24"/>
+              <w:lang w:val="en-US"/>
+              <w14:ligatures w14:val="standardContextual"/>
+            </w:rPr>
+          </w:pPr>
+          <w:hyperlink w:anchor="_Toc244130287" w:history="1">
+            <w:r>
+              <w:rPr>
+                <w:rStyle w:val="Hyperlink"/>
+                <w:noProof/>
+              </w:rPr>
+              <w:t>5 Capturas del dashboard y respuesta compuesta</w:t>
+            </w:r>
+            <w:r>
+              <w:rPr>
+                <w:noProof/>
+                <w:webHidden/>
+              </w:rPr>
+              <w:tab/>
+            </w:r>
+            <w:r>
+              <w:rPr>
+                <w:noProof/>
+                <w:webHidden/>
+              </w:rPr>
+              <w:fldChar w:fldCharType="begin"/>
+            </w:r>
+            <w:r>
+              <w:rPr>
+                <w:noProof/>
+                <w:webHidden/>
+              </w:rPr>
+              <w:instrText xml:space="preserve"> PAGEREF _Toc244130287 \h </w:instrText>
+            </w:r>
+            <w:r>
+              <w:rPr>
+                <w:noProof/>
+                <w:webHidden/>
+              </w:rPr>
+            </w:r>
+            <w:r>
+              <w:rPr>
+                <w:noProof/>
+                <w:webHidden/>
+              </w:rPr>
+              <w:fldChar w:fldCharType="separate"/>
+            </w:r>
+            <w:r>
+              <w:rPr>
+                <w:noProof/>
+                <w:webHidden/>
+              </w:rPr>
+              <w:t>9</w:t>
+            </w:r>
+            <w:r>
+              <w:rPr>
+                <w:noProof/>
+                <w:webHidden/>
+              </w:rPr>
+              <w:fldChar w:fldCharType="end"/>
+            </w:r>
+          </w:hyperlink>
+        </w:p>
+        <w:p>
+          <w:pPr>
+            <w:pStyle w:val="TOC1"/>
+            <w:tabs>
+              <w:tab w:val="right" w:leader="dot" w:pos="9350"/>
+            </w:tabs>
+            <w:rPr>
+              <w:rFonts w:asciiTheme="minorHAnsi" w:eastAsiaTheme="minorEastAsia" w:hAnsiTheme="minorHAnsi"/>
+              <w:noProof/>
+              <w:kern w:val="2"/>
+              <w:sz w:val="24"/>
+              <w:szCs w:val="24"/>
+              <w:lang w:val="en-US"/>
+              <w14:ligatures w14:val="standardContextual"/>
+            </w:rPr>
+          </w:pPr>
+          <w:hyperlink w:anchor="_Toc244130288" w:history="1">
+            <w:r>
+              <w:rPr>
+                <w:rStyle w:val="Hyperlink"/>
+                <w:noProof/>
+              </w:rPr>
+              <w:t>5 Capturas de disponibilidad de productos</w:t>
+            </w:r>
+            <w:r>
+              <w:rPr>
+                <w:noProof/>
+                <w:webHidden/>
+              </w:rPr>
+              <w:tab/>
+            </w:r>
+            <w:r>
+              <w:rPr>
+                <w:noProof/>
+                <w:webHidden/>
+              </w:rPr>
+              <w:fldChar w:fldCharType="begin"/>
+            </w:r>
+            <w:r>
+              <w:rPr>
+                <w:noProof/>
+                <w:webHidden/>
+              </w:rPr>
+              <w:instrText xml:space="preserve"> PAGEREF _Toc244130288 \h </w:instrText>
+            </w:r>
+            <w:r>
+              <w:rPr>
+                <w:noProof/>
+                <w:webHidden/>
+              </w:rPr>
+            </w:r>
+            <w:r>
+              <w:rPr>
+                <w:noProof/>
+                <w:webHidden/>
+              </w:rPr>
+              <w:fldChar w:fldCharType="separate"/>
+            </w:r>
+            <w:r>
+              <w:rPr>
+                <w:noProof/>
+                <w:webHidden/>
+              </w:rPr>
+              <w:t>10</w:t>
+            </w:r>
+            <w:r>
+              <w:rPr>
+                <w:noProof/>
+                <w:webHidden/>
+              </w:rPr>
+              <w:fldChar w:fldCharType="end"/>
+            </w:r>
+          </w:hyperlink>
+        </w:p>
+        <w:p>
+          <w:pPr>
+            <w:pStyle w:val="TOC1"/>
+            <w:tabs>
+              <w:tab w:val="right" w:leader="dot" w:pos="9350"/>
+            </w:tabs>
+            <w:rPr>
+              <w:rFonts w:asciiTheme="minorHAnsi" w:eastAsiaTheme="minorEastAsia" w:hAnsiTheme="minorHAnsi"/>
+              <w:noProof/>
+              <w:kern w:val="2"/>
+              <w:sz w:val="24"/>
+              <w:szCs w:val="24"/>
+              <w:lang w:val="en-US"/>
+              <w14:ligatures w14:val="standardContextual"/>
+            </w:rPr>
+          </w:pPr>
+          <w:hyperlink w:anchor="_Toc244130289" w:history="1">
+            <w:r>
+              <w:rPr>
+                <w:rStyle w:val="Hyperlink"/>
+                <w:noProof/>
+              </w:rPr>
+              <w:t>5 Capturas de stock y manejo de errores</w:t>
+            </w:r>
+            <w:r>
+              <w:rPr>
+                <w:noProof/>
+                <w:webHidden/>
+              </w:rPr>
+              <w:tab/>
+            </w:r>
+            <w:r>
+              <w:rPr>
+                <w:noProof/>
+                <w:webHidden/>
+              </w:rPr>
+              <w:fldChar w:fldCharType="begin"/>
+            </w:r>
+            <w:r>
+              <w:rPr>
+                <w:noProof/>
+                <w:webHidden/>
+              </w:rPr>
+              <w:instrText xml:space="preserve"> PAGEREF _Toc244130289 \h </w:instrText>
+            </w:r>
+            <w:r>
+              <w:rPr>
+                <w:noProof/>
+                <w:webHidden/>
+              </w:rPr>
+            </w:r>
+            <w:r>
+              <w:rPr>
+                <w:noProof/>
+                <w:webHidden/>
+              </w:rPr>
+              <w:fldChar w:fldCharType="separate"/>
+            </w:r>
+            <w:r>
+              <w:rPr>
+                <w:noProof/>
+                <w:webHidden/>
+              </w:rPr>
+              <w:t>11</w:t>
+            </w:r>
+            <w:r>
+              <w:rPr>
+                <w:noProof/>
+                <w:webHidden/>
+              </w:rPr>
+              <w:fldChar w:fldCharType="end"/>
+            </w:r>
+          </w:hyperlink>
+        </w:p>
+        <w:p>
+          <w:pPr>
+            <w:pStyle w:val="TOC1"/>
+            <w:tabs>
+              <w:tab w:val="right" w:leader="dot" w:pos="9350"/>
+            </w:tabs>
+            <w:rPr>
+              <w:rFonts w:asciiTheme="minorHAnsi" w:eastAsiaTheme="minorEastAsia" w:hAnsiTheme="minorHAnsi"/>
+              <w:noProof/>
+              <w:kern w:val="2"/>
+              <w:sz w:val="24"/>
+              <w:szCs w:val="24"/>
+              <w:lang w:val="en-US"/>
+              <w14:ligatures w14:val="standardContextual"/>
+            </w:rPr>
+          </w:pPr>
+          <w:hyperlink w:anchor="_Toc244130290" w:history="1">
+            <w:r>
+              <w:rPr>
+                <w:rStyle w:val="Hyperlink"/>
+                <w:noProof/>
+              </w:rPr>
+              <w:t>5 Pruebas de integración y reproducción</w:t>
+            </w:r>
+            <w:r>
+              <w:rPr>
+                <w:noProof/>
+                <w:webHidden/>
+              </w:rPr>
+              <w:tab/>
+            </w:r>
+            <w:r>
+              <w:rPr>
+                <w:noProof/>
+                <w:webHidden/>
+              </w:rPr>
+              <w:fldChar w:fldCharType="begin"/>
+            </w:r>
+            <w:r>
+              <w:rPr>
+                <w:noProof/>
+                <w:webHidden/>
+              </w:rPr>
+              <w:instrText xml:space="preserve"> PAGEREF _Toc244130290 \h </w:instrText>
+            </w:r>
+            <w:r>
+              <w:rPr>
+                <w:noProof/>
+                <w:webHidden/>
+              </w:rPr>
+            </w:r>
+            <w:r>
+              <w:rPr>
+                <w:noProof/>
+                <w:webHidden/>
+              </w:rPr>
+              <w:fldChar w:fldCharType="separate"/>
+            </w:r>
+            <w:r>
+              <w:rPr>
+                <w:noProof/>
+                <w:webHidden/>
+              </w:rPr>
+              <w:t>12</w:t>
+            </w:r>
+            <w:r>
+              <w:rPr>
+                <w:noProof/>
+                <w:webHidden/>
+              </w:rPr>
+              <w:fldChar w:fldCharType="end"/>
+            </w:r>
+          </w:hyperlink>
+        </w:p>
+        <w:p>
+          <w:pPr>
+            <w:pStyle w:val="TOC2"/>
+            <w:tabs>
+              <w:tab w:val="right" w:leader="dot" w:pos="9350"/>
+            </w:tabs>
+            <w:rPr>
+              <w:rFonts w:asciiTheme="minorHAnsi" w:eastAsiaTheme="minorEastAsia" w:hAnsiTheme="minorHAnsi"/>
+              <w:noProof/>
+              <w:kern w:val="2"/>
+              <w:sz w:val="24"/>
+              <w:szCs w:val="24"/>
+              <w:lang w:val="en-US"/>
+              <w14:ligatures w14:val="standardContextual"/>
+            </w:rPr>
+          </w:pPr>
+          <w:hyperlink w:anchor="_Toc244130291" w:history="1">
+            <w:r>
+              <w:rPr>
+                <w:rStyle w:val="Hyperlink"/>
+                <w:noProof/>
+              </w:rPr>
+              <w:t>Cómo ejecutar y capturar la interfaz</w:t>
+            </w:r>
+            <w:r>
+              <w:rPr>
+                <w:noProof/>
+                <w:webHidden/>
+              </w:rPr>
+              <w:tab/>
+            </w:r>
+            <w:r>
+              <w:rPr>
+                <w:noProof/>
+                <w:webHidden/>
+              </w:rPr>
+              <w:fldChar w:fldCharType="begin"/>
+            </w:r>
+            <w:r>
+              <w:rPr>
+                <w:noProof/>
+                <w:webHidden/>
+              </w:rPr>
+              <w:instrText xml:space="preserve"> PAGEREF _Toc244130291 \h </w:instrText>
+            </w:r>
+            <w:r>
+              <w:rPr>
+                <w:noProof/>
+                <w:webHidden/>
+              </w:rPr>
+            </w:r>
+            <w:r>
+              <w:rPr>
+                <w:noProof/>
+                <w:webHidden/>
+              </w:rPr>
+              <w:fldChar w:fldCharType="separate"/>
+            </w:r>
+            <w:r>
+              <w:rPr>
+                <w:noProof/>
+                <w:webHidden/>
+              </w:rPr>
+              <w:t>12</w:t>
+            </w:r>
+            <w:r>
+              <w:rPr>
+                <w:noProof/>
+                <w:webHidden/>
+              </w:rPr>
+              <w:fldChar w:fldCharType="end"/>
+            </w:r>
+          </w:hyperlink>
+        </w:p>
+        <w:p>
+          <w:pPr>
+            <w:pStyle w:val="TOC2"/>
+            <w:tabs>
+              <w:tab w:val="right" w:leader="dot" w:pos="9350"/>
+            </w:tabs>
+            <w:rPr>
+              <w:rFonts w:asciiTheme="minorHAnsi" w:eastAsiaTheme="minorEastAsia" w:hAnsiTheme="minorHAnsi"/>
+              <w:noProof/>
+              <w:kern w:val="2"/>
+              <w:sz w:val="24"/>
+              <w:szCs w:val="24"/>
+              <w:lang w:val="en-US"/>
+              <w14:ligatures w14:val="standardContextual"/>
+            </w:rPr>
+          </w:pPr>
+          <w:hyperlink w:anchor="_Toc244130292" w:history="1">
+            <w:r>
+              <w:rPr>
+                <w:rStyle w:val="Hyperlink"/>
+                <w:noProof/>
+              </w:rPr>
+              <w:t>Interfaz implementada</w:t>
+            </w:r>
+            <w:r>
+              <w:rPr>
+                <w:noProof/>
+                <w:webHidden/>
+              </w:rPr>
+              <w:tab/>
+            </w:r>
+            <w:r>
+              <w:rPr>
+                <w:noProof/>
+                <w:webHidden/>
+              </w:rPr>
+              <w:fldChar w:fldCharType="begin"/>
+            </w:r>
+            <w:r>
+              <w:rPr>
+                <w:noProof/>
+                <w:webHidden/>
+              </w:rPr>
+              <w:instrText xml:space="preserve"> PAGEREF _Toc244130292 \h </w:instrText>
+            </w:r>
+            <w:r>
+              <w:rPr>
+                <w:noProof/>
+                <w:webHidden/>
+              </w:rPr>
+            </w:r>
+            <w:r>
+              <w:rPr>
+                <w:noProof/>
+                <w:webHidden/>
+              </w:rPr>
+              <w:fldChar w:fldCharType="separate"/>
+            </w:r>
+            <w:r>
+              <w:rPr>
+                <w:noProof/>
+                <w:webHidden/>
+              </w:rPr>
+              <w:t>12</w:t>
+            </w:r>
+            <w:r>
+              <w:rPr>
+                <w:noProof/>
+                <w:webHidden/>
+              </w:rPr>
+              <w:fldChar w:fldCharType="end"/>
+            </w:r>
+          </w:hyperlink>
+        </w:p>
+        <w:p>
+          <w:pPr>
+            <w:pStyle w:val="TOC1"/>
+            <w:tabs>
+              <w:tab w:val="right" w:leader="dot" w:pos="9350"/>
+            </w:tabs>
+            <w:rPr>
+              <w:rFonts w:asciiTheme="minorHAnsi" w:eastAsiaTheme="minorEastAsia" w:hAnsiTheme="minorHAnsi"/>
+              <w:noProof/>
+              <w:kern w:val="2"/>
+              <w:sz w:val="24"/>
+              <w:szCs w:val="24"/>
+              <w:lang w:val="en-US"/>
+              <w14:ligatures w14:val="standardContextual"/>
+            </w:rPr>
+          </w:pPr>
+          <w:hyperlink w:anchor="_Toc244130293" w:history="1">
+            <w:r>
+              <w:rPr>
+                <w:rStyle w:val="Hyperlink"/>
+                <w:noProof/>
+              </w:rPr>
+              <w:t>6 Conclusiones y lecciones aprendidas</w:t>
+            </w:r>
+            <w:r>
+              <w:rPr>
+                <w:noProof/>
+                <w:webHidden/>
+              </w:rPr>
+              <w:tab/>
+            </w:r>
+            <w:r>
+              <w:rPr>
+                <w:noProof/>
+                <w:webHidden/>
+              </w:rPr>
+              <w:fldChar w:fldCharType="begin"/>
+            </w:r>
+            <w:r>
+              <w:rPr>
+                <w:noProof/>
+                <w:webHidden/>
+              </w:rPr>
+              <w:instrText xml:space="preserve"> PAGEREF _Toc244130293 \h </w:instrText>
+            </w:r>
+            <w:r>
+              <w:rPr>
+                <w:noProof/>
+                <w:webHidden/>
+              </w:rPr>
+            </w:r>
+            <w:r>
+              <w:rPr>
+                <w:noProof/>
+                <w:webHidden/>
+              </w:rPr>
+              <w:fldChar w:fldCharType="separate"/>
+            </w:r>
+            <w:r>
+              <w:rPr>
+                <w:noProof/>
+                <w:webHidden/>
+              </w:rPr>
+              <w:t>13</w:t>
+            </w:r>
+            <w:r>
+              <w:rPr>
+                <w:noProof/>
+                <w:webHidden/>
+              </w:rPr>
+              <w:fldChar w:fldCharType="end"/>
+            </w:r>
+          </w:hyperlink>
+        </w:p>
+        <w:p>
+          <w:pPr>
+            <w:pStyle w:val="TOC1"/>
+            <w:tabs>
+              <w:tab w:val="right" w:leader="dot" w:pos="9350"/>
+            </w:tabs>
+            <w:rPr>
+              <w:rFonts w:asciiTheme="minorHAnsi" w:eastAsiaTheme="minorEastAsia" w:hAnsiTheme="minorHAnsi"/>
+              <w:noProof/>
+              <w:kern w:val="2"/>
+              <w:sz w:val="24"/>
+              <w:szCs w:val="24"/>
+              <w:lang w:val="en-US"/>
+              <w14:ligatures w14:val="standardContextual"/>
+            </w:rPr>
+          </w:pPr>
+          <w:hyperlink w:anchor="_Toc244130294" w:history="1">
+            <w:r>
+              <w:rPr>
+                <w:rStyle w:val="Hyperlink"/>
+                <w:noProof/>
+              </w:rPr>
+              <w:t>7 Repositorio y flujo de trabajo</w:t>
+            </w:r>
+            <w:r>
+              <w:rPr>
+                <w:noProof/>
+                <w:webHidden/>
+              </w:rPr>
+              <w:tab/>
+            </w:r>
+            <w:r>
+              <w:rPr>
+                <w:noProof/>
+                <w:webHidden/>
+              </w:rPr>
+              <w:fldChar w:fldCharType="begin"/>
+            </w:r>
+            <w:r>
+              <w:rPr>
+                <w:noProof/>
+                <w:webHidden/>
+              </w:rPr>
+              <w:instrText xml:space="preserve"> PAGEREF _Toc244130294 \h </w:instrText>
+            </w:r>
+            <w:r>
+              <w:rPr>
+                <w:noProof/>
+                <w:webHidden/>
+              </w:rPr>
+            </w:r>
+            <w:r>
+              <w:rPr>
+                <w:noProof/>
+                <w:webHidden/>
+              </w:rPr>
+              <w:fldChar w:fldCharType="separate"/>
+            </w:r>
+            <w:r>
+              <w:rPr>
+                <w:noProof/>
+                <w:webHidden/>
+              </w:rPr>
+              <w:t>13</w:t>
+            </w:r>
+            <w:r>
+              <w:rPr>
+                <w:noProof/>
+                <w:webHidden/>
+              </w:rPr>
+              <w:fldChar w:fldCharType="end"/>
+            </w:r>
+          </w:hyperlink>
+        </w:p>
+        <w:p>
+          <w:pPr>
+            <w:pStyle w:val="TOC2"/>
+            <w:tabs>
+              <w:tab w:val="right" w:leader="dot" w:pos="9350"/>
+            </w:tabs>
+            <w:rPr>
+              <w:rFonts w:asciiTheme="minorHAnsi" w:eastAsiaTheme="minorEastAsia" w:hAnsiTheme="minorHAnsi"/>
+              <w:noProof/>
+              <w:kern w:val="2"/>
+              <w:sz w:val="24"/>
+              <w:szCs w:val="24"/>
+              <w:lang w:val="en-US"/>
+              <w14:ligatures w14:val="standardContextual"/>
+            </w:rPr>
+          </w:pPr>
+          <w:hyperlink w:anchor="_Toc244130295" w:history="1">
+            <w:r>
+              <w:rPr>
+                <w:rStyle w:val="Hyperlink"/>
+                <w:noProof/>
+              </w:rPr>
+              <w:t>Fuentes de información</w:t>
+            </w:r>
+            <w:r>
+              <w:rPr>
+                <w:noProof/>
+                <w:webHidden/>
+              </w:rPr>
+              <w:tab/>
+            </w:r>
+            <w:r>
+              <w:rPr>
+                <w:noProof/>
+                <w:webHidden/>
+              </w:rPr>
+              <w:fldChar w:fldCharType="begin"/>
+            </w:r>
+            <w:r>
+              <w:rPr>
+                <w:noProof/>
+                <w:webHidden/>
+              </w:rPr>
+              <w:instrText xml:space="preserve"> PAGEREF _Toc244130295 \h </w:instrText>
+            </w:r>
+            <w:r>
+              <w:rPr>
+                <w:noProof/>
+                <w:webHidden/>
+              </w:rPr>
+            </w:r>
+            <w:r>
+              <w:rPr>
+                <w:noProof/>
+                <w:webHidden/>
+              </w:rPr>
+              <w:fldChar w:fldCharType="separate"/>
+            </w:r>
+            <w:r>
+              <w:rPr>
+                <w:noProof/>
+                <w:webHidden/>
+              </w:rPr>
+              <w:t>13</w:t>
+            </w:r>
+            <w:r>
+              <w:rPr>
+                <w:noProof/>
+                <w:webHidden/>
+              </w:rPr>
+              <w:fldChar w:fldCharType="end"/>
+            </w:r>
+          </w:hyperlink>
+        </w:p>
+        <w:p>
+          <w:r>
+            <w:rPr>
+              <w:b/>
+              <w:bCs/>
+              <w:noProof/>
+            </w:rPr>
+            <w:fldChar w:fldCharType="end"/>
+          </w:r>
+        </w:p>
+      </w:sdtContent>
+    </w:sdt>
     <w:p>
       <w:pPr>
         <w:jc w:val="center"/>
@@ -392,16 +2285,17 @@
           <w:szCs w:val="24"/>
         </w:rPr>
       </w:pPr>
-      <w:r/>
-    </w:p>
-    <w:p>
-      <w:pPr>
-        <w:pStyle w:val="Ttulo1"/>
+    </w:p>
+    <w:p>
+      <w:pPr>
+        <w:pStyle w:val="Heading1"/>
         <w:pageBreakBefore/>
       </w:pPr>
+      <w:bookmarkStart w:id="0" w:name="_Toc244130270"/>
       <w:r>
         <w:t>1 Introducción y caso de estudio</w:t>
       </w:r>
+      <w:bookmarkEnd w:id="0"/>
     </w:p>
     <w:p>
       <w:r>
@@ -410,11 +2304,13 @@
     </w:p>
     <w:p>
       <w:pPr>
-        <w:pStyle w:val="Ttulo2"/>
-      </w:pPr>
+        <w:pStyle w:val="Heading2"/>
+      </w:pPr>
+      <w:bookmarkStart w:id="1" w:name="_Toc244130271"/>
       <w:r>
         <w:t>El problema de las múltiples peticiones</w:t>
       </w:r>
+      <w:bookmarkEnd w:id="1"/>
     </w:p>
     <w:p>
       <w:r>
@@ -423,11 +2319,13 @@
     </w:p>
     <w:p>
       <w:pPr>
-        <w:pStyle w:val="Ttulo2"/>
-      </w:pPr>
+        <w:pStyle w:val="Heading2"/>
+      </w:pPr>
+      <w:bookmarkStart w:id="2" w:name="_Toc244130272"/>
       <w:r>
         <w:t>La solución con una API agregadora</w:t>
       </w:r>
+      <w:bookmarkEnd w:id="2"/>
     </w:p>
     <w:p>
       <w:r>
@@ -436,7 +2334,7 @@
     </w:p>
     <w:p>
       <w:pPr>
-        <w:spacing w:line="240" w:lineRule="auto" w:after="160"/>
+        <w:spacing w:after="160" w:line="240" w:lineRule="auto"/>
       </w:pPr>
       <w:r>
         <w:rPr>
@@ -533,11 +2431,13 @@
     </w:p>
     <w:p>
       <w:pPr>
-        <w:pStyle w:val="Ttulo2"/>
-      </w:pPr>
+        <w:pStyle w:val="Heading2"/>
+      </w:pPr>
+      <w:bookmarkStart w:id="3" w:name="_Toc244130273"/>
       <w:r>
         <w:t>Alcance de la entrega</w:t>
       </w:r>
+      <w:bookmarkEnd w:id="3"/>
     </w:p>
     <w:p>
       <w:r>
@@ -546,12 +2446,14 @@
     </w:p>
     <w:p>
       <w:pPr>
-        <w:pStyle w:val="Ttulo1"/>
+        <w:pStyle w:val="Heading1"/>
         <w:pageBreakBefore/>
       </w:pPr>
+      <w:bookmarkStart w:id="4" w:name="_Toc244130274"/>
       <w:r>
         <w:t>2 Especificación técnica de las APIs</w:t>
       </w:r>
+      <w:bookmarkEnd w:id="4"/>
     </w:p>
     <w:p>
       <w:r>
@@ -560,10 +2462,10 @@
     </w:p>
     <w:tbl>
       <w:tblPr>
-        <w:tblW w:type="auto" w:w="0"/>
+        <w:tblW w:w="0" w:type="auto"/>
         <w:jc w:val="center"/>
         <w:tblLayout w:type="fixed"/>
-        <w:tblLook w:firstColumn="1" w:firstRow="1" w:lastColumn="0" w:lastRow="0" w:noHBand="0" w:noVBand="1" w:val="04A0"/>
+        <w:tblLook w:val="04A0" w:firstRow="1" w:lastRow="0" w:firstColumn="1" w:lastColumn="0" w:noHBand="0" w:noVBand="1"/>
       </w:tblPr>
       <w:tblGrid>
         <w:gridCol w:w="1080"/>
@@ -576,24 +2478,25 @@
         <w:trPr>
           <w:cantSplit/>
           <w:tblHeader/>
+          <w:jc w:val="center"/>
         </w:trPr>
         <w:tc>
           <w:tcPr>
-            <w:tcW w:type="dxa" w:w="1080"/>
-            <w:vAlign w:val="center"/>
+            <w:tcW w:w="1080" w:type="dxa"/>
             <w:tcBorders>
-              <w:top w:val="single" w:sz="4" w:color="D9D9D9"/>
-              <w:left w:val="single" w:sz="4" w:color="D9D9D9"/>
-              <w:bottom w:val="single" w:sz="4" w:color="D9D9D9"/>
-              <w:right w:val="single" w:sz="4" w:color="D9D9D9"/>
+              <w:top w:val="single" w:sz="4" w:space="0" w:color="D9D9D9"/>
+              <w:left w:val="single" w:sz="4" w:space="0" w:color="D9D9D9"/>
+              <w:bottom w:val="single" w:sz="4" w:space="0" w:color="D9D9D9"/>
+              <w:right w:val="single" w:sz="4" w:space="0" w:color="D9D9D9"/>
             </w:tcBorders>
+            <w:shd w:val="clear" w:color="auto" w:fill="203E52"/>
             <w:tcMar>
               <w:top w:w="80" w:type="dxa"/>
               <w:left w:w="80" w:type="dxa"/>
               <w:bottom w:w="80" w:type="dxa"/>
               <w:right w:w="80" w:type="dxa"/>
             </w:tcMar>
-            <w:shd w:fill="203E52"/>
+            <w:vAlign w:val="center"/>
           </w:tcPr>
           <w:p>
             <w:pPr>
@@ -601,7 +2504,6 @@
             </w:pPr>
             <w:r>
               <w:rPr>
-                <w:rFonts w:ascii="Arial" w:hAnsi="Arial"/>
                 <w:b/>
                 <w:color w:val="FFFFFF"/>
                 <w:sz w:val="18"/>
@@ -612,21 +2514,21 @@
         </w:tc>
         <w:tc>
           <w:tcPr>
-            <w:tcW w:type="dxa" w:w="1008"/>
-            <w:vAlign w:val="center"/>
+            <w:tcW w:w="1008" w:type="dxa"/>
             <w:tcBorders>
-              <w:top w:val="single" w:sz="4" w:color="D9D9D9"/>
-              <w:left w:val="single" w:sz="4" w:color="D9D9D9"/>
-              <w:bottom w:val="single" w:sz="4" w:color="D9D9D9"/>
-              <w:right w:val="single" w:sz="4" w:color="D9D9D9"/>
+              <w:top w:val="single" w:sz="4" w:space="0" w:color="D9D9D9"/>
+              <w:left w:val="single" w:sz="4" w:space="0" w:color="D9D9D9"/>
+              <w:bottom w:val="single" w:sz="4" w:space="0" w:color="D9D9D9"/>
+              <w:right w:val="single" w:sz="4" w:space="0" w:color="D9D9D9"/>
             </w:tcBorders>
+            <w:shd w:val="clear" w:color="auto" w:fill="203E52"/>
             <w:tcMar>
               <w:top w:w="80" w:type="dxa"/>
               <w:left w:w="80" w:type="dxa"/>
               <w:bottom w:w="80" w:type="dxa"/>
               <w:right w:w="80" w:type="dxa"/>
             </w:tcMar>
-            <w:shd w:fill="203E52"/>
+            <w:vAlign w:val="center"/>
           </w:tcPr>
           <w:p>
             <w:pPr>
@@ -634,7 +2536,6 @@
             </w:pPr>
             <w:r>
               <w:rPr>
-                <w:rFonts w:ascii="Arial" w:hAnsi="Arial"/>
                 <w:b/>
                 <w:color w:val="FFFFFF"/>
                 <w:sz w:val="18"/>
@@ -645,21 +2546,21 @@
         </w:tc>
         <w:tc>
           <w:tcPr>
-            <w:tcW w:type="dxa" w:w="936"/>
-            <w:vAlign w:val="center"/>
+            <w:tcW w:w="936" w:type="dxa"/>
             <w:tcBorders>
-              <w:top w:val="single" w:sz="4" w:color="D9D9D9"/>
-              <w:left w:val="single" w:sz="4" w:color="D9D9D9"/>
-              <w:bottom w:val="single" w:sz="4" w:color="D9D9D9"/>
-              <w:right w:val="single" w:sz="4" w:color="D9D9D9"/>
+              <w:top w:val="single" w:sz="4" w:space="0" w:color="D9D9D9"/>
+              <w:left w:val="single" w:sz="4" w:space="0" w:color="D9D9D9"/>
+              <w:bottom w:val="single" w:sz="4" w:space="0" w:color="D9D9D9"/>
+              <w:right w:val="single" w:sz="4" w:space="0" w:color="D9D9D9"/>
             </w:tcBorders>
+            <w:shd w:val="clear" w:color="auto" w:fill="203E52"/>
             <w:tcMar>
               <w:top w:w="80" w:type="dxa"/>
               <w:left w:w="80" w:type="dxa"/>
               <w:bottom w:w="80" w:type="dxa"/>
               <w:right w:w="80" w:type="dxa"/>
             </w:tcMar>
-            <w:shd w:fill="203E52"/>
+            <w:vAlign w:val="center"/>
           </w:tcPr>
           <w:p>
             <w:pPr>
@@ -667,7 +2568,6 @@
             </w:pPr>
             <w:r>
               <w:rPr>
-                <w:rFonts w:ascii="Arial" w:hAnsi="Arial"/>
                 <w:b/>
                 <w:color w:val="FFFFFF"/>
                 <w:sz w:val="18"/>
@@ -678,21 +2578,21 @@
         </w:tc>
         <w:tc>
           <w:tcPr>
-            <w:tcW w:type="dxa" w:w="3024"/>
-            <w:vAlign w:val="center"/>
+            <w:tcW w:w="3024" w:type="dxa"/>
             <w:tcBorders>
-              <w:top w:val="single" w:sz="4" w:color="D9D9D9"/>
-              <w:left w:val="single" w:sz="4" w:color="D9D9D9"/>
-              <w:bottom w:val="single" w:sz="4" w:color="D9D9D9"/>
-              <w:right w:val="single" w:sz="4" w:color="D9D9D9"/>
+              <w:top w:val="single" w:sz="4" w:space="0" w:color="D9D9D9"/>
+              <w:left w:val="single" w:sz="4" w:space="0" w:color="D9D9D9"/>
+              <w:bottom w:val="single" w:sz="4" w:space="0" w:color="D9D9D9"/>
+              <w:right w:val="single" w:sz="4" w:space="0" w:color="D9D9D9"/>
             </w:tcBorders>
+            <w:shd w:val="clear" w:color="auto" w:fill="203E52"/>
             <w:tcMar>
               <w:top w:w="80" w:type="dxa"/>
               <w:left w:w="80" w:type="dxa"/>
               <w:bottom w:w="80" w:type="dxa"/>
               <w:right w:w="80" w:type="dxa"/>
             </w:tcMar>
-            <w:shd w:fill="203E52"/>
+            <w:vAlign w:val="center"/>
           </w:tcPr>
           <w:p>
             <w:pPr>
@@ -700,7 +2600,6 @@
             </w:pPr>
             <w:r>
               <w:rPr>
-                <w:rFonts w:ascii="Arial" w:hAnsi="Arial"/>
                 <w:b/>
                 <w:color w:val="FFFFFF"/>
                 <w:sz w:val="18"/>
@@ -711,21 +2610,21 @@
         </w:tc>
         <w:tc>
           <w:tcPr>
-            <w:tcW w:type="dxa" w:w="3312"/>
-            <w:vAlign w:val="center"/>
+            <w:tcW w:w="3312" w:type="dxa"/>
             <w:tcBorders>
-              <w:top w:val="single" w:sz="4" w:color="D9D9D9"/>
-              <w:left w:val="single" w:sz="4" w:color="D9D9D9"/>
-              <w:bottom w:val="single" w:sz="4" w:color="D9D9D9"/>
-              <w:right w:val="single" w:sz="4" w:color="D9D9D9"/>
+              <w:top w:val="single" w:sz="4" w:space="0" w:color="D9D9D9"/>
+              <w:left w:val="single" w:sz="4" w:space="0" w:color="D9D9D9"/>
+              <w:bottom w:val="single" w:sz="4" w:space="0" w:color="D9D9D9"/>
+              <w:right w:val="single" w:sz="4" w:space="0" w:color="D9D9D9"/>
             </w:tcBorders>
+            <w:shd w:val="clear" w:color="auto" w:fill="203E52"/>
             <w:tcMar>
               <w:top w:w="80" w:type="dxa"/>
               <w:left w:w="80" w:type="dxa"/>
               <w:bottom w:w="80" w:type="dxa"/>
               <w:right w:w="80" w:type="dxa"/>
             </w:tcMar>
-            <w:shd w:fill="203E52"/>
+            <w:vAlign w:val="center"/>
           </w:tcPr>
           <w:p>
             <w:pPr>
@@ -733,7 +2632,6 @@
             </w:pPr>
             <w:r>
               <w:rPr>
-                <w:rFonts w:ascii="Arial" w:hAnsi="Arial"/>
                 <w:b/>
                 <w:color w:val="FFFFFF"/>
                 <w:sz w:val="18"/>
@@ -746,24 +2644,25 @@
       <w:tr>
         <w:trPr>
           <w:cantSplit/>
+          <w:jc w:val="center"/>
         </w:trPr>
         <w:tc>
           <w:tcPr>
-            <w:tcW w:type="dxa" w:w="1080"/>
-            <w:vAlign w:val="center"/>
+            <w:tcW w:w="1080" w:type="dxa"/>
             <w:tcBorders>
-              <w:top w:val="single" w:sz="4" w:color="D9D9D9"/>
-              <w:left w:val="single" w:sz="4" w:color="D9D9D9"/>
-              <w:bottom w:val="single" w:sz="4" w:color="D9D9D9"/>
-              <w:right w:val="single" w:sz="4" w:color="D9D9D9"/>
+              <w:top w:val="single" w:sz="4" w:space="0" w:color="D9D9D9"/>
+              <w:left w:val="single" w:sz="4" w:space="0" w:color="D9D9D9"/>
+              <w:bottom w:val="single" w:sz="4" w:space="0" w:color="D9D9D9"/>
+              <w:right w:val="single" w:sz="4" w:space="0" w:color="D9D9D9"/>
             </w:tcBorders>
+            <w:shd w:val="clear" w:color="auto" w:fill="FFFFFF"/>
             <w:tcMar>
               <w:top w:w="80" w:type="dxa"/>
               <w:left w:w="80" w:type="dxa"/>
               <w:bottom w:w="80" w:type="dxa"/>
               <w:right w:w="80" w:type="dxa"/>
             </w:tcMar>
-            <w:shd w:fill="FFFFFF"/>
+            <w:vAlign w:val="center"/>
           </w:tcPr>
           <w:p>
             <w:pPr>
@@ -771,8 +2670,6 @@
             </w:pPr>
             <w:r>
               <w:rPr>
-                <w:rFonts w:ascii="Arial" w:hAnsi="Arial"/>
-                <w:b w:val="0"/>
                 <w:color w:val="000000"/>
                 <w:sz w:val="18"/>
               </w:rPr>
@@ -782,21 +2679,21 @@
         </w:tc>
         <w:tc>
           <w:tcPr>
-            <w:tcW w:type="dxa" w:w="1008"/>
-            <w:vAlign w:val="center"/>
+            <w:tcW w:w="1008" w:type="dxa"/>
             <w:tcBorders>
-              <w:top w:val="single" w:sz="4" w:color="D9D9D9"/>
-              <w:left w:val="single" w:sz="4" w:color="D9D9D9"/>
-              <w:bottom w:val="single" w:sz="4" w:color="D9D9D9"/>
-              <w:right w:val="single" w:sz="4" w:color="D9D9D9"/>
+              <w:top w:val="single" w:sz="4" w:space="0" w:color="D9D9D9"/>
+              <w:left w:val="single" w:sz="4" w:space="0" w:color="D9D9D9"/>
+              <w:bottom w:val="single" w:sz="4" w:space="0" w:color="D9D9D9"/>
+              <w:right w:val="single" w:sz="4" w:space="0" w:color="D9D9D9"/>
             </w:tcBorders>
+            <w:shd w:val="clear" w:color="auto" w:fill="FFFFFF"/>
             <w:tcMar>
               <w:top w:w="80" w:type="dxa"/>
               <w:left w:w="80" w:type="dxa"/>
               <w:bottom w:w="80" w:type="dxa"/>
               <w:right w:w="80" w:type="dxa"/>
             </w:tcMar>
-            <w:shd w:fill="FFFFFF"/>
+            <w:vAlign w:val="center"/>
           </w:tcPr>
           <w:p>
             <w:pPr>
@@ -804,8 +2701,6 @@
             </w:pPr>
             <w:r>
               <w:rPr>
-                <w:rFonts w:ascii="Arial" w:hAnsi="Arial"/>
-                <w:b w:val="0"/>
                 <w:color w:val="000000"/>
                 <w:sz w:val="18"/>
               </w:rPr>
@@ -815,21 +2710,21 @@
         </w:tc>
         <w:tc>
           <w:tcPr>
-            <w:tcW w:type="dxa" w:w="936"/>
-            <w:vAlign w:val="center"/>
+            <w:tcW w:w="936" w:type="dxa"/>
             <w:tcBorders>
-              <w:top w:val="single" w:sz="4" w:color="D9D9D9"/>
-              <w:left w:val="single" w:sz="4" w:color="D9D9D9"/>
-              <w:bottom w:val="single" w:sz="4" w:color="D9D9D9"/>
-              <w:right w:val="single" w:sz="4" w:color="D9D9D9"/>
+              <w:top w:val="single" w:sz="4" w:space="0" w:color="D9D9D9"/>
+              <w:left w:val="single" w:sz="4" w:space="0" w:color="D9D9D9"/>
+              <w:bottom w:val="single" w:sz="4" w:space="0" w:color="D9D9D9"/>
+              <w:right w:val="single" w:sz="4" w:space="0" w:color="D9D9D9"/>
             </w:tcBorders>
+            <w:shd w:val="clear" w:color="auto" w:fill="FFFFFF"/>
             <w:tcMar>
               <w:top w:w="80" w:type="dxa"/>
               <w:left w:w="80" w:type="dxa"/>
               <w:bottom w:w="80" w:type="dxa"/>
               <w:right w:w="80" w:type="dxa"/>
             </w:tcMar>
-            <w:shd w:fill="FFFFFF"/>
+            <w:vAlign w:val="center"/>
           </w:tcPr>
           <w:p>
             <w:pPr>
@@ -837,8 +2732,6 @@
             </w:pPr>
             <w:r>
               <w:rPr>
-                <w:rFonts w:ascii="Arial" w:hAnsi="Arial"/>
-                <w:b w:val="0"/>
                 <w:color w:val="000000"/>
                 <w:sz w:val="18"/>
               </w:rPr>
@@ -848,21 +2741,21 @@
         </w:tc>
         <w:tc>
           <w:tcPr>
-            <w:tcW w:type="dxa" w:w="3024"/>
-            <w:vAlign w:val="center"/>
+            <w:tcW w:w="3024" w:type="dxa"/>
             <w:tcBorders>
-              <w:top w:val="single" w:sz="4" w:color="D9D9D9"/>
-              <w:left w:val="single" w:sz="4" w:color="D9D9D9"/>
-              <w:bottom w:val="single" w:sz="4" w:color="D9D9D9"/>
-              <w:right w:val="single" w:sz="4" w:color="D9D9D9"/>
+              <w:top w:val="single" w:sz="4" w:space="0" w:color="D9D9D9"/>
+              <w:left w:val="single" w:sz="4" w:space="0" w:color="D9D9D9"/>
+              <w:bottom w:val="single" w:sz="4" w:space="0" w:color="D9D9D9"/>
+              <w:right w:val="single" w:sz="4" w:space="0" w:color="D9D9D9"/>
             </w:tcBorders>
+            <w:shd w:val="clear" w:color="auto" w:fill="FFFFFF"/>
             <w:tcMar>
               <w:top w:w="80" w:type="dxa"/>
               <w:left w:w="80" w:type="dxa"/>
               <w:bottom w:w="80" w:type="dxa"/>
               <w:right w:w="80" w:type="dxa"/>
             </w:tcMar>
-            <w:shd w:fill="FFFFFF"/>
+            <w:vAlign w:val="center"/>
           </w:tcPr>
           <w:p>
             <w:pPr>
@@ -870,8 +2763,6 @@
             </w:pPr>
             <w:r>
               <w:rPr>
-                <w:rFonts w:ascii="Arial" w:hAnsi="Arial"/>
-                <w:b w:val="0"/>
                 <w:color w:val="000000"/>
                 <w:sz w:val="18"/>
               </w:rPr>
@@ -881,21 +2772,21 @@
         </w:tc>
         <w:tc>
           <w:tcPr>
-            <w:tcW w:type="dxa" w:w="3312"/>
-            <w:vAlign w:val="center"/>
+            <w:tcW w:w="3312" w:type="dxa"/>
             <w:tcBorders>
-              <w:top w:val="single" w:sz="4" w:color="D9D9D9"/>
-              <w:left w:val="single" w:sz="4" w:color="D9D9D9"/>
-              <w:bottom w:val="single" w:sz="4" w:color="D9D9D9"/>
-              <w:right w:val="single" w:sz="4" w:color="D9D9D9"/>
+              <w:top w:val="single" w:sz="4" w:space="0" w:color="D9D9D9"/>
+              <w:left w:val="single" w:sz="4" w:space="0" w:color="D9D9D9"/>
+              <w:bottom w:val="single" w:sz="4" w:space="0" w:color="D9D9D9"/>
+              <w:right w:val="single" w:sz="4" w:space="0" w:color="D9D9D9"/>
             </w:tcBorders>
+            <w:shd w:val="clear" w:color="auto" w:fill="FFFFFF"/>
             <w:tcMar>
               <w:top w:w="80" w:type="dxa"/>
               <w:left w:w="80" w:type="dxa"/>
               <w:bottom w:w="80" w:type="dxa"/>
               <w:right w:w="80" w:type="dxa"/>
             </w:tcMar>
-            <w:shd w:fill="FFFFFF"/>
+            <w:vAlign w:val="center"/>
           </w:tcPr>
           <w:p>
             <w:pPr>
@@ -903,8 +2794,6 @@
             </w:pPr>
             <w:r>
               <w:rPr>
-                <w:rFonts w:ascii="Arial" w:hAnsi="Arial"/>
-                <w:b w:val="0"/>
                 <w:color w:val="000000"/>
                 <w:sz w:val="18"/>
               </w:rPr>
@@ -916,24 +2805,25 @@
       <w:tr>
         <w:trPr>
           <w:cantSplit/>
+          <w:jc w:val="center"/>
         </w:trPr>
         <w:tc>
           <w:tcPr>
-            <w:tcW w:type="dxa" w:w="1080"/>
-            <w:vAlign w:val="center"/>
+            <w:tcW w:w="1080" w:type="dxa"/>
             <w:tcBorders>
-              <w:top w:val="single" w:sz="4" w:color="D9D9D9"/>
-              <w:left w:val="single" w:sz="4" w:color="D9D9D9"/>
-              <w:bottom w:val="single" w:sz="4" w:color="D9D9D9"/>
-              <w:right w:val="single" w:sz="4" w:color="D9D9D9"/>
+              <w:top w:val="single" w:sz="4" w:space="0" w:color="D9D9D9"/>
+              <w:left w:val="single" w:sz="4" w:space="0" w:color="D9D9D9"/>
+              <w:bottom w:val="single" w:sz="4" w:space="0" w:color="D9D9D9"/>
+              <w:right w:val="single" w:sz="4" w:space="0" w:color="D9D9D9"/>
             </w:tcBorders>
+            <w:shd w:val="clear" w:color="auto" w:fill="F2F5F7"/>
             <w:tcMar>
               <w:top w:w="80" w:type="dxa"/>
               <w:left w:w="80" w:type="dxa"/>
               <w:bottom w:w="80" w:type="dxa"/>
               <w:right w:w="80" w:type="dxa"/>
             </w:tcMar>
-            <w:shd w:fill="F2F5F7"/>
+            <w:vAlign w:val="center"/>
           </w:tcPr>
           <w:p>
             <w:pPr>
@@ -941,8 +2831,6 @@
             </w:pPr>
             <w:r>
               <w:rPr>
-                <w:rFonts w:ascii="Arial" w:hAnsi="Arial"/>
-                <w:b w:val="0"/>
                 <w:color w:val="000000"/>
                 <w:sz w:val="18"/>
               </w:rPr>
@@ -952,21 +2840,21 @@
         </w:tc>
         <w:tc>
           <w:tcPr>
-            <w:tcW w:type="dxa" w:w="1008"/>
-            <w:vAlign w:val="center"/>
+            <w:tcW w:w="1008" w:type="dxa"/>
             <w:tcBorders>
-              <w:top w:val="single" w:sz="4" w:color="D9D9D9"/>
-              <w:left w:val="single" w:sz="4" w:color="D9D9D9"/>
-              <w:bottom w:val="single" w:sz="4" w:color="D9D9D9"/>
-              <w:right w:val="single" w:sz="4" w:color="D9D9D9"/>
+              <w:top w:val="single" w:sz="4" w:space="0" w:color="D9D9D9"/>
+              <w:left w:val="single" w:sz="4" w:space="0" w:color="D9D9D9"/>
+              <w:bottom w:val="single" w:sz="4" w:space="0" w:color="D9D9D9"/>
+              <w:right w:val="single" w:sz="4" w:space="0" w:color="D9D9D9"/>
             </w:tcBorders>
+            <w:shd w:val="clear" w:color="auto" w:fill="F2F5F7"/>
             <w:tcMar>
               <w:top w:w="80" w:type="dxa"/>
               <w:left w:w="80" w:type="dxa"/>
               <w:bottom w:w="80" w:type="dxa"/>
               <w:right w:w="80" w:type="dxa"/>
             </w:tcMar>
-            <w:shd w:fill="F2F5F7"/>
+            <w:vAlign w:val="center"/>
           </w:tcPr>
           <w:p>
             <w:pPr>
@@ -974,8 +2862,6 @@
             </w:pPr>
             <w:r>
               <w:rPr>
-                <w:rFonts w:ascii="Arial" w:hAnsi="Arial"/>
-                <w:b w:val="0"/>
                 <w:color w:val="000000"/>
                 <w:sz w:val="18"/>
               </w:rPr>
@@ -985,21 +2871,21 @@
         </w:tc>
         <w:tc>
           <w:tcPr>
-            <w:tcW w:type="dxa" w:w="936"/>
-            <w:vAlign w:val="center"/>
+            <w:tcW w:w="936" w:type="dxa"/>
             <w:tcBorders>
-              <w:top w:val="single" w:sz="4" w:color="D9D9D9"/>
-              <w:left w:val="single" w:sz="4" w:color="D9D9D9"/>
-              <w:bottom w:val="single" w:sz="4" w:color="D9D9D9"/>
-              <w:right w:val="single" w:sz="4" w:color="D9D9D9"/>
+              <w:top w:val="single" w:sz="4" w:space="0" w:color="D9D9D9"/>
+              <w:left w:val="single" w:sz="4" w:space="0" w:color="D9D9D9"/>
+              <w:bottom w:val="single" w:sz="4" w:space="0" w:color="D9D9D9"/>
+              <w:right w:val="single" w:sz="4" w:space="0" w:color="D9D9D9"/>
             </w:tcBorders>
+            <w:shd w:val="clear" w:color="auto" w:fill="F2F5F7"/>
             <w:tcMar>
               <w:top w:w="80" w:type="dxa"/>
               <w:left w:w="80" w:type="dxa"/>
               <w:bottom w:w="80" w:type="dxa"/>
               <w:right w:w="80" w:type="dxa"/>
             </w:tcMar>
-            <w:shd w:fill="F2F5F7"/>
+            <w:vAlign w:val="center"/>
           </w:tcPr>
           <w:p>
             <w:pPr>
@@ -1007,8 +2893,6 @@
             </w:pPr>
             <w:r>
               <w:rPr>
-                <w:rFonts w:ascii="Arial" w:hAnsi="Arial"/>
-                <w:b w:val="0"/>
                 <w:color w:val="000000"/>
                 <w:sz w:val="18"/>
               </w:rPr>
@@ -1018,21 +2902,21 @@
         </w:tc>
         <w:tc>
           <w:tcPr>
-            <w:tcW w:type="dxa" w:w="3024"/>
-            <w:vAlign w:val="center"/>
+            <w:tcW w:w="3024" w:type="dxa"/>
             <w:tcBorders>
-              <w:top w:val="single" w:sz="4" w:color="D9D9D9"/>
-              <w:left w:val="single" w:sz="4" w:color="D9D9D9"/>
-              <w:bottom w:val="single" w:sz="4" w:color="D9D9D9"/>
-              <w:right w:val="single" w:sz="4" w:color="D9D9D9"/>
+              <w:top w:val="single" w:sz="4" w:space="0" w:color="D9D9D9"/>
+              <w:left w:val="single" w:sz="4" w:space="0" w:color="D9D9D9"/>
+              <w:bottom w:val="single" w:sz="4" w:space="0" w:color="D9D9D9"/>
+              <w:right w:val="single" w:sz="4" w:space="0" w:color="D9D9D9"/>
             </w:tcBorders>
+            <w:shd w:val="clear" w:color="auto" w:fill="F2F5F7"/>
             <w:tcMar>
               <w:top w:w="80" w:type="dxa"/>
               <w:left w:w="80" w:type="dxa"/>
               <w:bottom w:w="80" w:type="dxa"/>
               <w:right w:w="80" w:type="dxa"/>
             </w:tcMar>
-            <w:shd w:fill="F2F5F7"/>
+            <w:vAlign w:val="center"/>
           </w:tcPr>
           <w:p>
             <w:pPr>
@@ -1040,8 +2924,6 @@
             </w:pPr>
             <w:r>
               <w:rPr>
-                <w:rFonts w:ascii="Arial" w:hAnsi="Arial"/>
-                <w:b w:val="0"/>
                 <w:color w:val="000000"/>
                 <w:sz w:val="18"/>
               </w:rPr>
@@ -1051,21 +2933,21 @@
         </w:tc>
         <w:tc>
           <w:tcPr>
-            <w:tcW w:type="dxa" w:w="3312"/>
-            <w:vAlign w:val="center"/>
+            <w:tcW w:w="3312" w:type="dxa"/>
             <w:tcBorders>
-              <w:top w:val="single" w:sz="4" w:color="D9D9D9"/>
-              <w:left w:val="single" w:sz="4" w:color="D9D9D9"/>
-              <w:bottom w:val="single" w:sz="4" w:color="D9D9D9"/>
-              <w:right w:val="single" w:sz="4" w:color="D9D9D9"/>
+              <w:top w:val="single" w:sz="4" w:space="0" w:color="D9D9D9"/>
+              <w:left w:val="single" w:sz="4" w:space="0" w:color="D9D9D9"/>
+              <w:bottom w:val="single" w:sz="4" w:space="0" w:color="D9D9D9"/>
+              <w:right w:val="single" w:sz="4" w:space="0" w:color="D9D9D9"/>
             </w:tcBorders>
+            <w:shd w:val="clear" w:color="auto" w:fill="F2F5F7"/>
             <w:tcMar>
               <w:top w:w="80" w:type="dxa"/>
               <w:left w:w="80" w:type="dxa"/>
               <w:bottom w:w="80" w:type="dxa"/>
               <w:right w:w="80" w:type="dxa"/>
             </w:tcMar>
-            <w:shd w:fill="F2F5F7"/>
+            <w:vAlign w:val="center"/>
           </w:tcPr>
           <w:p>
             <w:pPr>
@@ -1073,8 +2955,6 @@
             </w:pPr>
             <w:r>
               <w:rPr>
-                <w:rFonts w:ascii="Arial" w:hAnsi="Arial"/>
-                <w:b w:val="0"/>
                 <w:color w:val="000000"/>
                 <w:sz w:val="18"/>
               </w:rPr>
@@ -1086,24 +2966,25 @@
       <w:tr>
         <w:trPr>
           <w:cantSplit/>
+          <w:jc w:val="center"/>
         </w:trPr>
         <w:tc>
           <w:tcPr>
-            <w:tcW w:type="dxa" w:w="1080"/>
-            <w:vAlign w:val="center"/>
+            <w:tcW w:w="1080" w:type="dxa"/>
             <w:tcBorders>
-              <w:top w:val="single" w:sz="4" w:color="D9D9D9"/>
-              <w:left w:val="single" w:sz="4" w:color="D9D9D9"/>
-              <w:bottom w:val="single" w:sz="4" w:color="D9D9D9"/>
-              <w:right w:val="single" w:sz="4" w:color="D9D9D9"/>
+              <w:top w:val="single" w:sz="4" w:space="0" w:color="D9D9D9"/>
+              <w:left w:val="single" w:sz="4" w:space="0" w:color="D9D9D9"/>
+              <w:bottom w:val="single" w:sz="4" w:space="0" w:color="D9D9D9"/>
+              <w:right w:val="single" w:sz="4" w:space="0" w:color="D9D9D9"/>
             </w:tcBorders>
+            <w:shd w:val="clear" w:color="auto" w:fill="FFFFFF"/>
             <w:tcMar>
               <w:top w:w="80" w:type="dxa"/>
               <w:left w:w="80" w:type="dxa"/>
               <w:bottom w:w="80" w:type="dxa"/>
               <w:right w:w="80" w:type="dxa"/>
             </w:tcMar>
-            <w:shd w:fill="FFFFFF"/>
+            <w:vAlign w:val="center"/>
           </w:tcPr>
           <w:p>
             <w:pPr>
@@ -1111,8 +2992,6 @@
             </w:pPr>
             <w:r>
               <w:rPr>
-                <w:rFonts w:ascii="Arial" w:hAnsi="Arial"/>
-                <w:b w:val="0"/>
                 <w:color w:val="000000"/>
                 <w:sz w:val="18"/>
               </w:rPr>
@@ -1122,21 +3001,21 @@
         </w:tc>
         <w:tc>
           <w:tcPr>
-            <w:tcW w:type="dxa" w:w="1008"/>
-            <w:vAlign w:val="center"/>
+            <w:tcW w:w="1008" w:type="dxa"/>
             <w:tcBorders>
-              <w:top w:val="single" w:sz="4" w:color="D9D9D9"/>
-              <w:left w:val="single" w:sz="4" w:color="D9D9D9"/>
-              <w:bottom w:val="single" w:sz="4" w:color="D9D9D9"/>
-              <w:right w:val="single" w:sz="4" w:color="D9D9D9"/>
+              <w:top w:val="single" w:sz="4" w:space="0" w:color="D9D9D9"/>
+              <w:left w:val="single" w:sz="4" w:space="0" w:color="D9D9D9"/>
+              <w:bottom w:val="single" w:sz="4" w:space="0" w:color="D9D9D9"/>
+              <w:right w:val="single" w:sz="4" w:space="0" w:color="D9D9D9"/>
             </w:tcBorders>
+            <w:shd w:val="clear" w:color="auto" w:fill="FFFFFF"/>
             <w:tcMar>
               <w:top w:w="80" w:type="dxa"/>
               <w:left w:w="80" w:type="dxa"/>
               <w:bottom w:w="80" w:type="dxa"/>
               <w:right w:w="80" w:type="dxa"/>
             </w:tcMar>
-            <w:shd w:fill="FFFFFF"/>
+            <w:vAlign w:val="center"/>
           </w:tcPr>
           <w:p>
             <w:pPr>
@@ -1144,8 +3023,6 @@
             </w:pPr>
             <w:r>
               <w:rPr>
-                <w:rFonts w:ascii="Arial" w:hAnsi="Arial"/>
-                <w:b w:val="0"/>
                 <w:color w:val="000000"/>
                 <w:sz w:val="18"/>
               </w:rPr>
@@ -1155,21 +3032,21 @@
         </w:tc>
         <w:tc>
           <w:tcPr>
-            <w:tcW w:type="dxa" w:w="936"/>
-            <w:vAlign w:val="center"/>
+            <w:tcW w:w="936" w:type="dxa"/>
             <w:tcBorders>
-              <w:top w:val="single" w:sz="4" w:color="D9D9D9"/>
-              <w:left w:val="single" w:sz="4" w:color="D9D9D9"/>
-              <w:bottom w:val="single" w:sz="4" w:color="D9D9D9"/>
-              <w:right w:val="single" w:sz="4" w:color="D9D9D9"/>
+              <w:top w:val="single" w:sz="4" w:space="0" w:color="D9D9D9"/>
+              <w:left w:val="single" w:sz="4" w:space="0" w:color="D9D9D9"/>
+              <w:bottom w:val="single" w:sz="4" w:space="0" w:color="D9D9D9"/>
+              <w:right w:val="single" w:sz="4" w:space="0" w:color="D9D9D9"/>
             </w:tcBorders>
+            <w:shd w:val="clear" w:color="auto" w:fill="FFFFFF"/>
             <w:tcMar>
               <w:top w:w="80" w:type="dxa"/>
               <w:left w:w="80" w:type="dxa"/>
               <w:bottom w:w="80" w:type="dxa"/>
               <w:right w:w="80" w:type="dxa"/>
             </w:tcMar>
-            <w:shd w:fill="FFFFFF"/>
+            <w:vAlign w:val="center"/>
           </w:tcPr>
           <w:p>
             <w:pPr>
@@ -1177,8 +3054,6 @@
             </w:pPr>
             <w:r>
               <w:rPr>
-                <w:rFonts w:ascii="Arial" w:hAnsi="Arial"/>
-                <w:b w:val="0"/>
                 <w:color w:val="000000"/>
                 <w:sz w:val="18"/>
               </w:rPr>
@@ -1188,34 +3063,43 @@
         </w:tc>
         <w:tc>
           <w:tcPr>
-            <w:tcW w:type="dxa" w:w="3024"/>
-            <w:vAlign w:val="center"/>
+            <w:tcW w:w="3024" w:type="dxa"/>
             <w:tcBorders>
-              <w:top w:val="single" w:sz="4" w:color="D9D9D9"/>
-              <w:left w:val="single" w:sz="4" w:color="D9D9D9"/>
-              <w:bottom w:val="single" w:sz="4" w:color="D9D9D9"/>
-              <w:right w:val="single" w:sz="4" w:color="D9D9D9"/>
+              <w:top w:val="single" w:sz="4" w:space="0" w:color="D9D9D9"/>
+              <w:left w:val="single" w:sz="4" w:space="0" w:color="D9D9D9"/>
+              <w:bottom w:val="single" w:sz="4" w:space="0" w:color="D9D9D9"/>
+              <w:right w:val="single" w:sz="4" w:space="0" w:color="D9D9D9"/>
             </w:tcBorders>
+            <w:shd w:val="clear" w:color="auto" w:fill="FFFFFF"/>
             <w:tcMar>
               <w:top w:w="80" w:type="dxa"/>
               <w:left w:w="80" w:type="dxa"/>
               <w:bottom w:w="80" w:type="dxa"/>
               <w:right w:w="80" w:type="dxa"/>
             </w:tcMar>
-            <w:shd w:fill="FFFFFF"/>
+            <w:vAlign w:val="center"/>
           </w:tcPr>
           <w:p>
             <w:pPr>
               <w:spacing w:after="40" w:line="252" w:lineRule="auto"/>
+              <w:rPr>
+                <w:lang w:val="en-US"/>
+              </w:rPr>
             </w:pPr>
             <w:r>
               <w:rPr>
-                <w:rFonts w:ascii="Arial" w:hAnsi="Arial"/>
-                <w:b w:val="0"/>
                 <w:color w:val="000000"/>
                 <w:sz w:val="18"/>
+                <w:lang w:val="en-US"/>
               </w:rPr>
               <w:t>GET api.frankfurter.dev</w:t>
+            </w:r>
+            <w:r>
+              <w:rPr>
+                <w:color w:val="000000"/>
+                <w:sz w:val="18"/>
+                <w:lang w:val="en-US"/>
+              </w:rPr>
               <w:br/>
               <w:t>/v2/rate/USD/MXN</w:t>
             </w:r>
@@ -1223,21 +3107,21 @@
         </w:tc>
         <w:tc>
           <w:tcPr>
-            <w:tcW w:type="dxa" w:w="3312"/>
-            <w:vAlign w:val="center"/>
+            <w:tcW w:w="3312" w:type="dxa"/>
             <w:tcBorders>
-              <w:top w:val="single" w:sz="4" w:color="D9D9D9"/>
-              <w:left w:val="single" w:sz="4" w:color="D9D9D9"/>
-              <w:bottom w:val="single" w:sz="4" w:color="D9D9D9"/>
-              <w:right w:val="single" w:sz="4" w:color="D9D9D9"/>
+              <w:top w:val="single" w:sz="4" w:space="0" w:color="D9D9D9"/>
+              <w:left w:val="single" w:sz="4" w:space="0" w:color="D9D9D9"/>
+              <w:bottom w:val="single" w:sz="4" w:space="0" w:color="D9D9D9"/>
+              <w:right w:val="single" w:sz="4" w:space="0" w:color="D9D9D9"/>
             </w:tcBorders>
+            <w:shd w:val="clear" w:color="auto" w:fill="FFFFFF"/>
             <w:tcMar>
               <w:top w:w="80" w:type="dxa"/>
               <w:left w:w="80" w:type="dxa"/>
               <w:bottom w:w="80" w:type="dxa"/>
               <w:right w:w="80" w:type="dxa"/>
             </w:tcMar>
-            <w:shd w:fill="FFFFFF"/>
+            <w:vAlign w:val="center"/>
           </w:tcPr>
           <w:p>
             <w:pPr>
@@ -1245,8 +3129,6 @@
             </w:pPr>
             <w:r>
               <w:rPr>
-                <w:rFonts w:ascii="Arial" w:hAnsi="Arial"/>
-                <w:b w:val="0"/>
                 <w:color w:val="000000"/>
                 <w:sz w:val="18"/>
               </w:rPr>
@@ -1258,24 +3140,25 @@
       <w:tr>
         <w:trPr>
           <w:cantSplit/>
+          <w:jc w:val="center"/>
         </w:trPr>
         <w:tc>
           <w:tcPr>
-            <w:tcW w:type="dxa" w:w="1080"/>
-            <w:vAlign w:val="center"/>
+            <w:tcW w:w="1080" w:type="dxa"/>
             <w:tcBorders>
-              <w:top w:val="single" w:sz="4" w:color="D9D9D9"/>
-              <w:left w:val="single" w:sz="4" w:color="D9D9D9"/>
-              <w:bottom w:val="single" w:sz="4" w:color="D9D9D9"/>
-              <w:right w:val="single" w:sz="4" w:color="D9D9D9"/>
+              <w:top w:val="single" w:sz="4" w:space="0" w:color="D9D9D9"/>
+              <w:left w:val="single" w:sz="4" w:space="0" w:color="D9D9D9"/>
+              <w:bottom w:val="single" w:sz="4" w:space="0" w:color="D9D9D9"/>
+              <w:right w:val="single" w:sz="4" w:space="0" w:color="D9D9D9"/>
             </w:tcBorders>
+            <w:shd w:val="clear" w:color="auto" w:fill="F2F5F7"/>
             <w:tcMar>
               <w:top w:w="80" w:type="dxa"/>
               <w:left w:w="80" w:type="dxa"/>
               <w:bottom w:w="80" w:type="dxa"/>
               <w:right w:w="80" w:type="dxa"/>
             </w:tcMar>
-            <w:shd w:fill="F2F5F7"/>
+            <w:vAlign w:val="center"/>
           </w:tcPr>
           <w:p>
             <w:pPr>
@@ -1283,8 +3166,6 @@
             </w:pPr>
             <w:r>
               <w:rPr>
-                <w:rFonts w:ascii="Arial" w:hAnsi="Arial"/>
-                <w:b w:val="0"/>
                 <w:color w:val="000000"/>
                 <w:sz w:val="18"/>
               </w:rPr>
@@ -1294,21 +3175,21 @@
         </w:tc>
         <w:tc>
           <w:tcPr>
-            <w:tcW w:type="dxa" w:w="1008"/>
-            <w:vAlign w:val="center"/>
+            <w:tcW w:w="1008" w:type="dxa"/>
             <w:tcBorders>
-              <w:top w:val="single" w:sz="4" w:color="D9D9D9"/>
-              <w:left w:val="single" w:sz="4" w:color="D9D9D9"/>
-              <w:bottom w:val="single" w:sz="4" w:color="D9D9D9"/>
-              <w:right w:val="single" w:sz="4" w:color="D9D9D9"/>
+              <w:top w:val="single" w:sz="4" w:space="0" w:color="D9D9D9"/>
+              <w:left w:val="single" w:sz="4" w:space="0" w:color="D9D9D9"/>
+              <w:bottom w:val="single" w:sz="4" w:space="0" w:color="D9D9D9"/>
+              <w:right w:val="single" w:sz="4" w:space="0" w:color="D9D9D9"/>
             </w:tcBorders>
+            <w:shd w:val="clear" w:color="auto" w:fill="F2F5F7"/>
             <w:tcMar>
               <w:top w:w="80" w:type="dxa"/>
               <w:left w:w="80" w:type="dxa"/>
               <w:bottom w:w="80" w:type="dxa"/>
               <w:right w:w="80" w:type="dxa"/>
             </w:tcMar>
-            <w:shd w:fill="F2F5F7"/>
+            <w:vAlign w:val="center"/>
           </w:tcPr>
           <w:p>
             <w:pPr>
@@ -1316,8 +3197,6 @@
             </w:pPr>
             <w:r>
               <w:rPr>
-                <w:rFonts w:ascii="Arial" w:hAnsi="Arial"/>
-                <w:b w:val="0"/>
                 <w:color w:val="000000"/>
                 <w:sz w:val="18"/>
               </w:rPr>
@@ -1327,21 +3206,21 @@
         </w:tc>
         <w:tc>
           <w:tcPr>
-            <w:tcW w:type="dxa" w:w="936"/>
-            <w:vAlign w:val="center"/>
+            <w:tcW w:w="936" w:type="dxa"/>
             <w:tcBorders>
-              <w:top w:val="single" w:sz="4" w:color="D9D9D9"/>
-              <w:left w:val="single" w:sz="4" w:color="D9D9D9"/>
-              <w:bottom w:val="single" w:sz="4" w:color="D9D9D9"/>
-              <w:right w:val="single" w:sz="4" w:color="D9D9D9"/>
+              <w:top w:val="single" w:sz="4" w:space="0" w:color="D9D9D9"/>
+              <w:left w:val="single" w:sz="4" w:space="0" w:color="D9D9D9"/>
+              <w:bottom w:val="single" w:sz="4" w:space="0" w:color="D9D9D9"/>
+              <w:right w:val="single" w:sz="4" w:space="0" w:color="D9D9D9"/>
             </w:tcBorders>
+            <w:shd w:val="clear" w:color="auto" w:fill="F2F5F7"/>
             <w:tcMar>
               <w:top w:w="80" w:type="dxa"/>
               <w:left w:w="80" w:type="dxa"/>
               <w:bottom w:w="80" w:type="dxa"/>
               <w:right w:w="80" w:type="dxa"/>
             </w:tcMar>
-            <w:shd w:fill="F2F5F7"/>
+            <w:vAlign w:val="center"/>
           </w:tcPr>
           <w:p>
             <w:pPr>
@@ -1349,8 +3228,6 @@
             </w:pPr>
             <w:r>
               <w:rPr>
-                <w:rFonts w:ascii="Arial" w:hAnsi="Arial"/>
-                <w:b w:val="0"/>
                 <w:color w:val="000000"/>
                 <w:sz w:val="18"/>
               </w:rPr>
@@ -1360,32 +3237,34 @@
         </w:tc>
         <w:tc>
           <w:tcPr>
-            <w:tcW w:type="dxa" w:w="3024"/>
-            <w:vAlign w:val="center"/>
+            <w:tcW w:w="3024" w:type="dxa"/>
             <w:tcBorders>
-              <w:top w:val="single" w:sz="4" w:color="D9D9D9"/>
-              <w:left w:val="single" w:sz="4" w:color="D9D9D9"/>
-              <w:bottom w:val="single" w:sz="4" w:color="D9D9D9"/>
-              <w:right w:val="single" w:sz="4" w:color="D9D9D9"/>
+              <w:top w:val="single" w:sz="4" w:space="0" w:color="D9D9D9"/>
+              <w:left w:val="single" w:sz="4" w:space="0" w:color="D9D9D9"/>
+              <w:bottom w:val="single" w:sz="4" w:space="0" w:color="D9D9D9"/>
+              <w:right w:val="single" w:sz="4" w:space="0" w:color="D9D9D9"/>
             </w:tcBorders>
+            <w:shd w:val="clear" w:color="auto" w:fill="F2F5F7"/>
             <w:tcMar>
               <w:top w:w="80" w:type="dxa"/>
               <w:left w:w="80" w:type="dxa"/>
               <w:bottom w:w="80" w:type="dxa"/>
               <w:right w:w="80" w:type="dxa"/>
             </w:tcMar>
-            <w:shd w:fill="F2F5F7"/>
+            <w:vAlign w:val="center"/>
           </w:tcPr>
           <w:p>
             <w:pPr>
               <w:spacing w:after="40" w:line="252" w:lineRule="auto"/>
+              <w:rPr>
+                <w:lang w:val="en-US"/>
+              </w:rPr>
             </w:pPr>
             <w:r>
               <w:rPr>
-                <w:rFonts w:ascii="Arial" w:hAnsi="Arial"/>
-                <w:b w:val="0"/>
                 <w:color w:val="000000"/>
                 <w:sz w:val="18"/>
+                <w:lang w:val="en-US"/>
               </w:rPr>
               <w:t>GET :5100/api/v1/products/{id}/summary</w:t>
             </w:r>
@@ -1393,21 +3272,21 @@
         </w:tc>
         <w:tc>
           <w:tcPr>
-            <w:tcW w:type="dxa" w:w="3312"/>
-            <w:vAlign w:val="center"/>
+            <w:tcW w:w="3312" w:type="dxa"/>
             <w:tcBorders>
-              <w:top w:val="single" w:sz="4" w:color="D9D9D9"/>
-              <w:left w:val="single" w:sz="4" w:color="D9D9D9"/>
-              <w:bottom w:val="single" w:sz="4" w:color="D9D9D9"/>
-              <w:right w:val="single" w:sz="4" w:color="D9D9D9"/>
+              <w:top w:val="single" w:sz="4" w:space="0" w:color="D9D9D9"/>
+              <w:left w:val="single" w:sz="4" w:space="0" w:color="D9D9D9"/>
+              <w:bottom w:val="single" w:sz="4" w:space="0" w:color="D9D9D9"/>
+              <w:right w:val="single" w:sz="4" w:space="0" w:color="D9D9D9"/>
             </w:tcBorders>
+            <w:shd w:val="clear" w:color="auto" w:fill="F2F5F7"/>
             <w:tcMar>
               <w:top w:w="80" w:type="dxa"/>
               <w:left w:w="80" w:type="dxa"/>
               <w:bottom w:w="80" w:type="dxa"/>
               <w:right w:w="80" w:type="dxa"/>
             </w:tcMar>
-            <w:shd w:fill="F2F5F7"/>
+            <w:vAlign w:val="center"/>
           </w:tcPr>
           <w:p>
             <w:pPr>
@@ -1415,8 +3294,6 @@
             </w:pPr>
             <w:r>
               <w:rPr>
-                <w:rFonts w:ascii="Arial" w:hAnsi="Arial"/>
-                <w:b w:val="0"/>
                 <w:color w:val="000000"/>
                 <w:sz w:val="18"/>
               </w:rPr>
@@ -1428,21 +3305,18 @@
     </w:tbl>
     <w:p>
       <w:pPr>
-        <w:spacing w:after="0" w:before="0" w:line="20" w:lineRule="exact"/>
-      </w:pPr>
-      <w:r>
-        <w:rPr>
-          <w:sz w:val="2"/>
-        </w:rPr>
-      </w:r>
-    </w:p>
-    <w:p>
-      <w:pPr>
-        <w:pStyle w:val="Ttulo2"/>
-      </w:pPr>
+        <w:spacing w:after="0" w:line="20" w:lineRule="exact"/>
+      </w:pPr>
+    </w:p>
+    <w:p>
+      <w:pPr>
+        <w:pStyle w:val="Heading2"/>
+      </w:pPr>
+      <w:bookmarkStart w:id="5" w:name="_Toc244130275"/>
       <w:r>
         <w:t>Entradas y contratos individuales</w:t>
       </w:r>
+      <w:bookmarkEnd w:id="5"/>
     </w:p>
     <w:p>
       <w:r>
@@ -1456,11 +3330,13 @@
     </w:p>
     <w:p>
       <w:pPr>
-        <w:pStyle w:val="Ttulo2"/>
-      </w:pPr>
+        <w:pStyle w:val="Heading2"/>
+      </w:pPr>
+      <w:bookmarkStart w:id="6" w:name="_Toc244130276"/>
       <w:r>
         <w:t>Contrato de la API compuesta</w:t>
       </w:r>
+      <w:bookmarkEnd w:id="6"/>
     </w:p>
     <w:p>
       <w:r>
@@ -1469,18 +3345,20 @@
     </w:p>
     <w:p>
       <w:pPr>
-        <w:pStyle w:val="Ttulo2"/>
-      </w:pPr>
+        <w:pStyle w:val="Heading2"/>
+      </w:pPr>
+      <w:bookmarkStart w:id="7" w:name="_Toc244130277"/>
       <w:r>
         <w:t>Productos para verificar el comportamiento</w:t>
       </w:r>
+      <w:bookmarkEnd w:id="7"/>
     </w:p>
     <w:tbl>
       <w:tblPr>
-        <w:tblW w:type="auto" w:w="0"/>
+        <w:tblW w:w="0" w:type="auto"/>
         <w:jc w:val="center"/>
         <w:tblLayout w:type="fixed"/>
-        <w:tblLook w:firstColumn="1" w:firstRow="1" w:lastColumn="0" w:lastRow="0" w:noHBand="0" w:noVBand="1" w:val="04A0"/>
+        <w:tblLook w:val="04A0" w:firstRow="1" w:lastRow="0" w:firstColumn="1" w:lastColumn="0" w:noHBand="0" w:noVBand="1"/>
       </w:tblPr>
       <w:tblGrid>
         <w:gridCol w:w="1152"/>
@@ -1492,24 +3370,25 @@
         <w:trPr>
           <w:cantSplit/>
           <w:tblHeader/>
+          <w:jc w:val="center"/>
         </w:trPr>
         <w:tc>
           <w:tcPr>
-            <w:tcW w:type="dxa" w:w="1152"/>
-            <w:vAlign w:val="center"/>
+            <w:tcW w:w="1152" w:type="dxa"/>
             <w:tcBorders>
-              <w:top w:val="single" w:sz="4" w:color="D9D9D9"/>
-              <w:left w:val="single" w:sz="4" w:color="D9D9D9"/>
-              <w:bottom w:val="single" w:sz="4" w:color="D9D9D9"/>
-              <w:right w:val="single" w:sz="4" w:color="D9D9D9"/>
+              <w:top w:val="single" w:sz="4" w:space="0" w:color="D9D9D9"/>
+              <w:left w:val="single" w:sz="4" w:space="0" w:color="D9D9D9"/>
+              <w:bottom w:val="single" w:sz="4" w:space="0" w:color="D9D9D9"/>
+              <w:right w:val="single" w:sz="4" w:space="0" w:color="D9D9D9"/>
             </w:tcBorders>
+            <w:shd w:val="clear" w:color="auto" w:fill="203E52"/>
             <w:tcMar>
               <w:top w:w="80" w:type="dxa"/>
               <w:left w:w="80" w:type="dxa"/>
               <w:bottom w:w="80" w:type="dxa"/>
               <w:right w:w="80" w:type="dxa"/>
             </w:tcMar>
-            <w:shd w:fill="203E52"/>
+            <w:vAlign w:val="center"/>
           </w:tcPr>
           <w:p>
             <w:pPr>
@@ -1517,7 +3396,6 @@
             </w:pPr>
             <w:r>
               <w:rPr>
-                <w:rFonts w:ascii="Arial" w:hAnsi="Arial"/>
                 <w:b/>
                 <w:color w:val="FFFFFF"/>
                 <w:sz w:val="18"/>
@@ -1528,21 +3406,21 @@
         </w:tc>
         <w:tc>
           <w:tcPr>
-            <w:tcW w:type="dxa" w:w="4896"/>
-            <w:vAlign w:val="center"/>
+            <w:tcW w:w="4896" w:type="dxa"/>
             <w:tcBorders>
-              <w:top w:val="single" w:sz="4" w:color="D9D9D9"/>
-              <w:left w:val="single" w:sz="4" w:color="D9D9D9"/>
-              <w:bottom w:val="single" w:sz="4" w:color="D9D9D9"/>
-              <w:right w:val="single" w:sz="4" w:color="D9D9D9"/>
+              <w:top w:val="single" w:sz="4" w:space="0" w:color="D9D9D9"/>
+              <w:left w:val="single" w:sz="4" w:space="0" w:color="D9D9D9"/>
+              <w:bottom w:val="single" w:sz="4" w:space="0" w:color="D9D9D9"/>
+              <w:right w:val="single" w:sz="4" w:space="0" w:color="D9D9D9"/>
             </w:tcBorders>
+            <w:shd w:val="clear" w:color="auto" w:fill="203E52"/>
             <w:tcMar>
               <w:top w:w="80" w:type="dxa"/>
               <w:left w:w="80" w:type="dxa"/>
               <w:bottom w:w="80" w:type="dxa"/>
               <w:right w:w="80" w:type="dxa"/>
             </w:tcMar>
-            <w:shd w:fill="203E52"/>
+            <w:vAlign w:val="center"/>
           </w:tcPr>
           <w:p>
             <w:pPr>
@@ -1550,7 +3428,6 @@
             </w:pPr>
             <w:r>
               <w:rPr>
-                <w:rFonts w:ascii="Arial" w:hAnsi="Arial"/>
                 <w:b/>
                 <w:color w:val="FFFFFF"/>
                 <w:sz w:val="18"/>
@@ -1561,21 +3438,21 @@
         </w:tc>
         <w:tc>
           <w:tcPr>
-            <w:tcW w:type="dxa" w:w="1656"/>
-            <w:vAlign w:val="center"/>
+            <w:tcW w:w="1656" w:type="dxa"/>
             <w:tcBorders>
-              <w:top w:val="single" w:sz="4" w:color="D9D9D9"/>
-              <w:left w:val="single" w:sz="4" w:color="D9D9D9"/>
-              <w:bottom w:val="single" w:sz="4" w:color="D9D9D9"/>
-              <w:right w:val="single" w:sz="4" w:color="D9D9D9"/>
+              <w:top w:val="single" w:sz="4" w:space="0" w:color="D9D9D9"/>
+              <w:left w:val="single" w:sz="4" w:space="0" w:color="D9D9D9"/>
+              <w:bottom w:val="single" w:sz="4" w:space="0" w:color="D9D9D9"/>
+              <w:right w:val="single" w:sz="4" w:space="0" w:color="D9D9D9"/>
             </w:tcBorders>
+            <w:shd w:val="clear" w:color="auto" w:fill="203E52"/>
             <w:tcMar>
               <w:top w:w="80" w:type="dxa"/>
               <w:left w:w="80" w:type="dxa"/>
               <w:bottom w:w="80" w:type="dxa"/>
               <w:right w:w="80" w:type="dxa"/>
             </w:tcMar>
-            <w:shd w:fill="203E52"/>
+            <w:vAlign w:val="center"/>
           </w:tcPr>
           <w:p>
             <w:pPr>
@@ -1583,7 +3460,6 @@
             </w:pPr>
             <w:r>
               <w:rPr>
-                <w:rFonts w:ascii="Arial" w:hAnsi="Arial"/>
                 <w:b/>
                 <w:color w:val="FFFFFF"/>
                 <w:sz w:val="18"/>
@@ -1594,21 +3470,21 @@
         </w:tc>
         <w:tc>
           <w:tcPr>
-            <w:tcW w:type="dxa" w:w="1656"/>
-            <w:vAlign w:val="center"/>
+            <w:tcW w:w="1656" w:type="dxa"/>
             <w:tcBorders>
-              <w:top w:val="single" w:sz="4" w:color="D9D9D9"/>
-              <w:left w:val="single" w:sz="4" w:color="D9D9D9"/>
-              <w:bottom w:val="single" w:sz="4" w:color="D9D9D9"/>
-              <w:right w:val="single" w:sz="4" w:color="D9D9D9"/>
+              <w:top w:val="single" w:sz="4" w:space="0" w:color="D9D9D9"/>
+              <w:left w:val="single" w:sz="4" w:space="0" w:color="D9D9D9"/>
+              <w:bottom w:val="single" w:sz="4" w:space="0" w:color="D9D9D9"/>
+              <w:right w:val="single" w:sz="4" w:space="0" w:color="D9D9D9"/>
             </w:tcBorders>
+            <w:shd w:val="clear" w:color="auto" w:fill="203E52"/>
             <w:tcMar>
               <w:top w:w="80" w:type="dxa"/>
               <w:left w:w="80" w:type="dxa"/>
               <w:bottom w:w="80" w:type="dxa"/>
               <w:right w:w="80" w:type="dxa"/>
             </w:tcMar>
-            <w:shd w:fill="203E52"/>
+            <w:vAlign w:val="center"/>
           </w:tcPr>
           <w:p>
             <w:pPr>
@@ -1616,7 +3492,6 @@
             </w:pPr>
             <w:r>
               <w:rPr>
-                <w:rFonts w:ascii="Arial" w:hAnsi="Arial"/>
                 <w:b/>
                 <w:color w:val="FFFFFF"/>
                 <w:sz w:val="18"/>
@@ -1629,24 +3504,25 @@
       <w:tr>
         <w:trPr>
           <w:cantSplit/>
+          <w:jc w:val="center"/>
         </w:trPr>
         <w:tc>
           <w:tcPr>
-            <w:tcW w:type="dxa" w:w="1152"/>
-            <w:vAlign w:val="center"/>
+            <w:tcW w:w="1152" w:type="dxa"/>
             <w:tcBorders>
-              <w:top w:val="single" w:sz="4" w:color="D9D9D9"/>
-              <w:left w:val="single" w:sz="4" w:color="D9D9D9"/>
-              <w:bottom w:val="single" w:sz="4" w:color="D9D9D9"/>
-              <w:right w:val="single" w:sz="4" w:color="D9D9D9"/>
+              <w:top w:val="single" w:sz="4" w:space="0" w:color="D9D9D9"/>
+              <w:left w:val="single" w:sz="4" w:space="0" w:color="D9D9D9"/>
+              <w:bottom w:val="single" w:sz="4" w:space="0" w:color="D9D9D9"/>
+              <w:right w:val="single" w:sz="4" w:space="0" w:color="D9D9D9"/>
             </w:tcBorders>
+            <w:shd w:val="clear" w:color="auto" w:fill="FFFFFF"/>
             <w:tcMar>
               <w:top w:w="80" w:type="dxa"/>
               <w:left w:w="80" w:type="dxa"/>
               <w:bottom w:w="80" w:type="dxa"/>
               <w:right w:w="80" w:type="dxa"/>
             </w:tcMar>
-            <w:shd w:fill="FFFFFF"/>
+            <w:vAlign w:val="center"/>
           </w:tcPr>
           <w:p>
             <w:pPr>
@@ -1654,8 +3530,6 @@
             </w:pPr>
             <w:r>
               <w:rPr>
-                <w:rFonts w:ascii="Arial" w:hAnsi="Arial"/>
-                <w:b w:val="0"/>
                 <w:color w:val="000000"/>
                 <w:sz w:val="18"/>
               </w:rPr>
@@ -1665,21 +3539,21 @@
         </w:tc>
         <w:tc>
           <w:tcPr>
-            <w:tcW w:type="dxa" w:w="4896"/>
-            <w:vAlign w:val="center"/>
+            <w:tcW w:w="4896" w:type="dxa"/>
             <w:tcBorders>
-              <w:top w:val="single" w:sz="4" w:color="D9D9D9"/>
-              <w:left w:val="single" w:sz="4" w:color="D9D9D9"/>
-              <w:bottom w:val="single" w:sz="4" w:color="D9D9D9"/>
-              <w:right w:val="single" w:sz="4" w:color="D9D9D9"/>
+              <w:top w:val="single" w:sz="4" w:space="0" w:color="D9D9D9"/>
+              <w:left w:val="single" w:sz="4" w:space="0" w:color="D9D9D9"/>
+              <w:bottom w:val="single" w:sz="4" w:space="0" w:color="D9D9D9"/>
+              <w:right w:val="single" w:sz="4" w:space="0" w:color="D9D9D9"/>
             </w:tcBorders>
+            <w:shd w:val="clear" w:color="auto" w:fill="FFFFFF"/>
             <w:tcMar>
               <w:top w:w="80" w:type="dxa"/>
               <w:left w:w="80" w:type="dxa"/>
               <w:bottom w:w="80" w:type="dxa"/>
               <w:right w:w="80" w:type="dxa"/>
             </w:tcMar>
-            <w:shd w:fill="FFFFFF"/>
+            <w:vAlign w:val="center"/>
           </w:tcPr>
           <w:p>
             <w:pPr>
@@ -1687,8 +3561,6 @@
             </w:pPr>
             <w:r>
               <w:rPr>
-                <w:rFonts w:ascii="Arial" w:hAnsi="Arial"/>
-                <w:b w:val="0"/>
                 <w:color w:val="000000"/>
                 <w:sz w:val="18"/>
               </w:rPr>
@@ -1698,21 +3570,21 @@
         </w:tc>
         <w:tc>
           <w:tcPr>
-            <w:tcW w:type="dxa" w:w="1656"/>
-            <w:vAlign w:val="center"/>
+            <w:tcW w:w="1656" w:type="dxa"/>
             <w:tcBorders>
-              <w:top w:val="single" w:sz="4" w:color="D9D9D9"/>
-              <w:left w:val="single" w:sz="4" w:color="D9D9D9"/>
-              <w:bottom w:val="single" w:sz="4" w:color="D9D9D9"/>
-              <w:right w:val="single" w:sz="4" w:color="D9D9D9"/>
+              <w:top w:val="single" w:sz="4" w:space="0" w:color="D9D9D9"/>
+              <w:left w:val="single" w:sz="4" w:space="0" w:color="D9D9D9"/>
+              <w:bottom w:val="single" w:sz="4" w:space="0" w:color="D9D9D9"/>
+              <w:right w:val="single" w:sz="4" w:space="0" w:color="D9D9D9"/>
             </w:tcBorders>
+            <w:shd w:val="clear" w:color="auto" w:fill="FFFFFF"/>
             <w:tcMar>
               <w:top w:w="80" w:type="dxa"/>
               <w:left w:w="80" w:type="dxa"/>
               <w:bottom w:w="80" w:type="dxa"/>
               <w:right w:w="80" w:type="dxa"/>
             </w:tcMar>
-            <w:shd w:fill="FFFFFF"/>
+            <w:vAlign w:val="center"/>
           </w:tcPr>
           <w:p>
             <w:pPr>
@@ -1720,8 +3592,6 @@
             </w:pPr>
             <w:r>
               <w:rPr>
-                <w:rFonts w:ascii="Arial" w:hAnsi="Arial"/>
-                <w:b w:val="0"/>
                 <w:color w:val="000000"/>
                 <w:sz w:val="18"/>
               </w:rPr>
@@ -1731,21 +3601,21 @@
         </w:tc>
         <w:tc>
           <w:tcPr>
-            <w:tcW w:type="dxa" w:w="1656"/>
-            <w:vAlign w:val="center"/>
+            <w:tcW w:w="1656" w:type="dxa"/>
             <w:tcBorders>
-              <w:top w:val="single" w:sz="4" w:color="D9D9D9"/>
-              <w:left w:val="single" w:sz="4" w:color="D9D9D9"/>
-              <w:bottom w:val="single" w:sz="4" w:color="D9D9D9"/>
-              <w:right w:val="single" w:sz="4" w:color="D9D9D9"/>
+              <w:top w:val="single" w:sz="4" w:space="0" w:color="D9D9D9"/>
+              <w:left w:val="single" w:sz="4" w:space="0" w:color="D9D9D9"/>
+              <w:bottom w:val="single" w:sz="4" w:space="0" w:color="D9D9D9"/>
+              <w:right w:val="single" w:sz="4" w:space="0" w:color="D9D9D9"/>
             </w:tcBorders>
+            <w:shd w:val="clear" w:color="auto" w:fill="FFFFFF"/>
             <w:tcMar>
               <w:top w:w="80" w:type="dxa"/>
               <w:left w:w="80" w:type="dxa"/>
               <w:bottom w:w="80" w:type="dxa"/>
               <w:right w:w="80" w:type="dxa"/>
             </w:tcMar>
-            <w:shd w:fill="FFFFFF"/>
+            <w:vAlign w:val="center"/>
           </w:tcPr>
           <w:p>
             <w:pPr>
@@ -1753,8 +3623,6 @@
             </w:pPr>
             <w:r>
               <w:rPr>
-                <w:rFonts w:ascii="Arial" w:hAnsi="Arial"/>
-                <w:b w:val="0"/>
                 <w:color w:val="000000"/>
                 <w:sz w:val="18"/>
               </w:rPr>
@@ -1766,24 +3634,25 @@
       <w:tr>
         <w:trPr>
           <w:cantSplit/>
+          <w:jc w:val="center"/>
         </w:trPr>
         <w:tc>
           <w:tcPr>
-            <w:tcW w:type="dxa" w:w="1152"/>
-            <w:vAlign w:val="center"/>
+            <w:tcW w:w="1152" w:type="dxa"/>
             <w:tcBorders>
-              <w:top w:val="single" w:sz="4" w:color="D9D9D9"/>
-              <w:left w:val="single" w:sz="4" w:color="D9D9D9"/>
-              <w:bottom w:val="single" w:sz="4" w:color="D9D9D9"/>
-              <w:right w:val="single" w:sz="4" w:color="D9D9D9"/>
+              <w:top w:val="single" w:sz="4" w:space="0" w:color="D9D9D9"/>
+              <w:left w:val="single" w:sz="4" w:space="0" w:color="D9D9D9"/>
+              <w:bottom w:val="single" w:sz="4" w:space="0" w:color="D9D9D9"/>
+              <w:right w:val="single" w:sz="4" w:space="0" w:color="D9D9D9"/>
             </w:tcBorders>
+            <w:shd w:val="clear" w:color="auto" w:fill="F2F5F7"/>
             <w:tcMar>
               <w:top w:w="80" w:type="dxa"/>
               <w:left w:w="80" w:type="dxa"/>
               <w:bottom w:w="80" w:type="dxa"/>
               <w:right w:w="80" w:type="dxa"/>
             </w:tcMar>
-            <w:shd w:fill="F2F5F7"/>
+            <w:vAlign w:val="center"/>
           </w:tcPr>
           <w:p>
             <w:pPr>
@@ -1791,8 +3660,6 @@
             </w:pPr>
             <w:r>
               <w:rPr>
-                <w:rFonts w:ascii="Arial" w:hAnsi="Arial"/>
-                <w:b w:val="0"/>
                 <w:color w:val="000000"/>
                 <w:sz w:val="18"/>
               </w:rPr>
@@ -1802,21 +3669,21 @@
         </w:tc>
         <w:tc>
           <w:tcPr>
-            <w:tcW w:type="dxa" w:w="4896"/>
-            <w:vAlign w:val="center"/>
+            <w:tcW w:w="4896" w:type="dxa"/>
             <w:tcBorders>
-              <w:top w:val="single" w:sz="4" w:color="D9D9D9"/>
-              <w:left w:val="single" w:sz="4" w:color="D9D9D9"/>
-              <w:bottom w:val="single" w:sz="4" w:color="D9D9D9"/>
-              <w:right w:val="single" w:sz="4" w:color="D9D9D9"/>
+              <w:top w:val="single" w:sz="4" w:space="0" w:color="D9D9D9"/>
+              <w:left w:val="single" w:sz="4" w:space="0" w:color="D9D9D9"/>
+              <w:bottom w:val="single" w:sz="4" w:space="0" w:color="D9D9D9"/>
+              <w:right w:val="single" w:sz="4" w:space="0" w:color="D9D9D9"/>
             </w:tcBorders>
+            <w:shd w:val="clear" w:color="auto" w:fill="F2F5F7"/>
             <w:tcMar>
               <w:top w:w="80" w:type="dxa"/>
               <w:left w:w="80" w:type="dxa"/>
               <w:bottom w:w="80" w:type="dxa"/>
               <w:right w:w="80" w:type="dxa"/>
             </w:tcMar>
-            <w:shd w:fill="F2F5F7"/>
+            <w:vAlign w:val="center"/>
           </w:tcPr>
           <w:p>
             <w:pPr>
@@ -1824,8 +3691,6 @@
             </w:pPr>
             <w:r>
               <w:rPr>
-                <w:rFonts w:ascii="Arial" w:hAnsi="Arial"/>
-                <w:b w:val="0"/>
                 <w:color w:val="000000"/>
                 <w:sz w:val="18"/>
               </w:rPr>
@@ -1835,21 +3700,21 @@
         </w:tc>
         <w:tc>
           <w:tcPr>
-            <w:tcW w:type="dxa" w:w="1656"/>
-            <w:vAlign w:val="center"/>
+            <w:tcW w:w="1656" w:type="dxa"/>
             <w:tcBorders>
-              <w:top w:val="single" w:sz="4" w:color="D9D9D9"/>
-              <w:left w:val="single" w:sz="4" w:color="D9D9D9"/>
-              <w:bottom w:val="single" w:sz="4" w:color="D9D9D9"/>
-              <w:right w:val="single" w:sz="4" w:color="D9D9D9"/>
+              <w:top w:val="single" w:sz="4" w:space="0" w:color="D9D9D9"/>
+              <w:left w:val="single" w:sz="4" w:space="0" w:color="D9D9D9"/>
+              <w:bottom w:val="single" w:sz="4" w:space="0" w:color="D9D9D9"/>
+              <w:right w:val="single" w:sz="4" w:space="0" w:color="D9D9D9"/>
             </w:tcBorders>
+            <w:shd w:val="clear" w:color="auto" w:fill="F2F5F7"/>
             <w:tcMar>
               <w:top w:w="80" w:type="dxa"/>
               <w:left w:w="80" w:type="dxa"/>
               <w:bottom w:w="80" w:type="dxa"/>
               <w:right w:w="80" w:type="dxa"/>
             </w:tcMar>
-            <w:shd w:fill="F2F5F7"/>
+            <w:vAlign w:val="center"/>
           </w:tcPr>
           <w:p>
             <w:pPr>
@@ -1857,8 +3722,6 @@
             </w:pPr>
             <w:r>
               <w:rPr>
-                <w:rFonts w:ascii="Arial" w:hAnsi="Arial"/>
-                <w:b w:val="0"/>
                 <w:color w:val="000000"/>
                 <w:sz w:val="18"/>
               </w:rPr>
@@ -1868,21 +3731,21 @@
         </w:tc>
         <w:tc>
           <w:tcPr>
-            <w:tcW w:type="dxa" w:w="1656"/>
-            <w:vAlign w:val="center"/>
+            <w:tcW w:w="1656" w:type="dxa"/>
             <w:tcBorders>
-              <w:top w:val="single" w:sz="4" w:color="D9D9D9"/>
-              <w:left w:val="single" w:sz="4" w:color="D9D9D9"/>
-              <w:bottom w:val="single" w:sz="4" w:color="D9D9D9"/>
-              <w:right w:val="single" w:sz="4" w:color="D9D9D9"/>
+              <w:top w:val="single" w:sz="4" w:space="0" w:color="D9D9D9"/>
+              <w:left w:val="single" w:sz="4" w:space="0" w:color="D9D9D9"/>
+              <w:bottom w:val="single" w:sz="4" w:space="0" w:color="D9D9D9"/>
+              <w:right w:val="single" w:sz="4" w:space="0" w:color="D9D9D9"/>
             </w:tcBorders>
+            <w:shd w:val="clear" w:color="auto" w:fill="F2F5F7"/>
             <w:tcMar>
               <w:top w:w="80" w:type="dxa"/>
               <w:left w:w="80" w:type="dxa"/>
               <w:bottom w:w="80" w:type="dxa"/>
               <w:right w:w="80" w:type="dxa"/>
             </w:tcMar>
-            <w:shd w:fill="F2F5F7"/>
+            <w:vAlign w:val="center"/>
           </w:tcPr>
           <w:p>
             <w:pPr>
@@ -1890,8 +3753,6 @@
             </w:pPr>
             <w:r>
               <w:rPr>
-                <w:rFonts w:ascii="Arial" w:hAnsi="Arial"/>
-                <w:b w:val="0"/>
                 <w:color w:val="000000"/>
                 <w:sz w:val="18"/>
               </w:rPr>
@@ -1903,24 +3764,25 @@
       <w:tr>
         <w:trPr>
           <w:cantSplit/>
+          <w:jc w:val="center"/>
         </w:trPr>
         <w:tc>
           <w:tcPr>
-            <w:tcW w:type="dxa" w:w="1152"/>
-            <w:vAlign w:val="center"/>
+            <w:tcW w:w="1152" w:type="dxa"/>
             <w:tcBorders>
-              <w:top w:val="single" w:sz="4" w:color="D9D9D9"/>
-              <w:left w:val="single" w:sz="4" w:color="D9D9D9"/>
-              <w:bottom w:val="single" w:sz="4" w:color="D9D9D9"/>
-              <w:right w:val="single" w:sz="4" w:color="D9D9D9"/>
+              <w:top w:val="single" w:sz="4" w:space="0" w:color="D9D9D9"/>
+              <w:left w:val="single" w:sz="4" w:space="0" w:color="D9D9D9"/>
+              <w:bottom w:val="single" w:sz="4" w:space="0" w:color="D9D9D9"/>
+              <w:right w:val="single" w:sz="4" w:space="0" w:color="D9D9D9"/>
             </w:tcBorders>
+            <w:shd w:val="clear" w:color="auto" w:fill="FFFFFF"/>
             <w:tcMar>
               <w:top w:w="80" w:type="dxa"/>
               <w:left w:w="80" w:type="dxa"/>
               <w:bottom w:w="80" w:type="dxa"/>
               <w:right w:w="80" w:type="dxa"/>
             </w:tcMar>
-            <w:shd w:fill="FFFFFF"/>
+            <w:vAlign w:val="center"/>
           </w:tcPr>
           <w:p>
             <w:pPr>
@@ -1928,8 +3790,6 @@
             </w:pPr>
             <w:r>
               <w:rPr>
-                <w:rFonts w:ascii="Arial" w:hAnsi="Arial"/>
-                <w:b w:val="0"/>
                 <w:color w:val="000000"/>
                 <w:sz w:val="18"/>
               </w:rPr>
@@ -1939,21 +3799,21 @@
         </w:tc>
         <w:tc>
           <w:tcPr>
-            <w:tcW w:type="dxa" w:w="4896"/>
-            <w:vAlign w:val="center"/>
+            <w:tcW w:w="4896" w:type="dxa"/>
             <w:tcBorders>
-              <w:top w:val="single" w:sz="4" w:color="D9D9D9"/>
-              <w:left w:val="single" w:sz="4" w:color="D9D9D9"/>
-              <w:bottom w:val="single" w:sz="4" w:color="D9D9D9"/>
-              <w:right w:val="single" w:sz="4" w:color="D9D9D9"/>
+              <w:top w:val="single" w:sz="4" w:space="0" w:color="D9D9D9"/>
+              <w:left w:val="single" w:sz="4" w:space="0" w:color="D9D9D9"/>
+              <w:bottom w:val="single" w:sz="4" w:space="0" w:color="D9D9D9"/>
+              <w:right w:val="single" w:sz="4" w:space="0" w:color="D9D9D9"/>
             </w:tcBorders>
+            <w:shd w:val="clear" w:color="auto" w:fill="FFFFFF"/>
             <w:tcMar>
               <w:top w:w="80" w:type="dxa"/>
               <w:left w:w="80" w:type="dxa"/>
               <w:bottom w:w="80" w:type="dxa"/>
               <w:right w:w="80" w:type="dxa"/>
             </w:tcMar>
-            <w:shd w:fill="FFFFFF"/>
+            <w:vAlign w:val="center"/>
           </w:tcPr>
           <w:p>
             <w:pPr>
@@ -1961,8 +3821,6 @@
             </w:pPr>
             <w:r>
               <w:rPr>
-                <w:rFonts w:ascii="Arial" w:hAnsi="Arial"/>
-                <w:b w:val="0"/>
                 <w:color w:val="000000"/>
                 <w:sz w:val="18"/>
               </w:rPr>
@@ -1972,21 +3830,21 @@
         </w:tc>
         <w:tc>
           <w:tcPr>
-            <w:tcW w:type="dxa" w:w="1656"/>
-            <w:vAlign w:val="center"/>
+            <w:tcW w:w="1656" w:type="dxa"/>
             <w:tcBorders>
-              <w:top w:val="single" w:sz="4" w:color="D9D9D9"/>
-              <w:left w:val="single" w:sz="4" w:color="D9D9D9"/>
-              <w:bottom w:val="single" w:sz="4" w:color="D9D9D9"/>
-              <w:right w:val="single" w:sz="4" w:color="D9D9D9"/>
+              <w:top w:val="single" w:sz="4" w:space="0" w:color="D9D9D9"/>
+              <w:left w:val="single" w:sz="4" w:space="0" w:color="D9D9D9"/>
+              <w:bottom w:val="single" w:sz="4" w:space="0" w:color="D9D9D9"/>
+              <w:right w:val="single" w:sz="4" w:space="0" w:color="D9D9D9"/>
             </w:tcBorders>
+            <w:shd w:val="clear" w:color="auto" w:fill="FFFFFF"/>
             <w:tcMar>
               <w:top w:w="80" w:type="dxa"/>
               <w:left w:w="80" w:type="dxa"/>
               <w:bottom w:w="80" w:type="dxa"/>
               <w:right w:w="80" w:type="dxa"/>
             </w:tcMar>
-            <w:shd w:fill="FFFFFF"/>
+            <w:vAlign w:val="center"/>
           </w:tcPr>
           <w:p>
             <w:pPr>
@@ -1994,8 +3852,6 @@
             </w:pPr>
             <w:r>
               <w:rPr>
-                <w:rFonts w:ascii="Arial" w:hAnsi="Arial"/>
-                <w:b w:val="0"/>
                 <w:color w:val="000000"/>
                 <w:sz w:val="18"/>
               </w:rPr>
@@ -2005,21 +3861,21 @@
         </w:tc>
         <w:tc>
           <w:tcPr>
-            <w:tcW w:type="dxa" w:w="1656"/>
-            <w:vAlign w:val="center"/>
+            <w:tcW w:w="1656" w:type="dxa"/>
             <w:tcBorders>
-              <w:top w:val="single" w:sz="4" w:color="D9D9D9"/>
-              <w:left w:val="single" w:sz="4" w:color="D9D9D9"/>
-              <w:bottom w:val="single" w:sz="4" w:color="D9D9D9"/>
-              <w:right w:val="single" w:sz="4" w:color="D9D9D9"/>
+              <w:top w:val="single" w:sz="4" w:space="0" w:color="D9D9D9"/>
+              <w:left w:val="single" w:sz="4" w:space="0" w:color="D9D9D9"/>
+              <w:bottom w:val="single" w:sz="4" w:space="0" w:color="D9D9D9"/>
+              <w:right w:val="single" w:sz="4" w:space="0" w:color="D9D9D9"/>
             </w:tcBorders>
+            <w:shd w:val="clear" w:color="auto" w:fill="FFFFFF"/>
             <w:tcMar>
               <w:top w:w="80" w:type="dxa"/>
               <w:left w:w="80" w:type="dxa"/>
               <w:bottom w:w="80" w:type="dxa"/>
               <w:right w:w="80" w:type="dxa"/>
             </w:tcMar>
-            <w:shd w:fill="FFFFFF"/>
+            <w:vAlign w:val="center"/>
           </w:tcPr>
           <w:p>
             <w:pPr>
@@ -2027,8 +3883,6 @@
             </w:pPr>
             <w:r>
               <w:rPr>
-                <w:rFonts w:ascii="Arial" w:hAnsi="Arial"/>
-                <w:b w:val="0"/>
                 <w:color w:val="000000"/>
                 <w:sz w:val="18"/>
               </w:rPr>
@@ -2040,22 +3894,19 @@
     </w:tbl>
     <w:p>
       <w:pPr>
-        <w:spacing w:after="0" w:before="0" w:line="20" w:lineRule="exact"/>
-      </w:pPr>
-      <w:r>
-        <w:rPr>
-          <w:sz w:val="2"/>
-        </w:rPr>
-      </w:r>
-    </w:p>
-    <w:p>
-      <w:pPr>
-        <w:pStyle w:val="Ttulo1"/>
+        <w:spacing w:after="0" w:line="20" w:lineRule="exact"/>
+      </w:pPr>
+    </w:p>
+    <w:p>
+      <w:pPr>
+        <w:pStyle w:val="Heading1"/>
         <w:pageBreakBefore/>
       </w:pPr>
+      <w:bookmarkStart w:id="8" w:name="_Toc244130278"/>
       <w:r>
         <w:t>3 Código y estrategia de orquestación</w:t>
       </w:r>
+      <w:bookmarkEnd w:id="8"/>
     </w:p>
     <w:p>
       <w:r>
@@ -2064,11 +3915,13 @@
     </w:p>
     <w:p>
       <w:pPr>
-        <w:pStyle w:val="Ttulo2"/>
-      </w:pPr>
+        <w:pStyle w:val="Heading2"/>
+      </w:pPr>
+      <w:bookmarkStart w:id="9" w:name="_Toc244130279"/>
       <w:r>
         <w:t>Concurrencia con Task WhenAll</w:t>
       </w:r>
+      <w:bookmarkEnd w:id="9"/>
     </w:p>
     <w:p>
       <w:r>
@@ -2077,83 +3930,113 @@
     </w:p>
     <w:p>
       <w:pPr>
-        <w:spacing w:line="240" w:lineRule="auto" w:after="160"/>
+        <w:spacing w:after="160" w:line="240" w:lineRule="auto"/>
+        <w:rPr>
+          <w:lang w:val="en-US"/>
+        </w:rPr>
       </w:pPr>
       <w:r>
         <w:rPr>
           <w:rFonts w:ascii="Consolas" w:hAnsi="Consolas"/>
           <w:sz w:val="17"/>
+          <w:lang w:val="en-US"/>
         </w:rPr>
         <w:t>var productTask = Observe("catalog",</w:t>
       </w:r>
       <w:r>
+        <w:rPr>
+          <w:lang w:val="en-US"/>
+        </w:rPr>
         <w:br/>
       </w:r>
       <w:r>
         <w:rPr>
           <w:rFonts w:ascii="Consolas" w:hAnsi="Consolas"/>
           <w:sz w:val="17"/>
+          <w:lang w:val="en-US"/>
         </w:rPr>
         <w:t xml:space="preserve">    () =&gt; products.GetAsync(id, ct));</w:t>
       </w:r>
       <w:r>
+        <w:rPr>
+          <w:lang w:val="en-US"/>
+        </w:rPr>
         <w:br/>
       </w:r>
       <w:r>
         <w:rPr>
           <w:rFonts w:ascii="Consolas" w:hAnsi="Consolas"/>
           <w:sz w:val="17"/>
+          <w:lang w:val="en-US"/>
         </w:rPr>
         <w:t>var stockTask = Observe("inventory",</w:t>
       </w:r>
       <w:r>
+        <w:rPr>
+          <w:lang w:val="en-US"/>
+        </w:rPr>
         <w:br/>
       </w:r>
       <w:r>
         <w:rPr>
           <w:rFonts w:ascii="Consolas" w:hAnsi="Consolas"/>
           <w:sz w:val="17"/>
+          <w:lang w:val="en-US"/>
         </w:rPr>
         <w:t xml:space="preserve">    () =&gt; inventory.GetAsync(id, ct));</w:t>
       </w:r>
       <w:r>
+        <w:rPr>
+          <w:lang w:val="en-US"/>
+        </w:rPr>
         <w:br/>
       </w:r>
       <w:r>
         <w:rPr>
           <w:rFonts w:ascii="Consolas" w:hAnsi="Consolas"/>
           <w:sz w:val="17"/>
+          <w:lang w:val="en-US"/>
         </w:rPr>
         <w:t>var rateTask = Observe("currency",</w:t>
       </w:r>
       <w:r>
+        <w:rPr>
+          <w:lang w:val="en-US"/>
+        </w:rPr>
         <w:br/>
       </w:r>
       <w:r>
         <w:rPr>
           <w:rFonts w:ascii="Consolas" w:hAnsi="Consolas"/>
           <w:sz w:val="17"/>
+          <w:lang w:val="en-US"/>
         </w:rPr>
         <w:t xml:space="preserve">    () =&gt; rates.GetAsync(ct));</w:t>
       </w:r>
       <w:r>
+        <w:rPr>
+          <w:lang w:val="en-US"/>
+        </w:rPr>
         <w:br/>
       </w:r>
       <w:r>
         <w:rPr>
           <w:rFonts w:ascii="Consolas" w:hAnsi="Consolas"/>
           <w:sz w:val="17"/>
+          <w:lang w:val="en-US"/>
         </w:rPr>
         <w:t>await Task.WhenAll(productTask, stockTask, rateTask);</w:t>
       </w:r>
     </w:p>
     <w:p>
       <w:pPr>
-        <w:pStyle w:val="Ttulo2"/>
-      </w:pPr>
+        <w:pStyle w:val="Heading2"/>
+      </w:pPr>
+      <w:bookmarkStart w:id="10" w:name="_Toc244130280"/>
       <w:r>
         <w:t>Cliente HTTP y API externa</w:t>
       </w:r>
+      <w:bookmarkEnd w:id="10"/>
     </w:p>
     <w:p>
       <w:r>
@@ -2162,158 +4045,207 @@
     </w:p>
     <w:p>
       <w:pPr>
-        <w:spacing w:line="240" w:lineRule="auto" w:after="160"/>
+        <w:spacing w:after="160" w:line="240" w:lineRule="auto"/>
+        <w:rPr>
+          <w:lang w:val="en-US"/>
+        </w:rPr>
       </w:pPr>
       <w:r>
         <w:rPr>
           <w:rFonts w:ascii="Consolas" w:hAnsi="Consolas"/>
           <w:sz w:val="17"/>
+          <w:lang w:val="en-US"/>
         </w:rPr>
         <w:t>builder.Services</w:t>
       </w:r>
       <w:r>
+        <w:rPr>
+          <w:lang w:val="en-US"/>
+        </w:rPr>
         <w:br/>
       </w:r>
       <w:r>
         <w:rPr>
           <w:rFonts w:ascii="Consolas" w:hAnsi="Consolas"/>
           <w:sz w:val="17"/>
+          <w:lang w:val="en-US"/>
         </w:rPr>
         <w:t xml:space="preserve">    .AddHttpClient&lt;IExchangeRateClient, FrankfurterHttpClient&gt;(</w:t>
       </w:r>
       <w:r>
+        <w:rPr>
+          <w:lang w:val="en-US"/>
+        </w:rPr>
         <w:br/>
       </w:r>
       <w:r>
         <w:rPr>
           <w:rFonts w:ascii="Consolas" w:hAnsi="Consolas"/>
           <w:sz w:val="17"/>
+          <w:lang w:val="en-US"/>
         </w:rPr>
         <w:t xml:space="preserve">        h =&gt; Configure(h, "CurrencyUrl",</w:t>
       </w:r>
       <w:r>
+        <w:rPr>
+          <w:lang w:val="en-US"/>
+        </w:rPr>
         <w:br/>
       </w:r>
       <w:r>
         <w:rPr>
           <w:rFonts w:ascii="Consolas" w:hAnsi="Consolas"/>
           <w:sz w:val="17"/>
+          <w:lang w:val="en-US"/>
         </w:rPr>
         <w:t xml:space="preserve">            "https://api.frankfurter.dev/"));</w:t>
       </w:r>
       <w:r>
+        <w:rPr>
+          <w:lang w:val="en-US"/>
+        </w:rPr>
+        <w:br/>
+      </w:r>
+      <w:r>
+        <w:rPr>
+          <w:lang w:val="en-US"/>
+        </w:rPr>
         <w:br/>
       </w:r>
       <w:r>
         <w:rPr>
           <w:rFonts w:ascii="Consolas" w:hAnsi="Consolas"/>
           <w:sz w:val="17"/>
-        </w:rPr>
-      </w:r>
-      <w:r>
+          <w:lang w:val="en-US"/>
+        </w:rPr>
+        <w:t>// Dentro de FrankfurterHttpClient.GetAsync</w:t>
+      </w:r>
+      <w:r>
+        <w:rPr>
+          <w:lang w:val="en-US"/>
+        </w:rPr>
         <w:br/>
       </w:r>
       <w:r>
         <w:rPr>
           <w:rFonts w:ascii="Consolas" w:hAnsi="Consolas"/>
           <w:sz w:val="17"/>
-        </w:rPr>
-        <w:t>// Dentro de FrankfurterHttpClient.GetAsync</w:t>
-      </w:r>
-      <w:r>
+          <w:lang w:val="en-US"/>
+        </w:rPr>
+        <w:t>using var deadline =</w:t>
+      </w:r>
+      <w:r>
+        <w:rPr>
+          <w:lang w:val="en-US"/>
+        </w:rPr>
         <w:br/>
       </w:r>
       <w:r>
         <w:rPr>
           <w:rFonts w:ascii="Consolas" w:hAnsi="Consolas"/>
           <w:sz w:val="17"/>
-        </w:rPr>
-        <w:t>using var deadline =</w:t>
-      </w:r>
-      <w:r>
+          <w:lang w:val="en-US"/>
+        </w:rPr>
+        <w:t xml:space="preserve">    CancellationTokenSource.CreateLinkedTokenSource(ct);</w:t>
+      </w:r>
+      <w:r>
+        <w:rPr>
+          <w:lang w:val="en-US"/>
+        </w:rPr>
         <w:br/>
       </w:r>
       <w:r>
         <w:rPr>
           <w:rFonts w:ascii="Consolas" w:hAnsi="Consolas"/>
           <w:sz w:val="17"/>
-        </w:rPr>
-        <w:t xml:space="preserve">    CancellationTokenSource.CreateLinkedTokenSource(ct);</w:t>
-      </w:r>
-      <w:r>
+          <w:lang w:val="en-US"/>
+        </w:rPr>
+        <w:t>deadline.CancelAfter(http.Timeout);</w:t>
+      </w:r>
+      <w:r>
+        <w:rPr>
+          <w:lang w:val="en-US"/>
+        </w:rPr>
         <w:br/>
       </w:r>
       <w:r>
         <w:rPr>
           <w:rFonts w:ascii="Consolas" w:hAnsi="Consolas"/>
           <w:sz w:val="17"/>
-        </w:rPr>
-        <w:t>deadline.CancelAfter(http.Timeout);</w:t>
-      </w:r>
-      <w:r>
+          <w:lang w:val="en-US"/>
+        </w:rPr>
+        <w:t>r = await JsonTransport.GetAsync&lt;ExchangeRate&gt;(</w:t>
+      </w:r>
+      <w:r>
+        <w:rPr>
+          <w:lang w:val="en-US"/>
+        </w:rPr>
         <w:br/>
       </w:r>
       <w:r>
         <w:rPr>
           <w:rFonts w:ascii="Consolas" w:hAnsi="Consolas"/>
           <w:sz w:val="17"/>
-        </w:rPr>
-        <w:t>r = await JsonTransport.GetAsync&lt;ExchangeRate&gt;(</w:t>
-      </w:r>
-      <w:r>
-        <w:br/>
-      </w:r>
+          <w:lang w:val="en-US"/>
+        </w:rPr>
+        <w:t xml:space="preserve">    http, "v2/rate/USD/MXN", "currency", deadline.Token);</w:t>
+      </w:r>
+    </w:p>
+    <w:p>
+      <w:pPr>
+        <w:pStyle w:val="Heading2"/>
+      </w:pPr>
+      <w:bookmarkStart w:id="11" w:name="_Toc244130281"/>
+      <w:r>
+        <w:t>Transformación de la respuesta</w:t>
+      </w:r>
+      <w:bookmarkEnd w:id="11"/>
+    </w:p>
+    <w:p>
+      <w:r>
+        <w:t>Se valida la pareja USD/MXN, una tasa positiva dentro del límite admitido y una fecha válida. price_mxn se calcula con decimal y redondeo de dos decimales AwayFromZero. Los datos recibidos del catálogo e inventario también se validan, incluido el identificador; los parámetros obligatorios de sus constructores JSON deben estar presentes.</w:t>
+      </w:r>
+    </w:p>
+    <w:p>
+      <w:pPr>
+        <w:spacing w:after="160" w:line="240" w:lineRule="auto"/>
+        <w:rPr>
+          <w:lang w:val="en-US"/>
+        </w:rPr>
+      </w:pPr>
       <w:r>
         <w:rPr>
           <w:rFonts w:ascii="Consolas" w:hAnsi="Consolas"/>
           <w:sz w:val="17"/>
-        </w:rPr>
-        <w:t xml:space="preserve">    http, "v2/rate/USD/MXN", "currency", deadline.Token);</w:t>
-      </w:r>
-    </w:p>
-    <w:p>
-      <w:pPr>
-        <w:pStyle w:val="Ttulo2"/>
-      </w:pPr>
-      <w:r>
-        <w:t>Transformación de la respuesta</w:t>
-      </w:r>
-    </w:p>
-    <w:p>
-      <w:r>
-        <w:t>Se valida la pareja USD/MXN, una tasa positiva dentro del límite admitido y una fecha válida. price_mxn se calcula con decimal y redondeo de dos decimales AwayFromZero. Los datos recibidos del catálogo e inventario también se validan, incluido el identificador; los parámetros obligatorios de sus constructores JSON deben estar presentes.</w:t>
-      </w:r>
-    </w:p>
-    <w:p>
-      <w:pPr>
-        <w:spacing w:line="240" w:lineRule="auto" w:after="160"/>
-      </w:pPr>
+          <w:lang w:val="en-US"/>
+        </w:rPr>
+        <w:t>return decimal.Round(priceUsd * rate, 2,</w:t>
+      </w:r>
+      <w:r>
+        <w:rPr>
+          <w:lang w:val="en-US"/>
+        </w:rPr>
+        <w:br/>
+      </w:r>
       <w:r>
         <w:rPr>
           <w:rFonts w:ascii="Consolas" w:hAnsi="Consolas"/>
           <w:sz w:val="17"/>
-        </w:rPr>
-        <w:t>return decimal.Round(priceUsd * rate, 2,</w:t>
-      </w:r>
-      <w:r>
-        <w:br/>
-      </w:r>
-      <w:r>
-        <w:rPr>
-          <w:rFonts w:ascii="Consolas" w:hAnsi="Consolas"/>
-          <w:sz w:val="17"/>
+          <w:lang w:val="en-US"/>
         </w:rPr>
         <w:t xml:space="preserve">    MidpointRounding.AwayFromZero);</w:t>
       </w:r>
     </w:p>
     <w:p>
       <w:pPr>
-        <w:pStyle w:val="Ttulo1"/>
+        <w:pStyle w:val="Heading1"/>
         <w:pageBreakBefore/>
       </w:pPr>
+      <w:bookmarkStart w:id="12" w:name="_Toc244130282"/>
       <w:r>
         <w:t>4 Tolerancia a fallos y buenas prácticas</w:t>
       </w:r>
+      <w:bookmarkEnd w:id="12"/>
     </w:p>
     <w:p>
       <w:r>
@@ -2322,10 +4254,10 @@
     </w:p>
     <w:tbl>
       <w:tblPr>
-        <w:tblW w:type="auto" w:w="0"/>
+        <w:tblW w:w="0" w:type="auto"/>
         <w:jc w:val="center"/>
         <w:tblLayout w:type="fixed"/>
-        <w:tblLook w:firstColumn="1" w:firstRow="1" w:lastColumn="0" w:lastRow="0" w:noHBand="0" w:noVBand="1" w:val="04A0"/>
+        <w:tblLook w:val="04A0" w:firstRow="1" w:lastRow="0" w:firstColumn="1" w:lastColumn="0" w:noHBand="0" w:noVBand="1"/>
       </w:tblPr>
       <w:tblGrid>
         <w:gridCol w:w="3888"/>
@@ -2336,24 +4268,25 @@
         <w:trPr>
           <w:cantSplit/>
           <w:tblHeader/>
+          <w:jc w:val="center"/>
         </w:trPr>
         <w:tc>
           <w:tcPr>
-            <w:tcW w:type="dxa" w:w="3888"/>
-            <w:vAlign w:val="center"/>
+            <w:tcW w:w="3888" w:type="dxa"/>
             <w:tcBorders>
-              <w:top w:val="single" w:sz="4" w:color="D9D9D9"/>
-              <w:left w:val="single" w:sz="4" w:color="D9D9D9"/>
-              <w:bottom w:val="single" w:sz="4" w:color="D9D9D9"/>
-              <w:right w:val="single" w:sz="4" w:color="D9D9D9"/>
+              <w:top w:val="single" w:sz="4" w:space="0" w:color="D9D9D9"/>
+              <w:left w:val="single" w:sz="4" w:space="0" w:color="D9D9D9"/>
+              <w:bottom w:val="single" w:sz="4" w:space="0" w:color="D9D9D9"/>
+              <w:right w:val="single" w:sz="4" w:space="0" w:color="D9D9D9"/>
             </w:tcBorders>
+            <w:shd w:val="clear" w:color="auto" w:fill="203E52"/>
             <w:tcMar>
               <w:top w:w="80" w:type="dxa"/>
               <w:left w:w="80" w:type="dxa"/>
               <w:bottom w:w="80" w:type="dxa"/>
               <w:right w:w="80" w:type="dxa"/>
             </w:tcMar>
-            <w:shd w:fill="203E52"/>
+            <w:vAlign w:val="center"/>
           </w:tcPr>
           <w:p>
             <w:pPr>
@@ -2361,7 +4294,6 @@
             </w:pPr>
             <w:r>
               <w:rPr>
-                <w:rFonts w:ascii="Arial" w:hAnsi="Arial"/>
                 <w:b/>
                 <w:color w:val="FFFFFF"/>
                 <w:sz w:val="18"/>
@@ -2372,21 +4304,21 @@
         </w:tc>
         <w:tc>
           <w:tcPr>
-            <w:tcW w:type="dxa" w:w="792"/>
-            <w:vAlign w:val="center"/>
+            <w:tcW w:w="792" w:type="dxa"/>
             <w:tcBorders>
-              <w:top w:val="single" w:sz="4" w:color="D9D9D9"/>
-              <w:left w:val="single" w:sz="4" w:color="D9D9D9"/>
-              <w:bottom w:val="single" w:sz="4" w:color="D9D9D9"/>
-              <w:right w:val="single" w:sz="4" w:color="D9D9D9"/>
+              <w:top w:val="single" w:sz="4" w:space="0" w:color="D9D9D9"/>
+              <w:left w:val="single" w:sz="4" w:space="0" w:color="D9D9D9"/>
+              <w:bottom w:val="single" w:sz="4" w:space="0" w:color="D9D9D9"/>
+              <w:right w:val="single" w:sz="4" w:space="0" w:color="D9D9D9"/>
             </w:tcBorders>
+            <w:shd w:val="clear" w:color="auto" w:fill="203E52"/>
             <w:tcMar>
               <w:top w:w="80" w:type="dxa"/>
               <w:left w:w="80" w:type="dxa"/>
               <w:bottom w:w="80" w:type="dxa"/>
               <w:right w:w="80" w:type="dxa"/>
             </w:tcMar>
-            <w:shd w:fill="203E52"/>
+            <w:vAlign w:val="center"/>
           </w:tcPr>
           <w:p>
             <w:pPr>
@@ -2394,7 +4326,6 @@
             </w:pPr>
             <w:r>
               <w:rPr>
-                <w:rFonts w:ascii="Arial" w:hAnsi="Arial"/>
                 <w:b/>
                 <w:color w:val="FFFFFF"/>
                 <w:sz w:val="18"/>
@@ -2405,21 +4336,21 @@
         </w:tc>
         <w:tc>
           <w:tcPr>
-            <w:tcW w:type="dxa" w:w="4680"/>
-            <w:vAlign w:val="center"/>
+            <w:tcW w:w="4680" w:type="dxa"/>
             <w:tcBorders>
-              <w:top w:val="single" w:sz="4" w:color="D9D9D9"/>
-              <w:left w:val="single" w:sz="4" w:color="D9D9D9"/>
-              <w:bottom w:val="single" w:sz="4" w:color="D9D9D9"/>
-              <w:right w:val="single" w:sz="4" w:color="D9D9D9"/>
+              <w:top w:val="single" w:sz="4" w:space="0" w:color="D9D9D9"/>
+              <w:left w:val="single" w:sz="4" w:space="0" w:color="D9D9D9"/>
+              <w:bottom w:val="single" w:sz="4" w:space="0" w:color="D9D9D9"/>
+              <w:right w:val="single" w:sz="4" w:space="0" w:color="D9D9D9"/>
             </w:tcBorders>
+            <w:shd w:val="clear" w:color="auto" w:fill="203E52"/>
             <w:tcMar>
               <w:top w:w="80" w:type="dxa"/>
               <w:left w:w="80" w:type="dxa"/>
               <w:bottom w:w="80" w:type="dxa"/>
               <w:right w:w="80" w:type="dxa"/>
             </w:tcMar>
-            <w:shd w:fill="203E52"/>
+            <w:vAlign w:val="center"/>
           </w:tcPr>
           <w:p>
             <w:pPr>
@@ -2427,7 +4358,6 @@
             </w:pPr>
             <w:r>
               <w:rPr>
-                <w:rFonts w:ascii="Arial" w:hAnsi="Arial"/>
                 <w:b/>
                 <w:color w:val="FFFFFF"/>
                 <w:sz w:val="18"/>
@@ -2440,24 +4370,25 @@
       <w:tr>
         <w:trPr>
           <w:cantSplit/>
+          <w:jc w:val="center"/>
         </w:trPr>
         <w:tc>
           <w:tcPr>
-            <w:tcW w:type="dxa" w:w="3888"/>
-            <w:vAlign w:val="center"/>
+            <w:tcW w:w="3888" w:type="dxa"/>
             <w:tcBorders>
-              <w:top w:val="single" w:sz="4" w:color="D9D9D9"/>
-              <w:left w:val="single" w:sz="4" w:color="D9D9D9"/>
-              <w:bottom w:val="single" w:sz="4" w:color="D9D9D9"/>
-              <w:right w:val="single" w:sz="4" w:color="D9D9D9"/>
+              <w:top w:val="single" w:sz="4" w:space="0" w:color="D9D9D9"/>
+              <w:left w:val="single" w:sz="4" w:space="0" w:color="D9D9D9"/>
+              <w:bottom w:val="single" w:sz="4" w:space="0" w:color="D9D9D9"/>
+              <w:right w:val="single" w:sz="4" w:space="0" w:color="D9D9D9"/>
             </w:tcBorders>
+            <w:shd w:val="clear" w:color="auto" w:fill="FFFFFF"/>
             <w:tcMar>
               <w:top w:w="80" w:type="dxa"/>
               <w:left w:w="80" w:type="dxa"/>
               <w:bottom w:w="80" w:type="dxa"/>
               <w:right w:w="80" w:type="dxa"/>
             </w:tcMar>
-            <w:shd w:fill="FFFFFF"/>
+            <w:vAlign w:val="center"/>
           </w:tcPr>
           <w:p>
             <w:pPr>
@@ -2465,8 +4396,6 @@
             </w:pPr>
             <w:r>
               <w:rPr>
-                <w:rFonts w:ascii="Arial" w:hAnsi="Arial"/>
-                <w:b w:val="0"/>
                 <w:color w:val="000000"/>
                 <w:sz w:val="18"/>
               </w:rPr>
@@ -2476,21 +4405,21 @@
         </w:tc>
         <w:tc>
           <w:tcPr>
-            <w:tcW w:type="dxa" w:w="792"/>
-            <w:vAlign w:val="center"/>
+            <w:tcW w:w="792" w:type="dxa"/>
             <w:tcBorders>
-              <w:top w:val="single" w:sz="4" w:color="D9D9D9"/>
-              <w:left w:val="single" w:sz="4" w:color="D9D9D9"/>
-              <w:bottom w:val="single" w:sz="4" w:color="D9D9D9"/>
-              <w:right w:val="single" w:sz="4" w:color="D9D9D9"/>
+              <w:top w:val="single" w:sz="4" w:space="0" w:color="D9D9D9"/>
+              <w:left w:val="single" w:sz="4" w:space="0" w:color="D9D9D9"/>
+              <w:bottom w:val="single" w:sz="4" w:space="0" w:color="D9D9D9"/>
+              <w:right w:val="single" w:sz="4" w:space="0" w:color="D9D9D9"/>
             </w:tcBorders>
+            <w:shd w:val="clear" w:color="auto" w:fill="FFFFFF"/>
             <w:tcMar>
               <w:top w:w="80" w:type="dxa"/>
               <w:left w:w="80" w:type="dxa"/>
               <w:bottom w:w="80" w:type="dxa"/>
               <w:right w:w="80" w:type="dxa"/>
             </w:tcMar>
-            <w:shd w:fill="FFFFFF"/>
+            <w:vAlign w:val="center"/>
           </w:tcPr>
           <w:p>
             <w:pPr>
@@ -2498,8 +4427,6 @@
             </w:pPr>
             <w:r>
               <w:rPr>
-                <w:rFonts w:ascii="Arial" w:hAnsi="Arial"/>
-                <w:b w:val="0"/>
                 <w:color w:val="000000"/>
                 <w:sz w:val="18"/>
               </w:rPr>
@@ -2509,21 +4436,21 @@
         </w:tc>
         <w:tc>
           <w:tcPr>
-            <w:tcW w:type="dxa" w:w="4680"/>
-            <w:vAlign w:val="center"/>
+            <w:tcW w:w="4680" w:type="dxa"/>
             <w:tcBorders>
-              <w:top w:val="single" w:sz="4" w:color="D9D9D9"/>
-              <w:left w:val="single" w:sz="4" w:color="D9D9D9"/>
-              <w:bottom w:val="single" w:sz="4" w:color="D9D9D9"/>
-              <w:right w:val="single" w:sz="4" w:color="D9D9D9"/>
+              <w:top w:val="single" w:sz="4" w:space="0" w:color="D9D9D9"/>
+              <w:left w:val="single" w:sz="4" w:space="0" w:color="D9D9D9"/>
+              <w:bottom w:val="single" w:sz="4" w:space="0" w:color="D9D9D9"/>
+              <w:right w:val="single" w:sz="4" w:space="0" w:color="D9D9D9"/>
             </w:tcBorders>
+            <w:shd w:val="clear" w:color="auto" w:fill="FFFFFF"/>
             <w:tcMar>
               <w:top w:w="80" w:type="dxa"/>
               <w:left w:w="80" w:type="dxa"/>
               <w:bottom w:w="80" w:type="dxa"/>
               <w:right w:w="80" w:type="dxa"/>
             </w:tcMar>
-            <w:shd w:fill="FFFFFF"/>
+            <w:vAlign w:val="center"/>
           </w:tcPr>
           <w:p>
             <w:pPr>
@@ -2531,8 +4458,6 @@
             </w:pPr>
             <w:r>
               <w:rPr>
-                <w:rFonts w:ascii="Arial" w:hAnsi="Arial"/>
-                <w:b w:val="0"/>
                 <w:color w:val="000000"/>
                 <w:sz w:val="18"/>
               </w:rPr>
@@ -2544,24 +4469,25 @@
       <w:tr>
         <w:trPr>
           <w:cantSplit/>
+          <w:jc w:val="center"/>
         </w:trPr>
         <w:tc>
           <w:tcPr>
-            <w:tcW w:type="dxa" w:w="3888"/>
-            <w:vAlign w:val="center"/>
+            <w:tcW w:w="3888" w:type="dxa"/>
             <w:tcBorders>
-              <w:top w:val="single" w:sz="4" w:color="D9D9D9"/>
-              <w:left w:val="single" w:sz="4" w:color="D9D9D9"/>
-              <w:bottom w:val="single" w:sz="4" w:color="D9D9D9"/>
-              <w:right w:val="single" w:sz="4" w:color="D9D9D9"/>
+              <w:top w:val="single" w:sz="4" w:space="0" w:color="D9D9D9"/>
+              <w:left w:val="single" w:sz="4" w:space="0" w:color="D9D9D9"/>
+              <w:bottom w:val="single" w:sz="4" w:space="0" w:color="D9D9D9"/>
+              <w:right w:val="single" w:sz="4" w:space="0" w:color="D9D9D9"/>
             </w:tcBorders>
+            <w:shd w:val="clear" w:color="auto" w:fill="F2F5F7"/>
             <w:tcMar>
               <w:top w:w="80" w:type="dxa"/>
               <w:left w:w="80" w:type="dxa"/>
               <w:bottom w:w="80" w:type="dxa"/>
               <w:right w:w="80" w:type="dxa"/>
             </w:tcMar>
-            <w:shd w:fill="F2F5F7"/>
+            <w:vAlign w:val="center"/>
           </w:tcPr>
           <w:p>
             <w:pPr>
@@ -2569,8 +4495,6 @@
             </w:pPr>
             <w:r>
               <w:rPr>
-                <w:rFonts w:ascii="Arial" w:hAnsi="Arial"/>
-                <w:b w:val="0"/>
                 <w:color w:val="000000"/>
                 <w:sz w:val="18"/>
               </w:rPr>
@@ -2580,21 +4504,21 @@
         </w:tc>
         <w:tc>
           <w:tcPr>
-            <w:tcW w:type="dxa" w:w="792"/>
-            <w:vAlign w:val="center"/>
+            <w:tcW w:w="792" w:type="dxa"/>
             <w:tcBorders>
-              <w:top w:val="single" w:sz="4" w:color="D9D9D9"/>
-              <w:left w:val="single" w:sz="4" w:color="D9D9D9"/>
-              <w:bottom w:val="single" w:sz="4" w:color="D9D9D9"/>
-              <w:right w:val="single" w:sz="4" w:color="D9D9D9"/>
+              <w:top w:val="single" w:sz="4" w:space="0" w:color="D9D9D9"/>
+              <w:left w:val="single" w:sz="4" w:space="0" w:color="D9D9D9"/>
+              <w:bottom w:val="single" w:sz="4" w:space="0" w:color="D9D9D9"/>
+              <w:right w:val="single" w:sz="4" w:space="0" w:color="D9D9D9"/>
             </w:tcBorders>
+            <w:shd w:val="clear" w:color="auto" w:fill="F2F5F7"/>
             <w:tcMar>
               <w:top w:w="80" w:type="dxa"/>
               <w:left w:w="80" w:type="dxa"/>
               <w:bottom w:w="80" w:type="dxa"/>
               <w:right w:w="80" w:type="dxa"/>
             </w:tcMar>
-            <w:shd w:fill="F2F5F7"/>
+            <w:vAlign w:val="center"/>
           </w:tcPr>
           <w:p>
             <w:pPr>
@@ -2602,8 +4526,6 @@
             </w:pPr>
             <w:r>
               <w:rPr>
-                <w:rFonts w:ascii="Arial" w:hAnsi="Arial"/>
-                <w:b w:val="0"/>
                 <w:color w:val="000000"/>
                 <w:sz w:val="18"/>
               </w:rPr>
@@ -2613,21 +4535,21 @@
         </w:tc>
         <w:tc>
           <w:tcPr>
-            <w:tcW w:type="dxa" w:w="4680"/>
-            <w:vAlign w:val="center"/>
+            <w:tcW w:w="4680" w:type="dxa"/>
             <w:tcBorders>
-              <w:top w:val="single" w:sz="4" w:color="D9D9D9"/>
-              <w:left w:val="single" w:sz="4" w:color="D9D9D9"/>
-              <w:bottom w:val="single" w:sz="4" w:color="D9D9D9"/>
-              <w:right w:val="single" w:sz="4" w:color="D9D9D9"/>
+              <w:top w:val="single" w:sz="4" w:space="0" w:color="D9D9D9"/>
+              <w:left w:val="single" w:sz="4" w:space="0" w:color="D9D9D9"/>
+              <w:bottom w:val="single" w:sz="4" w:space="0" w:color="D9D9D9"/>
+              <w:right w:val="single" w:sz="4" w:space="0" w:color="D9D9D9"/>
             </w:tcBorders>
+            <w:shd w:val="clear" w:color="auto" w:fill="F2F5F7"/>
             <w:tcMar>
               <w:top w:w="80" w:type="dxa"/>
               <w:left w:w="80" w:type="dxa"/>
               <w:bottom w:w="80" w:type="dxa"/>
               <w:right w:w="80" w:type="dxa"/>
             </w:tcMar>
-            <w:shd w:fill="F2F5F7"/>
+            <w:vAlign w:val="center"/>
           </w:tcPr>
           <w:p>
             <w:pPr>
@@ -2635,8 +4557,6 @@
             </w:pPr>
             <w:r>
               <w:rPr>
-                <w:rFonts w:ascii="Arial" w:hAnsi="Arial"/>
-                <w:b w:val="0"/>
                 <w:color w:val="000000"/>
                 <w:sz w:val="18"/>
               </w:rPr>
@@ -2648,24 +4568,25 @@
       <w:tr>
         <w:trPr>
           <w:cantSplit/>
+          <w:jc w:val="center"/>
         </w:trPr>
         <w:tc>
           <w:tcPr>
-            <w:tcW w:type="dxa" w:w="3888"/>
-            <w:vAlign w:val="center"/>
+            <w:tcW w:w="3888" w:type="dxa"/>
             <w:tcBorders>
-              <w:top w:val="single" w:sz="4" w:color="D9D9D9"/>
-              <w:left w:val="single" w:sz="4" w:color="D9D9D9"/>
-              <w:bottom w:val="single" w:sz="4" w:color="D9D9D9"/>
-              <w:right w:val="single" w:sz="4" w:color="D9D9D9"/>
+              <w:top w:val="single" w:sz="4" w:space="0" w:color="D9D9D9"/>
+              <w:left w:val="single" w:sz="4" w:space="0" w:color="D9D9D9"/>
+              <w:bottom w:val="single" w:sz="4" w:space="0" w:color="D9D9D9"/>
+              <w:right w:val="single" w:sz="4" w:space="0" w:color="D9D9D9"/>
             </w:tcBorders>
+            <w:shd w:val="clear" w:color="auto" w:fill="FFFFFF"/>
             <w:tcMar>
               <w:top w:w="80" w:type="dxa"/>
               <w:left w:w="80" w:type="dxa"/>
               <w:bottom w:w="80" w:type="dxa"/>
               <w:right w:w="80" w:type="dxa"/>
             </w:tcMar>
-            <w:shd w:fill="FFFFFF"/>
+            <w:vAlign w:val="center"/>
           </w:tcPr>
           <w:p>
             <w:pPr>
@@ -2673,8 +4594,6 @@
             </w:pPr>
             <w:r>
               <w:rPr>
-                <w:rFonts w:ascii="Arial" w:hAnsi="Arial"/>
-                <w:b w:val="0"/>
                 <w:color w:val="000000"/>
                 <w:sz w:val="18"/>
               </w:rPr>
@@ -2684,21 +4603,21 @@
         </w:tc>
         <w:tc>
           <w:tcPr>
-            <w:tcW w:type="dxa" w:w="792"/>
-            <w:vAlign w:val="center"/>
+            <w:tcW w:w="792" w:type="dxa"/>
             <w:tcBorders>
-              <w:top w:val="single" w:sz="4" w:color="D9D9D9"/>
-              <w:left w:val="single" w:sz="4" w:color="D9D9D9"/>
-              <w:bottom w:val="single" w:sz="4" w:color="D9D9D9"/>
-              <w:right w:val="single" w:sz="4" w:color="D9D9D9"/>
+              <w:top w:val="single" w:sz="4" w:space="0" w:color="D9D9D9"/>
+              <w:left w:val="single" w:sz="4" w:space="0" w:color="D9D9D9"/>
+              <w:bottom w:val="single" w:sz="4" w:space="0" w:color="D9D9D9"/>
+              <w:right w:val="single" w:sz="4" w:space="0" w:color="D9D9D9"/>
             </w:tcBorders>
+            <w:shd w:val="clear" w:color="auto" w:fill="FFFFFF"/>
             <w:tcMar>
               <w:top w:w="80" w:type="dxa"/>
               <w:left w:w="80" w:type="dxa"/>
               <w:bottom w:w="80" w:type="dxa"/>
               <w:right w:w="80" w:type="dxa"/>
             </w:tcMar>
-            <w:shd w:fill="FFFFFF"/>
+            <w:vAlign w:val="center"/>
           </w:tcPr>
           <w:p>
             <w:pPr>
@@ -2706,8 +4625,6 @@
             </w:pPr>
             <w:r>
               <w:rPr>
-                <w:rFonts w:ascii="Arial" w:hAnsi="Arial"/>
-                <w:b w:val="0"/>
                 <w:color w:val="000000"/>
                 <w:sz w:val="18"/>
               </w:rPr>
@@ -2717,21 +4634,21 @@
         </w:tc>
         <w:tc>
           <w:tcPr>
-            <w:tcW w:type="dxa" w:w="4680"/>
-            <w:vAlign w:val="center"/>
+            <w:tcW w:w="4680" w:type="dxa"/>
             <w:tcBorders>
-              <w:top w:val="single" w:sz="4" w:color="D9D9D9"/>
-              <w:left w:val="single" w:sz="4" w:color="D9D9D9"/>
-              <w:bottom w:val="single" w:sz="4" w:color="D9D9D9"/>
-              <w:right w:val="single" w:sz="4" w:color="D9D9D9"/>
+              <w:top w:val="single" w:sz="4" w:space="0" w:color="D9D9D9"/>
+              <w:left w:val="single" w:sz="4" w:space="0" w:color="D9D9D9"/>
+              <w:bottom w:val="single" w:sz="4" w:space="0" w:color="D9D9D9"/>
+              <w:right w:val="single" w:sz="4" w:space="0" w:color="D9D9D9"/>
             </w:tcBorders>
+            <w:shd w:val="clear" w:color="auto" w:fill="FFFFFF"/>
             <w:tcMar>
               <w:top w:w="80" w:type="dxa"/>
               <w:left w:w="80" w:type="dxa"/>
               <w:bottom w:w="80" w:type="dxa"/>
               <w:right w:w="80" w:type="dxa"/>
             </w:tcMar>
-            <w:shd w:fill="FFFFFF"/>
+            <w:vAlign w:val="center"/>
           </w:tcPr>
           <w:p>
             <w:pPr>
@@ -2739,8 +4656,6 @@
             </w:pPr>
             <w:r>
               <w:rPr>
-                <w:rFonts w:ascii="Arial" w:hAnsi="Arial"/>
-                <w:b w:val="0"/>
                 <w:color w:val="000000"/>
                 <w:sz w:val="18"/>
               </w:rPr>
@@ -2752,24 +4667,25 @@
       <w:tr>
         <w:trPr>
           <w:cantSplit/>
+          <w:jc w:val="center"/>
         </w:trPr>
         <w:tc>
           <w:tcPr>
-            <w:tcW w:type="dxa" w:w="3888"/>
-            <w:vAlign w:val="center"/>
+            <w:tcW w:w="3888" w:type="dxa"/>
             <w:tcBorders>
-              <w:top w:val="single" w:sz="4" w:color="D9D9D9"/>
-              <w:left w:val="single" w:sz="4" w:color="D9D9D9"/>
-              <w:bottom w:val="single" w:sz="4" w:color="D9D9D9"/>
-              <w:right w:val="single" w:sz="4" w:color="D9D9D9"/>
+              <w:top w:val="single" w:sz="4" w:space="0" w:color="D9D9D9"/>
+              <w:left w:val="single" w:sz="4" w:space="0" w:color="D9D9D9"/>
+              <w:bottom w:val="single" w:sz="4" w:space="0" w:color="D9D9D9"/>
+              <w:right w:val="single" w:sz="4" w:space="0" w:color="D9D9D9"/>
             </w:tcBorders>
+            <w:shd w:val="clear" w:color="auto" w:fill="F2F5F7"/>
             <w:tcMar>
               <w:top w:w="80" w:type="dxa"/>
               <w:left w:w="80" w:type="dxa"/>
               <w:bottom w:w="80" w:type="dxa"/>
               <w:right w:w="80" w:type="dxa"/>
             </w:tcMar>
-            <w:shd w:fill="F2F5F7"/>
+            <w:vAlign w:val="center"/>
           </w:tcPr>
           <w:p>
             <w:pPr>
@@ -2777,8 +4693,6 @@
             </w:pPr>
             <w:r>
               <w:rPr>
-                <w:rFonts w:ascii="Arial" w:hAnsi="Arial"/>
-                <w:b w:val="0"/>
                 <w:color w:val="000000"/>
                 <w:sz w:val="18"/>
               </w:rPr>
@@ -2788,21 +4702,21 @@
         </w:tc>
         <w:tc>
           <w:tcPr>
-            <w:tcW w:type="dxa" w:w="792"/>
-            <w:vAlign w:val="center"/>
+            <w:tcW w:w="792" w:type="dxa"/>
             <w:tcBorders>
-              <w:top w:val="single" w:sz="4" w:color="D9D9D9"/>
-              <w:left w:val="single" w:sz="4" w:color="D9D9D9"/>
-              <w:bottom w:val="single" w:sz="4" w:color="D9D9D9"/>
-              <w:right w:val="single" w:sz="4" w:color="D9D9D9"/>
+              <w:top w:val="single" w:sz="4" w:space="0" w:color="D9D9D9"/>
+              <w:left w:val="single" w:sz="4" w:space="0" w:color="D9D9D9"/>
+              <w:bottom w:val="single" w:sz="4" w:space="0" w:color="D9D9D9"/>
+              <w:right w:val="single" w:sz="4" w:space="0" w:color="D9D9D9"/>
             </w:tcBorders>
+            <w:shd w:val="clear" w:color="auto" w:fill="F2F5F7"/>
             <w:tcMar>
               <w:top w:w="80" w:type="dxa"/>
               <w:left w:w="80" w:type="dxa"/>
               <w:bottom w:w="80" w:type="dxa"/>
               <w:right w:w="80" w:type="dxa"/>
             </w:tcMar>
-            <w:shd w:fill="F2F5F7"/>
+            <w:vAlign w:val="center"/>
           </w:tcPr>
           <w:p>
             <w:pPr>
@@ -2810,8 +4724,6 @@
             </w:pPr>
             <w:r>
               <w:rPr>
-                <w:rFonts w:ascii="Arial" w:hAnsi="Arial"/>
-                <w:b w:val="0"/>
                 <w:color w:val="000000"/>
                 <w:sz w:val="18"/>
               </w:rPr>
@@ -2821,32 +4733,34 @@
         </w:tc>
         <w:tc>
           <w:tcPr>
-            <w:tcW w:type="dxa" w:w="4680"/>
-            <w:vAlign w:val="center"/>
+            <w:tcW w:w="4680" w:type="dxa"/>
             <w:tcBorders>
-              <w:top w:val="single" w:sz="4" w:color="D9D9D9"/>
-              <w:left w:val="single" w:sz="4" w:color="D9D9D9"/>
-              <w:bottom w:val="single" w:sz="4" w:color="D9D9D9"/>
-              <w:right w:val="single" w:sz="4" w:color="D9D9D9"/>
+              <w:top w:val="single" w:sz="4" w:space="0" w:color="D9D9D9"/>
+              <w:left w:val="single" w:sz="4" w:space="0" w:color="D9D9D9"/>
+              <w:bottom w:val="single" w:sz="4" w:space="0" w:color="D9D9D9"/>
+              <w:right w:val="single" w:sz="4" w:space="0" w:color="D9D9D9"/>
             </w:tcBorders>
+            <w:shd w:val="clear" w:color="auto" w:fill="F2F5F7"/>
             <w:tcMar>
               <w:top w:w="80" w:type="dxa"/>
               <w:left w:w="80" w:type="dxa"/>
               <w:bottom w:w="80" w:type="dxa"/>
               <w:right w:w="80" w:type="dxa"/>
             </w:tcMar>
-            <w:shd w:fill="F2F5F7"/>
+            <w:vAlign w:val="center"/>
           </w:tcPr>
           <w:p>
             <w:pPr>
               <w:spacing w:after="40" w:line="252" w:lineRule="auto"/>
+              <w:rPr>
+                <w:lang w:val="en-US"/>
+              </w:rPr>
             </w:pPr>
             <w:r>
               <w:rPr>
-                <w:rFonts w:ascii="Arial" w:hAnsi="Arial"/>
-                <w:b w:val="0"/>
                 <w:color w:val="000000"/>
                 <w:sz w:val="18"/>
+                <w:lang w:val="en-US"/>
               </w:rPr>
               <w:t>Problem Details con NOT_FOUND.</w:t>
             </w:r>
@@ -2856,24 +4770,25 @@
       <w:tr>
         <w:trPr>
           <w:cantSplit/>
+          <w:jc w:val="center"/>
         </w:trPr>
         <w:tc>
           <w:tcPr>
-            <w:tcW w:type="dxa" w:w="3888"/>
-            <w:vAlign w:val="center"/>
+            <w:tcW w:w="3888" w:type="dxa"/>
             <w:tcBorders>
-              <w:top w:val="single" w:sz="4" w:color="D9D9D9"/>
-              <w:left w:val="single" w:sz="4" w:color="D9D9D9"/>
-              <w:bottom w:val="single" w:sz="4" w:color="D9D9D9"/>
-              <w:right w:val="single" w:sz="4" w:color="D9D9D9"/>
+              <w:top w:val="single" w:sz="4" w:space="0" w:color="D9D9D9"/>
+              <w:left w:val="single" w:sz="4" w:space="0" w:color="D9D9D9"/>
+              <w:bottom w:val="single" w:sz="4" w:space="0" w:color="D9D9D9"/>
+              <w:right w:val="single" w:sz="4" w:space="0" w:color="D9D9D9"/>
             </w:tcBorders>
+            <w:shd w:val="clear" w:color="auto" w:fill="FFFFFF"/>
             <w:tcMar>
               <w:top w:w="80" w:type="dxa"/>
               <w:left w:w="80" w:type="dxa"/>
               <w:bottom w:w="80" w:type="dxa"/>
               <w:right w:w="80" w:type="dxa"/>
             </w:tcMar>
-            <w:shd w:fill="FFFFFF"/>
+            <w:vAlign w:val="center"/>
           </w:tcPr>
           <w:p>
             <w:pPr>
@@ -2881,8 +4796,6 @@
             </w:pPr>
             <w:r>
               <w:rPr>
-                <w:rFonts w:ascii="Arial" w:hAnsi="Arial"/>
-                <w:b w:val="0"/>
                 <w:color w:val="000000"/>
                 <w:sz w:val="18"/>
               </w:rPr>
@@ -2892,21 +4805,21 @@
         </w:tc>
         <w:tc>
           <w:tcPr>
-            <w:tcW w:type="dxa" w:w="792"/>
-            <w:vAlign w:val="center"/>
+            <w:tcW w:w="792" w:type="dxa"/>
             <w:tcBorders>
-              <w:top w:val="single" w:sz="4" w:color="D9D9D9"/>
-              <w:left w:val="single" w:sz="4" w:color="D9D9D9"/>
-              <w:bottom w:val="single" w:sz="4" w:color="D9D9D9"/>
-              <w:right w:val="single" w:sz="4" w:color="D9D9D9"/>
+              <w:top w:val="single" w:sz="4" w:space="0" w:color="D9D9D9"/>
+              <w:left w:val="single" w:sz="4" w:space="0" w:color="D9D9D9"/>
+              <w:bottom w:val="single" w:sz="4" w:space="0" w:color="D9D9D9"/>
+              <w:right w:val="single" w:sz="4" w:space="0" w:color="D9D9D9"/>
             </w:tcBorders>
+            <w:shd w:val="clear" w:color="auto" w:fill="FFFFFF"/>
             <w:tcMar>
               <w:top w:w="80" w:type="dxa"/>
               <w:left w:w="80" w:type="dxa"/>
               <w:bottom w:w="80" w:type="dxa"/>
               <w:right w:w="80" w:type="dxa"/>
             </w:tcMar>
-            <w:shd w:fill="FFFFFF"/>
+            <w:vAlign w:val="center"/>
           </w:tcPr>
           <w:p>
             <w:pPr>
@@ -2914,8 +4827,6 @@
             </w:pPr>
             <w:r>
               <w:rPr>
-                <w:rFonts w:ascii="Arial" w:hAnsi="Arial"/>
-                <w:b w:val="0"/>
                 <w:color w:val="000000"/>
                 <w:sz w:val="18"/>
               </w:rPr>
@@ -2925,21 +4836,21 @@
         </w:tc>
         <w:tc>
           <w:tcPr>
-            <w:tcW w:type="dxa" w:w="4680"/>
-            <w:vAlign w:val="center"/>
+            <w:tcW w:w="4680" w:type="dxa"/>
             <w:tcBorders>
-              <w:top w:val="single" w:sz="4" w:color="D9D9D9"/>
-              <w:left w:val="single" w:sz="4" w:color="D9D9D9"/>
-              <w:bottom w:val="single" w:sz="4" w:color="D9D9D9"/>
-              <w:right w:val="single" w:sz="4" w:color="D9D9D9"/>
+              <w:top w:val="single" w:sz="4" w:space="0" w:color="D9D9D9"/>
+              <w:left w:val="single" w:sz="4" w:space="0" w:color="D9D9D9"/>
+              <w:bottom w:val="single" w:sz="4" w:space="0" w:color="D9D9D9"/>
+              <w:right w:val="single" w:sz="4" w:space="0" w:color="D9D9D9"/>
             </w:tcBorders>
+            <w:shd w:val="clear" w:color="auto" w:fill="FFFFFF"/>
             <w:tcMar>
               <w:top w:w="80" w:type="dxa"/>
               <w:left w:w="80" w:type="dxa"/>
               <w:bottom w:w="80" w:type="dxa"/>
               <w:right w:w="80" w:type="dxa"/>
             </w:tcMar>
-            <w:shd w:fill="FFFFFF"/>
+            <w:vAlign w:val="center"/>
           </w:tcPr>
           <w:p>
             <w:pPr>
@@ -2947,8 +4858,6 @@
             </w:pPr>
             <w:r>
               <w:rPr>
-                <w:rFonts w:ascii="Arial" w:hAnsi="Arial"/>
-                <w:b w:val="0"/>
                 <w:color w:val="000000"/>
                 <w:sz w:val="18"/>
               </w:rPr>
@@ -2960,24 +4869,25 @@
       <w:tr>
         <w:trPr>
           <w:cantSplit/>
+          <w:jc w:val="center"/>
         </w:trPr>
         <w:tc>
           <w:tcPr>
-            <w:tcW w:type="dxa" w:w="3888"/>
-            <w:vAlign w:val="center"/>
+            <w:tcW w:w="3888" w:type="dxa"/>
             <w:tcBorders>
-              <w:top w:val="single" w:sz="4" w:color="D9D9D9"/>
-              <w:left w:val="single" w:sz="4" w:color="D9D9D9"/>
-              <w:bottom w:val="single" w:sz="4" w:color="D9D9D9"/>
-              <w:right w:val="single" w:sz="4" w:color="D9D9D9"/>
+              <w:top w:val="single" w:sz="4" w:space="0" w:color="D9D9D9"/>
+              <w:left w:val="single" w:sz="4" w:space="0" w:color="D9D9D9"/>
+              <w:bottom w:val="single" w:sz="4" w:space="0" w:color="D9D9D9"/>
+              <w:right w:val="single" w:sz="4" w:space="0" w:color="D9D9D9"/>
             </w:tcBorders>
+            <w:shd w:val="clear" w:color="auto" w:fill="F2F5F7"/>
             <w:tcMar>
               <w:top w:w="80" w:type="dxa"/>
               <w:left w:w="80" w:type="dxa"/>
               <w:bottom w:w="80" w:type="dxa"/>
               <w:right w:w="80" w:type="dxa"/>
             </w:tcMar>
-            <w:shd w:fill="F2F5F7"/>
+            <w:vAlign w:val="center"/>
           </w:tcPr>
           <w:p>
             <w:pPr>
@@ -2985,8 +4895,6 @@
             </w:pPr>
             <w:r>
               <w:rPr>
-                <w:rFonts w:ascii="Arial" w:hAnsi="Arial"/>
-                <w:b w:val="0"/>
                 <w:color w:val="000000"/>
                 <w:sz w:val="18"/>
               </w:rPr>
@@ -2996,21 +4904,21 @@
         </w:tc>
         <w:tc>
           <w:tcPr>
-            <w:tcW w:type="dxa" w:w="792"/>
-            <w:vAlign w:val="center"/>
+            <w:tcW w:w="792" w:type="dxa"/>
             <w:tcBorders>
-              <w:top w:val="single" w:sz="4" w:color="D9D9D9"/>
-              <w:left w:val="single" w:sz="4" w:color="D9D9D9"/>
-              <w:bottom w:val="single" w:sz="4" w:color="D9D9D9"/>
-              <w:right w:val="single" w:sz="4" w:color="D9D9D9"/>
+              <w:top w:val="single" w:sz="4" w:space="0" w:color="D9D9D9"/>
+              <w:left w:val="single" w:sz="4" w:space="0" w:color="D9D9D9"/>
+              <w:bottom w:val="single" w:sz="4" w:space="0" w:color="D9D9D9"/>
+              <w:right w:val="single" w:sz="4" w:space="0" w:color="D9D9D9"/>
             </w:tcBorders>
+            <w:shd w:val="clear" w:color="auto" w:fill="F2F5F7"/>
             <w:tcMar>
               <w:top w:w="80" w:type="dxa"/>
               <w:left w:w="80" w:type="dxa"/>
               <w:bottom w:w="80" w:type="dxa"/>
               <w:right w:w="80" w:type="dxa"/>
             </w:tcMar>
-            <w:shd w:fill="F2F5F7"/>
+            <w:vAlign w:val="center"/>
           </w:tcPr>
           <w:p>
             <w:pPr>
@@ -3018,8 +4926,6 @@
             </w:pPr>
             <w:r>
               <w:rPr>
-                <w:rFonts w:ascii="Arial" w:hAnsi="Arial"/>
-                <w:b w:val="0"/>
                 <w:color w:val="000000"/>
                 <w:sz w:val="18"/>
               </w:rPr>
@@ -3029,21 +4935,21 @@
         </w:tc>
         <w:tc>
           <w:tcPr>
-            <w:tcW w:type="dxa" w:w="4680"/>
-            <w:vAlign w:val="center"/>
+            <w:tcW w:w="4680" w:type="dxa"/>
             <w:tcBorders>
-              <w:top w:val="single" w:sz="4" w:color="D9D9D9"/>
-              <w:left w:val="single" w:sz="4" w:color="D9D9D9"/>
-              <w:bottom w:val="single" w:sz="4" w:color="D9D9D9"/>
-              <w:right w:val="single" w:sz="4" w:color="D9D9D9"/>
+              <w:top w:val="single" w:sz="4" w:space="0" w:color="D9D9D9"/>
+              <w:left w:val="single" w:sz="4" w:space="0" w:color="D9D9D9"/>
+              <w:bottom w:val="single" w:sz="4" w:space="0" w:color="D9D9D9"/>
+              <w:right w:val="single" w:sz="4" w:space="0" w:color="D9D9D9"/>
             </w:tcBorders>
+            <w:shd w:val="clear" w:color="auto" w:fill="F2F5F7"/>
             <w:tcMar>
               <w:top w:w="80" w:type="dxa"/>
               <w:left w:w="80" w:type="dxa"/>
               <w:bottom w:w="80" w:type="dxa"/>
               <w:right w:w="80" w:type="dxa"/>
             </w:tcMar>
-            <w:shd w:fill="F2F5F7"/>
+            <w:vAlign w:val="center"/>
           </w:tcPr>
           <w:p>
             <w:pPr>
@@ -3051,8 +4957,6 @@
             </w:pPr>
             <w:r>
               <w:rPr>
-                <w:rFonts w:ascii="Arial" w:hAnsi="Arial"/>
-                <w:b w:val="0"/>
                 <w:color w:val="000000"/>
                 <w:sz w:val="18"/>
               </w:rPr>
@@ -3064,130 +4968,171 @@
     </w:tbl>
     <w:p>
       <w:pPr>
-        <w:spacing w:after="0" w:before="0" w:line="20" w:lineRule="exact"/>
-      </w:pPr>
-      <w:r>
-        <w:rPr>
-          <w:sz w:val="2"/>
-        </w:rPr>
-      </w:r>
-    </w:p>
-    <w:p>
-      <w:pPr>
-        <w:pStyle w:val="Ttulo2"/>
-      </w:pPr>
+        <w:spacing w:after="0" w:line="20" w:lineRule="exact"/>
+      </w:pPr>
+    </w:p>
+    <w:p>
+      <w:pPr>
+        <w:pStyle w:val="Heading2"/>
+      </w:pPr>
+      <w:bookmarkStart w:id="13" w:name="_Toc244130283"/>
       <w:r>
         <w:t>Control de excepciones</w:t>
       </w:r>
-    </w:p>
-    <w:p>
-      <w:pPr>
-        <w:spacing w:line="240" w:lineRule="auto" w:after="160"/>
+      <w:bookmarkEnd w:id="13"/>
+    </w:p>
+    <w:p>
+      <w:pPr>
+        <w:spacing w:after="160" w:line="240" w:lineRule="auto"/>
+        <w:rPr>
+          <w:lang w:val="en-US"/>
+        </w:rPr>
       </w:pPr>
       <w:r>
         <w:rPr>
           <w:rFonts w:ascii="Consolas" w:hAnsi="Consolas"/>
           <w:sz w:val="17"/>
+          <w:lang w:val="en-US"/>
         </w:rPr>
         <w:t>try</w:t>
       </w:r>
       <w:r>
+        <w:rPr>
+          <w:lang w:val="en-US"/>
+        </w:rPr>
         <w:br/>
       </w:r>
       <w:r>
         <w:rPr>
           <w:rFonts w:ascii="Consolas" w:hAnsi="Consolas"/>
           <w:sz w:val="17"/>
+          <w:lang w:val="en-US"/>
         </w:rPr>
         <w:t>{</w:t>
       </w:r>
       <w:r>
+        <w:rPr>
+          <w:lang w:val="en-US"/>
+        </w:rPr>
         <w:br/>
       </w:r>
       <w:r>
         <w:rPr>
           <w:rFonts w:ascii="Consolas" w:hAnsi="Consolas"/>
           <w:sz w:val="17"/>
+          <w:lang w:val="en-US"/>
         </w:rPr>
         <w:t xml:space="preserve">    return new(await action(), null,</w:t>
       </w:r>
       <w:r>
+        <w:rPr>
+          <w:lang w:val="en-US"/>
+        </w:rPr>
         <w:br/>
       </w:r>
       <w:r>
         <w:rPr>
           <w:rFonts w:ascii="Consolas" w:hAnsi="Consolas"/>
           <w:sz w:val="17"/>
+          <w:lang w:val="en-US"/>
         </w:rPr>
         <w:t xml:space="preserve">        new(service, "SUCCESS", timer.ElapsedMilliseconds, null));</w:t>
       </w:r>
       <w:r>
+        <w:rPr>
+          <w:lang w:val="en-US"/>
+        </w:rPr>
         <w:br/>
       </w:r>
       <w:r>
         <w:rPr>
           <w:rFonts w:ascii="Consolas" w:hAnsi="Consolas"/>
           <w:sz w:val="17"/>
+          <w:lang w:val="en-US"/>
         </w:rPr>
         <w:t>}</w:t>
       </w:r>
       <w:r>
+        <w:rPr>
+          <w:lang w:val="en-US"/>
+        </w:rPr>
         <w:br/>
       </w:r>
       <w:r>
         <w:rPr>
           <w:rFonts w:ascii="Consolas" w:hAnsi="Consolas"/>
           <w:sz w:val="17"/>
+          <w:lang w:val="en-US"/>
         </w:rPr>
         <w:t>catch (DependencyException ex)</w:t>
       </w:r>
       <w:r>
+        <w:rPr>
+          <w:lang w:val="en-US"/>
+        </w:rPr>
         <w:br/>
       </w:r>
       <w:r>
         <w:rPr>
           <w:rFonts w:ascii="Consolas" w:hAnsi="Consolas"/>
           <w:sz w:val="17"/>
+          <w:lang w:val="en-US"/>
         </w:rPr>
         <w:t>{</w:t>
       </w:r>
       <w:r>
+        <w:rPr>
+          <w:lang w:val="en-US"/>
+        </w:rPr>
         <w:br/>
       </w:r>
       <w:r>
         <w:rPr>
           <w:rFonts w:ascii="Consolas" w:hAnsi="Consolas"/>
           <w:sz w:val="17"/>
+          <w:lang w:val="en-US"/>
         </w:rPr>
         <w:t xml:space="preserve">    return new(null, ex,</w:t>
       </w:r>
       <w:r>
+        <w:rPr>
+          <w:lang w:val="en-US"/>
+        </w:rPr>
         <w:br/>
       </w:r>
       <w:r>
         <w:rPr>
           <w:rFonts w:ascii="Consolas" w:hAnsi="Consolas"/>
           <w:sz w:val="17"/>
+          <w:lang w:val="en-US"/>
         </w:rPr>
         <w:t xml:space="preserve">        new(service, "UNAVAILABLE",</w:t>
       </w:r>
       <w:r>
+        <w:rPr>
+          <w:lang w:val="en-US"/>
+        </w:rPr>
         <w:br/>
       </w:r>
       <w:r>
         <w:rPr>
           <w:rFonts w:ascii="Consolas" w:hAnsi="Consolas"/>
           <w:sz w:val="17"/>
+          <w:lang w:val="en-US"/>
         </w:rPr>
         <w:t xml:space="preserve">            timer.ElapsedMilliseconds, ex.Code));</w:t>
       </w:r>
       <w:r>
+        <w:rPr>
+          <w:lang w:val="en-US"/>
+        </w:rPr>
         <w:br/>
       </w:r>
       <w:r>
         <w:rPr>
           <w:rFonts w:ascii="Consolas" w:hAnsi="Consolas"/>
           <w:sz w:val="17"/>
+          <w:lang w:val="en-US"/>
         </w:rPr>
         <w:t>}</w:t>
       </w:r>
@@ -3199,11 +5144,13 @@
     </w:p>
     <w:p>
       <w:pPr>
-        <w:pStyle w:val="Ttulo2"/>
-      </w:pPr>
+        <w:pStyle w:val="Heading2"/>
+      </w:pPr>
+      <w:bookmarkStart w:id="14" w:name="_Toc244130284"/>
       <w:r>
         <w:t>Aplicación de SOLID y seguridad</w:t>
       </w:r>
+      <w:bookmarkEnd w:id="14"/>
     </w:p>
     <w:p>
       <w:r>
@@ -3217,16 +5164,18 @@
     </w:p>
     <w:p>
       <w:pPr>
-        <w:pStyle w:val="Ttulo1"/>
+        <w:pStyle w:val="Heading1"/>
         <w:pageBreakBefore/>
       </w:pPr>
+      <w:bookmarkStart w:id="15" w:name="_Toc244130285"/>
       <w:r>
         <w:t>5 Evidencias de funcionamiento</w:t>
       </w:r>
-    </w:p>
-    <w:p>
-      <w:r>
-        <w:t>Las figuras siguientes representan respuestas HTTP reales obtenidas el 29 de octubre de 2026 con un cliente programático. Los archivos JSON originales conservan URL, método, estado, fecha UTC, duración y cuerpo. Son registros de consultas; no son capturas de Postman ni del navegador.</w:t>
+      <w:bookmarkEnd w:id="15"/>
+    </w:p>
+    <w:p>
+      <w:r>
+        <w:t>Las figuras 1 a 4 representan respuestas HTTP reales obtenidas el 29 de octubre de 2026 con un cliente programático. Los JSON originales conservan URL, método, estado, fecha UTC, duración y cuerpo. Las figuras 5 a 10 son capturas reales del dashboard proporcionadas por el alumno y documentan la consulta visual y el manejo de casos válidos e inexistentes.</w:t>
       </w:r>
     </w:p>
     <w:p>
@@ -3235,18 +5184,483 @@
         <w:jc w:val="center"/>
       </w:pPr>
       <w:r>
+        <w:rPr>
+          <w:noProof/>
+        </w:rPr>
         <w:drawing>
-          <wp:inline xmlns:a="http://schemas.openxmlformats.org/drawingml/2006/main" xmlns:pic="http://schemas.openxmlformats.org/drawingml/2006/picture">
+          <wp:inline distT="0" distB="0" distL="0" distR="0" wp14:anchorId="77700080" wp14:editId="1ED02A35">
             <wp:extent cx="5852160" cy="2016744"/>
+            <wp:effectExtent l="0" t="0" r="0" b="0"/>
             <wp:docPr id="3" name="Picture 3"/>
             <wp:cNvGraphicFramePr>
-              <a:graphicFrameLocks noChangeAspect="1"/>
+              <a:graphicFrameLocks xmlns:a="http://schemas.openxmlformats.org/drawingml/2006/main" noChangeAspect="1"/>
             </wp:cNvGraphicFramePr>
-            <a:graphic>
+            <a:graphic xmlns:a="http://schemas.openxmlformats.org/drawingml/2006/main">
               <a:graphicData uri="http://schemas.openxmlformats.org/drawingml/2006/picture">
-                <pic:pic>
+                <pic:pic xmlns:pic="http://schemas.openxmlformats.org/drawingml/2006/picture">
                   <pic:nvPicPr>
                     <pic:cNvPr id="0" name="01-catalog.png"/>
+                    <pic:cNvPicPr/>
+                  </pic:nvPicPr>
+                  <pic:blipFill>
+                    <a:blip r:embed="rId8"/>
+                    <a:stretch>
+                      <a:fillRect/>
+                    </a:stretch>
+                  </pic:blipFill>
+                  <pic:spPr>
+                    <a:xfrm>
+                      <a:off x="0" y="0"/>
+                      <a:ext cx="5852160" cy="2016744"/>
+                    </a:xfrm>
+                    <a:prstGeom prst="rect">
+                      <a:avLst/>
+                    </a:prstGeom>
+                  </pic:spPr>
+                </pic:pic>
+              </a:graphicData>
+            </a:graphic>
+          </wp:inline>
+        </w:drawing>
+      </w:r>
+    </w:p>
+    <w:p>
+      <w:pPr>
+        <w:spacing w:after="240"/>
+      </w:pPr>
+      <w:r>
+        <w:rPr>
+          <w:i/>
+          <w:sz w:val="18"/>
+        </w:rPr>
+        <w:t>Figura 1. Catálogo propio. GET /microservices/products/P-101, HTTP 200. Se comprueban identidad del producto y precio base USD.</w:t>
+      </w:r>
+    </w:p>
+    <w:p>
+      <w:pPr>
+        <w:spacing w:after="60"/>
+        <w:jc w:val="center"/>
+      </w:pPr>
+      <w:r>
+        <w:rPr>
+          <w:noProof/>
+        </w:rPr>
+        <w:drawing>
+          <wp:inline distT="0" distB="0" distL="0" distR="0" wp14:anchorId="32F008E6" wp14:editId="3D922AA2">
+            <wp:extent cx="5852160" cy="1737641"/>
+            <wp:effectExtent l="0" t="0" r="0" b="0"/>
+            <wp:docPr id="4" name="Picture 4"/>
+            <wp:cNvGraphicFramePr>
+              <a:graphicFrameLocks xmlns:a="http://schemas.openxmlformats.org/drawingml/2006/main" noChangeAspect="1"/>
+            </wp:cNvGraphicFramePr>
+            <a:graphic xmlns:a="http://schemas.openxmlformats.org/drawingml/2006/main">
+              <a:graphicData uri="http://schemas.openxmlformats.org/drawingml/2006/picture">
+                <pic:pic xmlns:pic="http://schemas.openxmlformats.org/drawingml/2006/picture">
+                  <pic:nvPicPr>
+                    <pic:cNvPr id="0" name="02-inventory.png"/>
+                    <pic:cNvPicPr/>
+                  </pic:nvPicPr>
+                  <pic:blipFill>
+                    <a:blip r:embed="rId9"/>
+                    <a:stretch>
+                      <a:fillRect/>
+                    </a:stretch>
+                  </pic:blipFill>
+                  <pic:spPr>
+                    <a:xfrm>
+                      <a:off x="0" y="0"/>
+                      <a:ext cx="5852160" cy="1737641"/>
+                    </a:xfrm>
+                    <a:prstGeom prst="rect">
+                      <a:avLst/>
+                    </a:prstGeom>
+                  </pic:spPr>
+                </pic:pic>
+              </a:graphicData>
+            </a:graphic>
+          </wp:inline>
+        </w:drawing>
+      </w:r>
+    </w:p>
+    <w:p>
+      <w:pPr>
+        <w:spacing w:after="240"/>
+      </w:pPr>
+      <w:r>
+        <w:rPr>
+          <w:i/>
+          <w:sz w:val="18"/>
+        </w:rPr>
+        <w:t>Figura 2. Inventario propio. GET /microservices/inventory/P-101, HTTP 200. Se confirman 15 unidades en el almacén Chihuahua A-12.</w:t>
+      </w:r>
+    </w:p>
+    <w:p>
+      <w:r>
+        <w:t>Las capturas de la interfaz incluidas a continuación complementan estos registros. Los registros conservan la evidencia de las consultas individuales; las capturas del dashboard muestran la integración de las fuentes y la respuesta compuesta. Son evidencias de consultas distintas, por lo que la tasa diaria puede presentar pequeñas variaciones entre ellas.</w:t>
+      </w:r>
+    </w:p>
+    <w:p>
+      <w:pPr>
+        <w:pStyle w:val="Heading1"/>
+        <w:pageBreakBefore/>
+      </w:pPr>
+      <w:bookmarkStart w:id="16" w:name="_Toc244130286"/>
+      <w:r>
+        <w:t>5 Evidencias de divisas y consolidación</w:t>
+      </w:r>
+      <w:bookmarkEnd w:id="16"/>
+    </w:p>
+    <w:p>
+      <w:pPr>
+        <w:spacing w:after="60"/>
+        <w:jc w:val="center"/>
+      </w:pPr>
+      <w:r>
+        <w:rPr>
+          <w:noProof/>
+        </w:rPr>
+        <w:drawing>
+          <wp:inline distT="0" distB="0" distL="0" distR="0" wp14:anchorId="2B7A62D8" wp14:editId="112EB1B8">
+            <wp:extent cx="5852160" cy="1737641"/>
+            <wp:effectExtent l="0" t="0" r="0" b="0"/>
+            <wp:docPr id="5" name="Picture 5"/>
+            <wp:cNvGraphicFramePr>
+              <a:graphicFrameLocks xmlns:a="http://schemas.openxmlformats.org/drawingml/2006/main" noChangeAspect="1"/>
+            </wp:cNvGraphicFramePr>
+            <a:graphic xmlns:a="http://schemas.openxmlformats.org/drawingml/2006/main">
+              <a:graphicData uri="http://schemas.openxmlformats.org/drawingml/2006/picture">
+                <pic:pic xmlns:pic="http://schemas.openxmlformats.org/drawingml/2006/picture">
+                  <pic:nvPicPr>
+                    <pic:cNvPr id="0" name="03-frankfurter.png"/>
+                    <pic:cNvPicPr/>
+                  </pic:nvPicPr>
+                  <pic:blipFill>
+                    <a:blip r:embed="rId10"/>
+                    <a:stretch>
+                      <a:fillRect/>
+                    </a:stretch>
+                  </pic:blipFill>
+                  <pic:spPr>
+                    <a:xfrm>
+                      <a:off x="0" y="0"/>
+                      <a:ext cx="5852160" cy="1737641"/>
+                    </a:xfrm>
+                    <a:prstGeom prst="rect">
+                      <a:avLst/>
+                    </a:prstGeom>
+                  </pic:spPr>
+                </pic:pic>
+              </a:graphicData>
+            </a:graphic>
+          </wp:inline>
+        </w:drawing>
+      </w:r>
+    </w:p>
+    <w:p>
+      <w:pPr>
+        <w:spacing w:after="240"/>
+      </w:pPr>
+      <w:r>
+        <w:rPr>
+          <w:i/>
+          <w:sz w:val="18"/>
+        </w:rPr>
+        <w:t>Figura 3. Consulta HTTPS real a Frankfurter v2. Se conservan la tasa USD/MXN y su fecha de referencia.</w:t>
+      </w:r>
+    </w:p>
+    <w:p>
+      <w:pPr>
+        <w:spacing w:after="60"/>
+        <w:jc w:val="center"/>
+      </w:pPr>
+      <w:r>
+        <w:rPr>
+          <w:noProof/>
+        </w:rPr>
+        <w:drawing>
+          <wp:inline distT="0" distB="0" distL="0" distR="0" wp14:anchorId="47648AA1" wp14:editId="77271176">
+            <wp:extent cx="5852160" cy="2574950"/>
+            <wp:effectExtent l="0" t="0" r="0" b="0"/>
+            <wp:docPr id="6" name="Picture 6"/>
+            <wp:cNvGraphicFramePr>
+              <a:graphicFrameLocks xmlns:a="http://schemas.openxmlformats.org/drawingml/2006/main" noChangeAspect="1"/>
+            </wp:cNvGraphicFramePr>
+            <a:graphic xmlns:a="http://schemas.openxmlformats.org/drawingml/2006/main">
+              <a:graphicData uri="http://schemas.openxmlformats.org/drawingml/2006/picture">
+                <pic:pic xmlns:pic="http://schemas.openxmlformats.org/drawingml/2006/picture">
+                  <pic:nvPicPr>
+                    <pic:cNvPr id="0" name="04-composite.png"/>
+                    <pic:cNvPicPr/>
+                  </pic:nvPicPr>
+                  <pic:blipFill>
+                    <a:blip r:embed="rId11"/>
+                    <a:stretch>
+                      <a:fillRect/>
+                    </a:stretch>
+                  </pic:blipFill>
+                  <pic:spPr>
+                    <a:xfrm>
+                      <a:off x="0" y="0"/>
+                      <a:ext cx="5852160" cy="2574950"/>
+                    </a:xfrm>
+                    <a:prstGeom prst="rect">
+                      <a:avLst/>
+                    </a:prstGeom>
+                  </pic:spPr>
+                </pic:pic>
+              </a:graphicData>
+            </a:graphic>
+          </wp:inline>
+        </w:drawing>
+      </w:r>
+    </w:p>
+    <w:p>
+      <w:pPr>
+        <w:spacing w:after="240"/>
+      </w:pPr>
+      <w:r>
+        <w:rPr>
+          <w:i/>
+          <w:sz w:val="18"/>
+        </w:rPr>
+        <w:t>Figura 4. Respuesta consolidada real. La figura muestra los campos principales; el JSON original contiene también la descripción y las tres observaciones de servicio.</w:t>
+      </w:r>
+    </w:p>
+    <w:p>
+      <w:r>
+        <w:t>En esta consulta, 1200.00 USD × 18.6467 MXN/USD = 22376.04 MXN. La conversión usa la tasa publicada para 2026-10-29; los valores cambiarán en ejecuciones futuras. El estado obtenido fue SUCCESS.</w:t>
+      </w:r>
+    </w:p>
+    <w:p>
+      <w:pPr>
+        <w:pStyle w:val="Heading1"/>
+        <w:pageBreakBefore/>
+      </w:pPr>
+      <w:bookmarkStart w:id="17" w:name="_Toc244130287"/>
+      <w:r>
+        <w:t>5 Capturas del dashboard y respuesta compuesta</w:t>
+      </w:r>
+      <w:bookmarkEnd w:id="17"/>
+    </w:p>
+    <w:p>
+      <w:pPr>
+        <w:spacing w:after="140"/>
+      </w:pPr>
+      <w:r>
+        <w:t>Capturas proporcionadas por el alumno el 29 de octubre de 2026. Se conservan completas, sin alterar los datos mostrados por la aplicación.</w:t>
+      </w:r>
+    </w:p>
+    <w:p>
+      <w:pPr>
+        <w:keepNext/>
+        <w:spacing w:after="80"/>
+        <w:jc w:val="center"/>
+      </w:pPr>
+      <w:r>
+        <w:rPr>
+          <w:noProof/>
+        </w:rPr>
+        <w:drawing>
+          <wp:inline distT="0" distB="0" distL="0" distR="0" wp14:anchorId="7D5BF1C8" wp14:editId="4B577899">
+            <wp:extent cx="5852160" cy="3127278"/>
+            <wp:effectExtent l="0" t="0" r="0" b="0"/>
+            <wp:docPr id="7" name="Picture 7"/>
+            <wp:cNvGraphicFramePr>
+              <a:graphicFrameLocks xmlns:a="http://schemas.openxmlformats.org/drawingml/2006/main" noChangeAspect="1"/>
+            </wp:cNvGraphicFramePr>
+            <a:graphic xmlns:a="http://schemas.openxmlformats.org/drawingml/2006/main">
+              <a:graphicData uri="http://schemas.openxmlformats.org/drawingml/2006/picture">
+                <pic:pic xmlns:pic="http://schemas.openxmlformats.org/drawingml/2006/picture">
+                  <pic:nvPicPr>
+                    <pic:cNvPr id="0" name="05-dashboard-P101.png"/>
+                    <pic:cNvPicPr/>
+                  </pic:nvPicPr>
+                  <pic:blipFill>
+                    <a:blip r:embed="rId12"/>
+                    <a:stretch>
+                      <a:fillRect/>
+                    </a:stretch>
+                  </pic:blipFill>
+                  <pic:spPr>
+                    <a:xfrm>
+                      <a:off x="0" y="0"/>
+                      <a:ext cx="5852160" cy="3127278"/>
+                    </a:xfrm>
+                    <a:prstGeom prst="rect">
+                      <a:avLst/>
+                    </a:prstGeom>
+                  </pic:spPr>
+                </pic:pic>
+              </a:graphicData>
+            </a:graphic>
+          </wp:inline>
+        </w:drawing>
+      </w:r>
+    </w:p>
+    <w:p>
+      <w:pPr>
+        <w:spacing w:after="240" w:line="252" w:lineRule="auto"/>
+      </w:pPr>
+      <w:r>
+        <w:rPr>
+          <w:i/>
+          <w:sz w:val="18"/>
+        </w:rPr>
+        <w:t>Figura 5. Vista principal del dashboard en localhost:5100. El producto P-101 muestra 1200.00 USD, 22375.56 MXN, 15 unidades y entrega estimada de tres días hábiles.</w:t>
+      </w:r>
+    </w:p>
+    <w:p>
+      <w:pPr>
+        <w:keepNext/>
+        <w:spacing w:after="80"/>
+        <w:jc w:val="center"/>
+      </w:pPr>
+      <w:r>
+        <w:rPr>
+          <w:noProof/>
+        </w:rPr>
+        <w:drawing>
+          <wp:inline distT="0" distB="0" distL="0" distR="0" wp14:anchorId="75BA51A2" wp14:editId="07DA9BB5">
+            <wp:extent cx="5852160" cy="3007258"/>
+            <wp:effectExtent l="0" t="0" r="0" b="0"/>
+            <wp:docPr id="8" name="Picture 8"/>
+            <wp:cNvGraphicFramePr>
+              <a:graphicFrameLocks xmlns:a="http://schemas.openxmlformats.org/drawingml/2006/main" noChangeAspect="1"/>
+            </wp:cNvGraphicFramePr>
+            <a:graphic xmlns:a="http://schemas.openxmlformats.org/drawingml/2006/main">
+              <a:graphicData uri="http://schemas.openxmlformats.org/drawingml/2006/picture">
+                <pic:pic xmlns:pic="http://schemas.openxmlformats.org/drawingml/2006/picture">
+                  <pic:nvPicPr>
+                    <pic:cNvPr id="0" name="06-composite-P101.png"/>
+                    <pic:cNvPicPr/>
+                  </pic:nvPicPr>
+                  <pic:blipFill>
+                    <a:blip r:embed="rId13"/>
+                    <a:stretch>
+                      <a:fillRect/>
+                    </a:stretch>
+                  </pic:blipFill>
+                  <pic:spPr>
+                    <a:xfrm>
+                      <a:off x="0" y="0"/>
+                      <a:ext cx="5852160" cy="3007258"/>
+                    </a:xfrm>
+                    <a:prstGeom prst="rect">
+                      <a:avLst/>
+                    </a:prstGeom>
+                  </pic:spPr>
+                </pic:pic>
+              </a:graphicData>
+            </a:graphic>
+          </wp:inline>
+        </w:drawing>
+      </w:r>
+    </w:p>
+    <w:p>
+      <w:pPr>
+        <w:spacing w:after="240" w:line="252" w:lineRule="auto"/>
+      </w:pPr>
+      <w:r>
+        <w:rPr>
+          <w:i/>
+          <w:sz w:val="18"/>
+        </w:rPr>
+        <w:t>Figura 6. Respuesta compuesta de P-101 en la interfaz. Las tres fuentes aparecen disponibles y el JSON muestra SUCCESS, tasa 18.6463 y fecha de referencia 2026-10-29.</w:t>
+      </w:r>
+    </w:p>
+    <w:p>
+      <w:pPr>
+        <w:pStyle w:val="Heading1"/>
+        <w:pageBreakBefore/>
+      </w:pPr>
+      <w:bookmarkStart w:id="18" w:name="_Toc244130288"/>
+      <w:r>
+        <w:t>5 Capturas de disponibilidad de productos</w:t>
+      </w:r>
+      <w:bookmarkEnd w:id="18"/>
+    </w:p>
+    <w:p>
+      <w:pPr>
+        <w:keepNext/>
+        <w:spacing w:after="80"/>
+        <w:jc w:val="center"/>
+      </w:pPr>
+      <w:r>
+        <w:rPr>
+          <w:noProof/>
+        </w:rPr>
+        <w:drawing>
+          <wp:inline distT="0" distB="0" distL="0" distR="0" wp14:anchorId="689418F0" wp14:editId="148D9325">
+            <wp:extent cx="5852160" cy="3446440"/>
+            <wp:effectExtent l="0" t="0" r="0" b="0"/>
+            <wp:docPr id="9" name="Picture 9"/>
+            <wp:cNvGraphicFramePr>
+              <a:graphicFrameLocks xmlns:a="http://schemas.openxmlformats.org/drawingml/2006/main" noChangeAspect="1"/>
+            </wp:cNvGraphicFramePr>
+            <a:graphic xmlns:a="http://schemas.openxmlformats.org/drawingml/2006/main">
+              <a:graphicData uri="http://schemas.openxmlformats.org/drawingml/2006/picture">
+                <pic:pic xmlns:pic="http://schemas.openxmlformats.org/drawingml/2006/picture">
+                  <pic:nvPicPr>
+                    <pic:cNvPr id="0" name="07-dashboard-P102.png"/>
+                    <pic:cNvPicPr/>
+                  </pic:nvPicPr>
+                  <pic:blipFill>
+                    <a:blip r:embed="rId14"/>
+                    <a:stretch>
+                      <a:fillRect/>
+                    </a:stretch>
+                  </pic:blipFill>
+                  <pic:spPr>
+                    <a:xfrm>
+                      <a:off x="0" y="0"/>
+                      <a:ext cx="5852160" cy="3446440"/>
+                    </a:xfrm>
+                    <a:prstGeom prst="rect">
+                      <a:avLst/>
+                    </a:prstGeom>
+                  </pic:spPr>
+                </pic:pic>
+              </a:graphicData>
+            </a:graphic>
+          </wp:inline>
+        </w:drawing>
+      </w:r>
+    </w:p>
+    <w:p>
+      <w:pPr>
+        <w:spacing w:after="240" w:line="252" w:lineRule="auto"/>
+      </w:pPr>
+      <w:r>
+        <w:rPr>
+          <w:i/>
+          <w:sz w:val="18"/>
+        </w:rPr>
+        <w:t>Figura 7. Consulta del producto P-102. Audífonos Studio muestra precio de 1594.26 MXN, cuatro unidades disponibles y entrega estimada de dos días hábiles.</w:t>
+      </w:r>
+    </w:p>
+    <w:p>
+      <w:pPr>
+        <w:keepNext/>
+        <w:spacing w:after="80"/>
+        <w:jc w:val="center"/>
+      </w:pPr>
+      <w:r>
+        <w:rPr>
+          <w:noProof/>
+        </w:rPr>
+        <w:drawing>
+          <wp:inline distT="0" distB="0" distL="0" distR="0" wp14:anchorId="1652B1C2" wp14:editId="7D7A259B">
+            <wp:extent cx="5852160" cy="2893447"/>
+            <wp:effectExtent l="0" t="0" r="0" b="0"/>
+            <wp:docPr id="10" name="Picture 10"/>
+            <wp:cNvGraphicFramePr>
+              <a:graphicFrameLocks xmlns:a="http://schemas.openxmlformats.org/drawingml/2006/main" noChangeAspect="1"/>
+            </wp:cNvGraphicFramePr>
+            <a:graphic xmlns:a="http://schemas.openxmlformats.org/drawingml/2006/main">
+              <a:graphicData uri="http://schemas.openxmlformats.org/drawingml/2006/picture">
+                <pic:pic xmlns:pic="http://schemas.openxmlformats.org/drawingml/2006/picture">
+                  <pic:nvPicPr>
+                    <pic:cNvPr id="0" name="08-dashboard-P103.png"/>
                     <pic:cNvPicPr/>
                   </pic:nvPicPr>
                   <pic:blipFill>
@@ -3258,9 +5672,11 @@
                   <pic:spPr>
                     <a:xfrm>
                       <a:off x="0" y="0"/>
-                      <a:ext cx="5852160" cy="2016744"/>
+                      <a:ext cx="5852160" cy="2893447"/>
                     </a:xfrm>
-                    <a:prstGeom prst="rect"/>
+                    <a:prstGeom prst="rect">
+                      <a:avLst/>
+                    </a:prstGeom>
                   </pic:spPr>
                 </pic:pic>
               </a:graphicData>
@@ -3271,34 +5687,50 @@
     </w:p>
     <w:p>
       <w:pPr>
-        <w:spacing w:after="240"/>
+        <w:spacing w:after="240" w:line="252" w:lineRule="auto"/>
       </w:pPr>
       <w:r>
         <w:rPr>
           <w:i/>
           <w:sz w:val="18"/>
         </w:rPr>
-        <w:t>Figura 1. Catálogo propio. GET /microservices/products/P-101, HTTP 200. Se comprueban identidad del producto y precio base USD.</w:t>
-      </w:r>
-    </w:p>
-    <w:p>
-      <w:pPr>
-        <w:spacing w:after="60"/>
+        <w:t>Figura 8. Consulta del producto P-103 sin existencias. La interfaz muestra cero unidades y entrega no disponible; no presenta una promesa de envío sin stock.</w:t>
+      </w:r>
+    </w:p>
+    <w:p>
+      <w:pPr>
+        <w:pStyle w:val="Heading1"/>
+        <w:pageBreakBefore/>
+      </w:pPr>
+      <w:bookmarkStart w:id="19" w:name="_Toc244130289"/>
+      <w:r>
+        <w:t>5 Capturas de stock y manejo de errores</w:t>
+      </w:r>
+      <w:bookmarkEnd w:id="19"/>
+    </w:p>
+    <w:p>
+      <w:pPr>
+        <w:keepNext/>
+        <w:spacing w:after="80"/>
         <w:jc w:val="center"/>
       </w:pPr>
       <w:r>
+        <w:rPr>
+          <w:noProof/>
+        </w:rPr>
         <w:drawing>
-          <wp:inline xmlns:a="http://schemas.openxmlformats.org/drawingml/2006/main" xmlns:pic="http://schemas.openxmlformats.org/drawingml/2006/picture">
-            <wp:extent cx="5852160" cy="1737641"/>
-            <wp:docPr id="4" name="Picture 4"/>
+          <wp:inline distT="0" distB="0" distL="0" distR="0" wp14:anchorId="5201AC1C" wp14:editId="2534914E">
+            <wp:extent cx="5852160" cy="2740885"/>
+            <wp:effectExtent l="0" t="0" r="0" b="0"/>
+            <wp:docPr id="11" name="Picture 11"/>
             <wp:cNvGraphicFramePr>
-              <a:graphicFrameLocks noChangeAspect="1"/>
+              <a:graphicFrameLocks xmlns:a="http://schemas.openxmlformats.org/drawingml/2006/main" noChangeAspect="1"/>
             </wp:cNvGraphicFramePr>
-            <a:graphic>
+            <a:graphic xmlns:a="http://schemas.openxmlformats.org/drawingml/2006/main">
               <a:graphicData uri="http://schemas.openxmlformats.org/drawingml/2006/picture">
-                <pic:pic>
+                <pic:pic xmlns:pic="http://schemas.openxmlformats.org/drawingml/2006/picture">
                   <pic:nvPicPr>
-                    <pic:cNvPr id="0" name="02-inventory.png"/>
+                    <pic:cNvPr id="0" name="09-composite-P103.png"/>
                     <pic:cNvPicPr/>
                   </pic:nvPicPr>
                   <pic:blipFill>
@@ -3310,9 +5742,11 @@
                   <pic:spPr>
                     <a:xfrm>
                       <a:off x="0" y="0"/>
-                      <a:ext cx="5852160" cy="1737641"/>
+                      <a:ext cx="5852160" cy="2740885"/>
                     </a:xfrm>
-                    <a:prstGeom prst="rect"/>
+                    <a:prstGeom prst="rect">
+                      <a:avLst/>
+                    </a:prstGeom>
                   </pic:spPr>
                 </pic:pic>
               </a:graphicData>
@@ -3323,48 +5757,39 @@
     </w:p>
     <w:p>
       <w:pPr>
-        <w:spacing w:after="240"/>
+        <w:spacing w:after="240" w:line="252" w:lineRule="auto"/>
       </w:pPr>
       <w:r>
         <w:rPr>
           <w:i/>
           <w:sz w:val="18"/>
         </w:rPr>
-        <w:t>Figura 2. Inventario propio. GET /microservices/inventory/P-101, HTTP 200. Se confirman 15 unidades en el almacén Chihuahua A-12.</w:t>
-      </w:r>
-    </w:p>
-    <w:p>
-      <w:r>
-        <w:t>Capturas visuales pendientes: el acceso automatizado del navegador fue bloqueado por una configuración de permisos guardada. La autorización escrita del usuario no eliminó ese bloqueo. Deben añadirse las capturas del cliente REST o web después de habilitarlo; esta entrega no las declara realizadas.</w:t>
-      </w:r>
-    </w:p>
-    <w:p>
-      <w:pPr>
-        <w:pStyle w:val="Ttulo1"/>
-        <w:pageBreakBefore/>
-      </w:pPr>
-      <w:r>
-        <w:t>5 Evidencias de divisas y consolidación</w:t>
-      </w:r>
-    </w:p>
-    <w:p>
-      <w:pPr>
-        <w:spacing w:after="60"/>
+        <w:t>Figura 9. JSON consolidado del producto P-103. stock_status es OUT_OF_STOCK, available_units es 0 y estimated_delivery_days es null. SUCCESS indica que las fuentes respondieron correctamente.</w:t>
+      </w:r>
+    </w:p>
+    <w:p>
+      <w:pPr>
+        <w:keepNext/>
+        <w:spacing w:after="80"/>
         <w:jc w:val="center"/>
       </w:pPr>
       <w:r>
+        <w:rPr>
+          <w:noProof/>
+        </w:rPr>
         <w:drawing>
-          <wp:inline xmlns:a="http://schemas.openxmlformats.org/drawingml/2006/main" xmlns:pic="http://schemas.openxmlformats.org/drawingml/2006/picture">
-            <wp:extent cx="5852160" cy="1737641"/>
-            <wp:docPr id="5" name="Picture 5"/>
+          <wp:inline distT="0" distB="0" distL="0" distR="0" wp14:anchorId="6CB71CB9" wp14:editId="47D5D8AC">
+            <wp:extent cx="5852160" cy="2962840"/>
+            <wp:effectExtent l="0" t="0" r="0" b="0"/>
+            <wp:docPr id="12" name="Picture 12"/>
             <wp:cNvGraphicFramePr>
-              <a:graphicFrameLocks noChangeAspect="1"/>
+              <a:graphicFrameLocks xmlns:a="http://schemas.openxmlformats.org/drawingml/2006/main" noChangeAspect="1"/>
             </wp:cNvGraphicFramePr>
-            <a:graphic>
+            <a:graphic xmlns:a="http://schemas.openxmlformats.org/drawingml/2006/main">
               <a:graphicData uri="http://schemas.openxmlformats.org/drawingml/2006/picture">
-                <pic:pic>
+                <pic:pic xmlns:pic="http://schemas.openxmlformats.org/drawingml/2006/picture">
                   <pic:nvPicPr>
-                    <pic:cNvPr id="0" name="03-frankfurter.png"/>
+                    <pic:cNvPr id="0" name="10-producto-inexistente-P999.png"/>
                     <pic:cNvPicPr/>
                   </pic:nvPicPr>
                   <pic:blipFill>
@@ -3376,9 +5801,11 @@
                   <pic:spPr>
                     <a:xfrm>
                       <a:off x="0" y="0"/>
-                      <a:ext cx="5852160" cy="1737641"/>
+                      <a:ext cx="5852160" cy="2962840"/>
                     </a:xfrm>
-                    <a:prstGeom prst="rect"/>
+                    <a:prstGeom prst="rect">
+                      <a:avLst/>
+                    </a:prstGeom>
                   </pic:spPr>
                 </pic:pic>
               </a:graphicData>
@@ -3389,81 +5816,26 @@
     </w:p>
     <w:p>
       <w:pPr>
-        <w:spacing w:after="240"/>
+        <w:spacing w:after="240" w:line="252" w:lineRule="auto"/>
       </w:pPr>
       <w:r>
         <w:rPr>
           <w:i/>
           <w:sz w:val="18"/>
         </w:rPr>
-        <w:t>Figura 3. Consulta HTTPS real a Frankfurter v2. Se conservan la tasa USD/MXN y su fecha de referencia.</w:t>
-      </w:r>
-    </w:p>
-    <w:p>
-      <w:pPr>
-        <w:spacing w:after="60"/>
-        <w:jc w:val="center"/>
-      </w:pPr>
-      <w:r>
-        <w:drawing>
-          <wp:inline xmlns:a="http://schemas.openxmlformats.org/drawingml/2006/main" xmlns:pic="http://schemas.openxmlformats.org/drawingml/2006/picture">
-            <wp:extent cx="5852160" cy="2574950"/>
-            <wp:docPr id="6" name="Picture 6"/>
-            <wp:cNvGraphicFramePr>
-              <a:graphicFrameLocks noChangeAspect="1"/>
-            </wp:cNvGraphicFramePr>
-            <a:graphic>
-              <a:graphicData uri="http://schemas.openxmlformats.org/drawingml/2006/picture">
-                <pic:pic>
-                  <pic:nvPicPr>
-                    <pic:cNvPr id="0" name="04-composite.png"/>
-                    <pic:cNvPicPr/>
-                  </pic:nvPicPr>
-                  <pic:blipFill>
-                    <a:blip r:embed="rId18"/>
-                    <a:stretch>
-                      <a:fillRect/>
-                    </a:stretch>
-                  </pic:blipFill>
-                  <pic:spPr>
-                    <a:xfrm>
-                      <a:off x="0" y="0"/>
-                      <a:ext cx="5852160" cy="2574950"/>
-                    </a:xfrm>
-                    <a:prstGeom prst="rect"/>
-                  </pic:spPr>
-                </pic:pic>
-              </a:graphicData>
-            </a:graphic>
-          </wp:inline>
-        </w:drawing>
-      </w:r>
-    </w:p>
-    <w:p>
-      <w:pPr>
-        <w:spacing w:after="240"/>
-      </w:pPr>
-      <w:r>
-        <w:rPr>
-          <w:i/>
-          <w:sz w:val="18"/>
-        </w:rPr>
-        <w:t>Figura 4. Respuesta consolidada real. La figura muestra los campos principales; el JSON original contiene también la descripción y las tres observaciones de servicio.</w:t>
-      </w:r>
-    </w:p>
-    <w:p>
-      <w:r>
-        <w:t>En esta consulta, 1200.00 USD × 18.6467 MXN/USD = 22376.04 MXN. La conversión usa la tasa publicada para 2026-10-29; los valores cambiarán en ejecuciones futuras. El estado obtenido fue SUCCESS.</w:t>
-      </w:r>
-    </w:p>
-    <w:p>
-      <w:pPr>
-        <w:pStyle w:val="Ttulo1"/>
+        <w:t>Figura 10. Manejo del producto inexistente P-999. Se muestra el mensaje de validación, HTTP 404 y Problem Details con código NOT_FOUND. La interfaz no conserva los datos del producto anterior.</w:t>
+      </w:r>
+    </w:p>
+    <w:p>
+      <w:pPr>
+        <w:pStyle w:val="Heading1"/>
         <w:pageBreakBefore/>
       </w:pPr>
+      <w:bookmarkStart w:id="20" w:name="_Toc244130290"/>
       <w:r>
         <w:t>5 Pruebas de integración y reproducción</w:t>
       </w:r>
+      <w:bookmarkEnd w:id="20"/>
     </w:p>
     <w:p>
       <w:r>
@@ -3472,10 +5844,10 @@
     </w:p>
     <w:tbl>
       <w:tblPr>
-        <w:tblW w:type="auto" w:w="0"/>
+        <w:tblW w:w="0" w:type="auto"/>
         <w:jc w:val="center"/>
         <w:tblLayout w:type="fixed"/>
-        <w:tblLook w:firstColumn="1" w:firstRow="1" w:lastColumn="0" w:lastRow="0" w:noHBand="0" w:noVBand="1" w:val="04A0"/>
+        <w:tblLook w:val="04A0" w:firstRow="1" w:lastRow="0" w:firstColumn="1" w:lastColumn="0" w:noHBand="0" w:noVBand="1"/>
       </w:tblPr>
       <w:tblGrid>
         <w:gridCol w:w="2160"/>
@@ -3485,24 +5857,25 @@
         <w:trPr>
           <w:cantSplit/>
           <w:tblHeader/>
+          <w:jc w:val="center"/>
         </w:trPr>
         <w:tc>
           <w:tcPr>
-            <w:tcW w:type="dxa" w:w="2160"/>
-            <w:vAlign w:val="center"/>
+            <w:tcW w:w="2160" w:type="dxa"/>
             <w:tcBorders>
-              <w:top w:val="single" w:sz="4" w:color="D9D9D9"/>
-              <w:left w:val="single" w:sz="4" w:color="D9D9D9"/>
-              <w:bottom w:val="single" w:sz="4" w:color="D9D9D9"/>
-              <w:right w:val="single" w:sz="4" w:color="D9D9D9"/>
+              <w:top w:val="single" w:sz="4" w:space="0" w:color="D9D9D9"/>
+              <w:left w:val="single" w:sz="4" w:space="0" w:color="D9D9D9"/>
+              <w:bottom w:val="single" w:sz="4" w:space="0" w:color="D9D9D9"/>
+              <w:right w:val="single" w:sz="4" w:space="0" w:color="D9D9D9"/>
             </w:tcBorders>
+            <w:shd w:val="clear" w:color="auto" w:fill="203E52"/>
             <w:tcMar>
               <w:top w:w="80" w:type="dxa"/>
               <w:left w:w="80" w:type="dxa"/>
               <w:bottom w:w="80" w:type="dxa"/>
               <w:right w:w="80" w:type="dxa"/>
             </w:tcMar>
-            <w:shd w:fill="203E52"/>
+            <w:vAlign w:val="center"/>
           </w:tcPr>
           <w:p>
             <w:pPr>
@@ -3510,7 +5883,6 @@
             </w:pPr>
             <w:r>
               <w:rPr>
-                <w:rFonts w:ascii="Arial" w:hAnsi="Arial"/>
                 <w:b/>
                 <w:color w:val="FFFFFF"/>
                 <w:sz w:val="18"/>
@@ -3521,21 +5893,21 @@
         </w:tc>
         <w:tc>
           <w:tcPr>
-            <w:tcW w:type="dxa" w:w="7200"/>
-            <w:vAlign w:val="center"/>
+            <w:tcW w:w="7200" w:type="dxa"/>
             <w:tcBorders>
-              <w:top w:val="single" w:sz="4" w:color="D9D9D9"/>
-              <w:left w:val="single" w:sz="4" w:color="D9D9D9"/>
-              <w:bottom w:val="single" w:sz="4" w:color="D9D9D9"/>
-              <w:right w:val="single" w:sz="4" w:color="D9D9D9"/>
+              <w:top w:val="single" w:sz="4" w:space="0" w:color="D9D9D9"/>
+              <w:left w:val="single" w:sz="4" w:space="0" w:color="D9D9D9"/>
+              <w:bottom w:val="single" w:sz="4" w:space="0" w:color="D9D9D9"/>
+              <w:right w:val="single" w:sz="4" w:space="0" w:color="D9D9D9"/>
             </w:tcBorders>
+            <w:shd w:val="clear" w:color="auto" w:fill="203E52"/>
             <w:tcMar>
               <w:top w:w="80" w:type="dxa"/>
               <w:left w:w="80" w:type="dxa"/>
               <w:bottom w:w="80" w:type="dxa"/>
               <w:right w:w="80" w:type="dxa"/>
             </w:tcMar>
-            <w:shd w:fill="203E52"/>
+            <w:vAlign w:val="center"/>
           </w:tcPr>
           <w:p>
             <w:pPr>
@@ -3543,7 +5915,6 @@
             </w:pPr>
             <w:r>
               <w:rPr>
-                <w:rFonts w:ascii="Arial" w:hAnsi="Arial"/>
                 <w:b/>
                 <w:color w:val="FFFFFF"/>
                 <w:sz w:val="18"/>
@@ -3556,24 +5927,25 @@
       <w:tr>
         <w:trPr>
           <w:cantSplit/>
+          <w:jc w:val="center"/>
         </w:trPr>
         <w:tc>
           <w:tcPr>
-            <w:tcW w:type="dxa" w:w="2160"/>
-            <w:vAlign w:val="center"/>
+            <w:tcW w:w="2160" w:type="dxa"/>
             <w:tcBorders>
-              <w:top w:val="single" w:sz="4" w:color="D9D9D9"/>
-              <w:left w:val="single" w:sz="4" w:color="D9D9D9"/>
-              <w:bottom w:val="single" w:sz="4" w:color="D9D9D9"/>
-              <w:right w:val="single" w:sz="4" w:color="D9D9D9"/>
+              <w:top w:val="single" w:sz="4" w:space="0" w:color="D9D9D9"/>
+              <w:left w:val="single" w:sz="4" w:space="0" w:color="D9D9D9"/>
+              <w:bottom w:val="single" w:sz="4" w:space="0" w:color="D9D9D9"/>
+              <w:right w:val="single" w:sz="4" w:space="0" w:color="D9D9D9"/>
             </w:tcBorders>
+            <w:shd w:val="clear" w:color="auto" w:fill="FFFFFF"/>
             <w:tcMar>
               <w:top w:w="80" w:type="dxa"/>
               <w:left w:w="80" w:type="dxa"/>
               <w:bottom w:w="80" w:type="dxa"/>
               <w:right w:w="80" w:type="dxa"/>
             </w:tcMar>
-            <w:shd w:fill="FFFFFF"/>
+            <w:vAlign w:val="center"/>
           </w:tcPr>
           <w:p>
             <w:pPr>
@@ -3581,8 +5953,6 @@
             </w:pPr>
             <w:r>
               <w:rPr>
-                <w:rFonts w:ascii="Arial" w:hAnsi="Arial"/>
-                <w:b w:val="0"/>
                 <w:color w:val="000000"/>
                 <w:sz w:val="18"/>
               </w:rPr>
@@ -3592,21 +5962,21 @@
         </w:tc>
         <w:tc>
           <w:tcPr>
-            <w:tcW w:type="dxa" w:w="7200"/>
-            <w:vAlign w:val="center"/>
+            <w:tcW w:w="7200" w:type="dxa"/>
             <w:tcBorders>
-              <w:top w:val="single" w:sz="4" w:color="D9D9D9"/>
-              <w:left w:val="single" w:sz="4" w:color="D9D9D9"/>
-              <w:bottom w:val="single" w:sz="4" w:color="D9D9D9"/>
-              <w:right w:val="single" w:sz="4" w:color="D9D9D9"/>
+              <w:top w:val="single" w:sz="4" w:space="0" w:color="D9D9D9"/>
+              <w:left w:val="single" w:sz="4" w:space="0" w:color="D9D9D9"/>
+              <w:bottom w:val="single" w:sz="4" w:space="0" w:color="D9D9D9"/>
+              <w:right w:val="single" w:sz="4" w:space="0" w:color="D9D9D9"/>
             </w:tcBorders>
+            <w:shd w:val="clear" w:color="auto" w:fill="FFFFFF"/>
             <w:tcMar>
               <w:top w:w="80" w:type="dxa"/>
               <w:left w:w="80" w:type="dxa"/>
               <w:bottom w:w="80" w:type="dxa"/>
               <w:right w:w="80" w:type="dxa"/>
             </w:tcMar>
-            <w:shd w:fill="FFFFFF"/>
+            <w:vAlign w:val="center"/>
           </w:tcPr>
           <w:p>
             <w:pPr>
@@ -3614,8 +5984,6 @@
             </w:pPr>
             <w:r>
               <w:rPr>
-                <w:rFonts w:ascii="Arial" w:hAnsi="Arial"/>
-                <w:b w:val="0"/>
                 <w:color w:val="000000"/>
                 <w:sz w:val="18"/>
               </w:rPr>
@@ -3627,24 +5995,25 @@
       <w:tr>
         <w:trPr>
           <w:cantSplit/>
+          <w:jc w:val="center"/>
         </w:trPr>
         <w:tc>
           <w:tcPr>
-            <w:tcW w:type="dxa" w:w="2160"/>
-            <w:vAlign w:val="center"/>
+            <w:tcW w:w="2160" w:type="dxa"/>
             <w:tcBorders>
-              <w:top w:val="single" w:sz="4" w:color="D9D9D9"/>
-              <w:left w:val="single" w:sz="4" w:color="D9D9D9"/>
-              <w:bottom w:val="single" w:sz="4" w:color="D9D9D9"/>
-              <w:right w:val="single" w:sz="4" w:color="D9D9D9"/>
+              <w:top w:val="single" w:sz="4" w:space="0" w:color="D9D9D9"/>
+              <w:left w:val="single" w:sz="4" w:space="0" w:color="D9D9D9"/>
+              <w:bottom w:val="single" w:sz="4" w:space="0" w:color="D9D9D9"/>
+              <w:right w:val="single" w:sz="4" w:space="0" w:color="D9D9D9"/>
             </w:tcBorders>
+            <w:shd w:val="clear" w:color="auto" w:fill="F2F5F7"/>
             <w:tcMar>
               <w:top w:w="80" w:type="dxa"/>
               <w:left w:w="80" w:type="dxa"/>
               <w:bottom w:w="80" w:type="dxa"/>
               <w:right w:w="80" w:type="dxa"/>
             </w:tcMar>
-            <w:shd w:fill="F2F5F7"/>
+            <w:vAlign w:val="center"/>
           </w:tcPr>
           <w:p>
             <w:pPr>
@@ -3652,8 +6021,6 @@
             </w:pPr>
             <w:r>
               <w:rPr>
-                <w:rFonts w:ascii="Arial" w:hAnsi="Arial"/>
-                <w:b w:val="0"/>
                 <w:color w:val="000000"/>
                 <w:sz w:val="18"/>
               </w:rPr>
@@ -3663,21 +6030,21 @@
         </w:tc>
         <w:tc>
           <w:tcPr>
-            <w:tcW w:type="dxa" w:w="7200"/>
-            <w:vAlign w:val="center"/>
+            <w:tcW w:w="7200" w:type="dxa"/>
             <w:tcBorders>
-              <w:top w:val="single" w:sz="4" w:color="D9D9D9"/>
-              <w:left w:val="single" w:sz="4" w:color="D9D9D9"/>
-              <w:bottom w:val="single" w:sz="4" w:color="D9D9D9"/>
-              <w:right w:val="single" w:sz="4" w:color="D9D9D9"/>
+              <w:top w:val="single" w:sz="4" w:space="0" w:color="D9D9D9"/>
+              <w:left w:val="single" w:sz="4" w:space="0" w:color="D9D9D9"/>
+              <w:bottom w:val="single" w:sz="4" w:space="0" w:color="D9D9D9"/>
+              <w:right w:val="single" w:sz="4" w:space="0" w:color="D9D9D9"/>
             </w:tcBorders>
+            <w:shd w:val="clear" w:color="auto" w:fill="F2F5F7"/>
             <w:tcMar>
               <w:top w:w="80" w:type="dxa"/>
               <w:left w:w="80" w:type="dxa"/>
               <w:bottom w:w="80" w:type="dxa"/>
               <w:right w:w="80" w:type="dxa"/>
             </w:tcMar>
-            <w:shd w:fill="F2F5F7"/>
+            <w:vAlign w:val="center"/>
           </w:tcPr>
           <w:p>
             <w:pPr>
@@ -3685,8 +6052,6 @@
             </w:pPr>
             <w:r>
               <w:rPr>
-                <w:rFonts w:ascii="Arial" w:hAnsi="Arial"/>
-                <w:b w:val="0"/>
                 <w:color w:val="000000"/>
                 <w:sz w:val="18"/>
               </w:rPr>
@@ -3698,24 +6063,25 @@
       <w:tr>
         <w:trPr>
           <w:cantSplit/>
+          <w:jc w:val="center"/>
         </w:trPr>
         <w:tc>
           <w:tcPr>
-            <w:tcW w:type="dxa" w:w="2160"/>
-            <w:vAlign w:val="center"/>
+            <w:tcW w:w="2160" w:type="dxa"/>
             <w:tcBorders>
-              <w:top w:val="single" w:sz="4" w:color="D9D9D9"/>
-              <w:left w:val="single" w:sz="4" w:color="D9D9D9"/>
-              <w:bottom w:val="single" w:sz="4" w:color="D9D9D9"/>
-              <w:right w:val="single" w:sz="4" w:color="D9D9D9"/>
+              <w:top w:val="single" w:sz="4" w:space="0" w:color="D9D9D9"/>
+              <w:left w:val="single" w:sz="4" w:space="0" w:color="D9D9D9"/>
+              <w:bottom w:val="single" w:sz="4" w:space="0" w:color="D9D9D9"/>
+              <w:right w:val="single" w:sz="4" w:space="0" w:color="D9D9D9"/>
             </w:tcBorders>
+            <w:shd w:val="clear" w:color="auto" w:fill="FFFFFF"/>
             <w:tcMar>
               <w:top w:w="80" w:type="dxa"/>
               <w:left w:w="80" w:type="dxa"/>
               <w:bottom w:w="80" w:type="dxa"/>
               <w:right w:w="80" w:type="dxa"/>
             </w:tcMar>
-            <w:shd w:fill="FFFFFF"/>
+            <w:vAlign w:val="center"/>
           </w:tcPr>
           <w:p>
             <w:pPr>
@@ -3723,8 +6089,6 @@
             </w:pPr>
             <w:r>
               <w:rPr>
-                <w:rFonts w:ascii="Arial" w:hAnsi="Arial"/>
-                <w:b w:val="0"/>
                 <w:color w:val="000000"/>
                 <w:sz w:val="18"/>
               </w:rPr>
@@ -3734,21 +6098,21 @@
         </w:tc>
         <w:tc>
           <w:tcPr>
-            <w:tcW w:type="dxa" w:w="7200"/>
-            <w:vAlign w:val="center"/>
+            <w:tcW w:w="7200" w:type="dxa"/>
             <w:tcBorders>
-              <w:top w:val="single" w:sz="4" w:color="D9D9D9"/>
-              <w:left w:val="single" w:sz="4" w:color="D9D9D9"/>
-              <w:bottom w:val="single" w:sz="4" w:color="D9D9D9"/>
-              <w:right w:val="single" w:sz="4" w:color="D9D9D9"/>
+              <w:top w:val="single" w:sz="4" w:space="0" w:color="D9D9D9"/>
+              <w:left w:val="single" w:sz="4" w:space="0" w:color="D9D9D9"/>
+              <w:bottom w:val="single" w:sz="4" w:space="0" w:color="D9D9D9"/>
+              <w:right w:val="single" w:sz="4" w:space="0" w:color="D9D9D9"/>
             </w:tcBorders>
+            <w:shd w:val="clear" w:color="auto" w:fill="FFFFFF"/>
             <w:tcMar>
               <w:top w:w="80" w:type="dxa"/>
               <w:left w:w="80" w:type="dxa"/>
               <w:bottom w:w="80" w:type="dxa"/>
               <w:right w:w="80" w:type="dxa"/>
             </w:tcMar>
-            <w:shd w:fill="FFFFFF"/>
+            <w:vAlign w:val="center"/>
           </w:tcPr>
           <w:p>
             <w:pPr>
@@ -3756,8 +6120,6 @@
             </w:pPr>
             <w:r>
               <w:rPr>
-                <w:rFonts w:ascii="Arial" w:hAnsi="Arial"/>
-                <w:b w:val="0"/>
                 <w:color w:val="000000"/>
                 <w:sz w:val="18"/>
               </w:rPr>
@@ -3769,24 +6131,25 @@
       <w:tr>
         <w:trPr>
           <w:cantSplit/>
+          <w:jc w:val="center"/>
         </w:trPr>
         <w:tc>
           <w:tcPr>
-            <w:tcW w:type="dxa" w:w="2160"/>
-            <w:vAlign w:val="center"/>
+            <w:tcW w:w="2160" w:type="dxa"/>
             <w:tcBorders>
-              <w:top w:val="single" w:sz="4" w:color="D9D9D9"/>
-              <w:left w:val="single" w:sz="4" w:color="D9D9D9"/>
-              <w:bottom w:val="single" w:sz="4" w:color="D9D9D9"/>
-              <w:right w:val="single" w:sz="4" w:color="D9D9D9"/>
+              <w:top w:val="single" w:sz="4" w:space="0" w:color="D9D9D9"/>
+              <w:left w:val="single" w:sz="4" w:space="0" w:color="D9D9D9"/>
+              <w:bottom w:val="single" w:sz="4" w:space="0" w:color="D9D9D9"/>
+              <w:right w:val="single" w:sz="4" w:space="0" w:color="D9D9D9"/>
             </w:tcBorders>
+            <w:shd w:val="clear" w:color="auto" w:fill="F2F5F7"/>
             <w:tcMar>
               <w:top w:w="80" w:type="dxa"/>
               <w:left w:w="80" w:type="dxa"/>
               <w:bottom w:w="80" w:type="dxa"/>
               <w:right w:w="80" w:type="dxa"/>
             </w:tcMar>
-            <w:shd w:fill="F2F5F7"/>
+            <w:vAlign w:val="center"/>
           </w:tcPr>
           <w:p>
             <w:pPr>
@@ -3794,8 +6157,6 @@
             </w:pPr>
             <w:r>
               <w:rPr>
-                <w:rFonts w:ascii="Arial" w:hAnsi="Arial"/>
-                <w:b w:val="0"/>
                 <w:color w:val="000000"/>
                 <w:sz w:val="18"/>
               </w:rPr>
@@ -3805,21 +6166,21 @@
         </w:tc>
         <w:tc>
           <w:tcPr>
-            <w:tcW w:type="dxa" w:w="7200"/>
-            <w:vAlign w:val="center"/>
+            <w:tcW w:w="7200" w:type="dxa"/>
             <w:tcBorders>
-              <w:top w:val="single" w:sz="4" w:color="D9D9D9"/>
-              <w:left w:val="single" w:sz="4" w:color="D9D9D9"/>
-              <w:bottom w:val="single" w:sz="4" w:color="D9D9D9"/>
-              <w:right w:val="single" w:sz="4" w:color="D9D9D9"/>
+              <w:top w:val="single" w:sz="4" w:space="0" w:color="D9D9D9"/>
+              <w:left w:val="single" w:sz="4" w:space="0" w:color="D9D9D9"/>
+              <w:bottom w:val="single" w:sz="4" w:space="0" w:color="D9D9D9"/>
+              <w:right w:val="single" w:sz="4" w:space="0" w:color="D9D9D9"/>
             </w:tcBorders>
+            <w:shd w:val="clear" w:color="auto" w:fill="F2F5F7"/>
             <w:tcMar>
               <w:top w:w="80" w:type="dxa"/>
               <w:left w:w="80" w:type="dxa"/>
               <w:bottom w:w="80" w:type="dxa"/>
               <w:right w:w="80" w:type="dxa"/>
             </w:tcMar>
-            <w:shd w:fill="F2F5F7"/>
+            <w:vAlign w:val="center"/>
           </w:tcPr>
           <w:p>
             <w:pPr>
@@ -3827,8 +6188,6 @@
             </w:pPr>
             <w:r>
               <w:rPr>
-                <w:rFonts w:ascii="Arial" w:hAnsi="Arial"/>
-                <w:b w:val="0"/>
                 <w:color w:val="000000"/>
                 <w:sz w:val="18"/>
               </w:rPr>
@@ -3840,13 +6199,8 @@
     </w:tbl>
     <w:p>
       <w:pPr>
-        <w:spacing w:after="0" w:before="0" w:line="20" w:lineRule="exact"/>
-      </w:pPr>
-      <w:r>
-        <w:rPr>
-          <w:sz w:val="2"/>
-        </w:rPr>
-      </w:r>
+        <w:spacing w:after="0" w:line="20" w:lineRule="exact"/>
+      </w:pPr>
     </w:p>
     <w:p>
       <w:r>
@@ -3855,40 +6209,54 @@
     </w:p>
     <w:p>
       <w:pPr>
-        <w:pStyle w:val="Ttulo2"/>
-      </w:pPr>
+        <w:pStyle w:val="Heading2"/>
+      </w:pPr>
+      <w:bookmarkStart w:id="21" w:name="_Toc244130291"/>
       <w:r>
         <w:t>Cómo ejecutar y capturar la interfaz</w:t>
       </w:r>
-    </w:p>
-    <w:p>
-      <w:pPr>
-        <w:spacing w:line="240" w:lineRule="auto" w:after="160"/>
+      <w:bookmarkEnd w:id="21"/>
+    </w:p>
+    <w:p>
+      <w:pPr>
+        <w:spacing w:after="160" w:line="240" w:lineRule="auto"/>
+        <w:rPr>
+          <w:lang w:val="en-US"/>
+        </w:rPr>
       </w:pPr>
       <w:r>
         <w:rPr>
           <w:rFonts w:ascii="Consolas" w:hAnsi="Consolas"/>
           <w:sz w:val="17"/>
+          <w:lang w:val="en-US"/>
         </w:rPr>
         <w:t>dotnet build ECommerce.slnx</w:t>
       </w:r>
       <w:r>
+        <w:rPr>
+          <w:lang w:val="en-US"/>
+        </w:rPr>
         <w:br/>
       </w:r>
       <w:r>
         <w:rPr>
           <w:rFonts w:ascii="Consolas" w:hAnsi="Consolas"/>
           <w:sz w:val="17"/>
+          <w:lang w:val="en-US"/>
         </w:rPr>
         <w:t>dotnet run --project tests/ECommerce.Tests --no-build</w:t>
       </w:r>
       <w:r>
+        <w:rPr>
+          <w:lang w:val="en-US"/>
+        </w:rPr>
         <w:br/>
       </w:r>
       <w:r>
         <w:rPr>
           <w:rFonts w:ascii="Consolas" w:hAnsi="Consolas"/>
           <w:sz w:val="17"/>
+          <w:lang w:val="en-US"/>
         </w:rPr>
         <w:t>powershell -NoProfile -ExecutionPolicy Bypass -File scripts/start.ps1</w:t>
       </w:r>
@@ -3900,25 +6268,29 @@
     </w:p>
     <w:p>
       <w:pPr>
-        <w:pStyle w:val="Ttulo2"/>
-      </w:pPr>
+        <w:pStyle w:val="Heading2"/>
+      </w:pPr>
+      <w:bookmarkStart w:id="22" w:name="_Toc244130292"/>
       <w:r>
         <w:t>Interfaz implementada</w:t>
       </w:r>
-    </w:p>
-    <w:p>
-      <w:r>
-        <w:t>El dashboard incluye selector de productos, consulta y reintento, estado de stock, precios USD y MXN, unidades, almacén, entrega, fecha de tasa y tarjetas por dependencia con duración medida. Permite ver y copiar el JSON. El diseño se adapta mediante CSS a pantallas pequeñas. La verificación visual y la interacción en navegador permanecen pendientes del permiso señalado; la prueba HTTP confirmó que HTML y JavaScript se sirven correctamente.</w:t>
-      </w:r>
-    </w:p>
-    <w:p>
-      <w:pPr>
-        <w:pStyle w:val="Ttulo1"/>
+      <w:bookmarkEnd w:id="22"/>
+    </w:p>
+    <w:p>
+      <w:r>
+        <w:t>El dashboard incluye selector de productos, consulta y reintento, stock, precios USD y MXN, unidades, almacén, entrega, fecha de tasa y tarjetas por dependencia con duración medida. Permite ver y copiar el JSON. Las capturas proporcionadas por el alumno documentan P-101 y P-102 con stock, P-103 sin existencias y P-999 con error 404. La prueba HTTP también confirmó que HTML y JavaScript se sirven correctamente.</w:t>
+      </w:r>
+    </w:p>
+    <w:p>
+      <w:pPr>
+        <w:pStyle w:val="Heading1"/>
         <w:pageBreakBefore/>
       </w:pPr>
+      <w:bookmarkStart w:id="23" w:name="_Toc244130293"/>
       <w:r>
         <w:t>6 Conclusiones y lecciones aprendidas</w:t>
       </w:r>
+      <w:bookmarkEnd w:id="23"/>
     </w:p>
     <w:p>
       <w:r>
@@ -3937,11 +6309,13 @@
     </w:p>
     <w:p>
       <w:pPr>
-        <w:pStyle w:val="Ttulo1"/>
-      </w:pPr>
+        <w:pStyle w:val="Heading1"/>
+      </w:pPr>
+      <w:bookmarkStart w:id="24" w:name="_Toc244130294"/>
       <w:r>
         <w:t>7 Repositorio y flujo de trabajo</w:t>
       </w:r>
+      <w:bookmarkEnd w:id="24"/>
     </w:p>
     <w:p>
       <w:r>
@@ -3965,40 +6339,72 @@
     </w:p>
     <w:p>
       <w:pPr>
-        <w:pStyle w:val="Ttulo2"/>
-      </w:pPr>
+        <w:pStyle w:val="Heading2"/>
+      </w:pPr>
+      <w:bookmarkStart w:id="25" w:name="_Toc244130295"/>
       <w:r>
         <w:t>Fuentes de información</w:t>
       </w:r>
-    </w:p>
-    <w:p>
+      <w:bookmarkEnd w:id="25"/>
+    </w:p>
+    <w:p>
+      <w:pPr>
+        <w:rPr>
+          <w:lang w:val="en-US"/>
+        </w:rPr>
+      </w:pPr>
       <w:r>
         <w:rPr>
           <w:sz w:val="18"/>
         </w:rPr>
-        <w:t>Frankfurter. (s. f.). Exchange rate and currency data API. https://frankfurter.dev/</w:t>
-      </w:r>
-    </w:p>
-    <w:p>
+        <w:t xml:space="preserve">Frankfurter. (s. f.). </w:t>
+      </w:r>
       <w:r>
         <w:rPr>
           <w:sz w:val="18"/>
+          <w:lang w:val="en-US"/>
+        </w:rPr>
+        <w:t>Exchange rate and currency data API. https://frankfurter.dev/</w:t>
+      </w:r>
+    </w:p>
+    <w:p>
+      <w:pPr>
+        <w:rPr>
+          <w:lang w:val="en-US"/>
+        </w:rPr>
+      </w:pPr>
+      <w:r>
+        <w:rPr>
+          <w:sz w:val="18"/>
+          <w:lang w:val="en-US"/>
         </w:rPr>
         <w:t>Microsoft. (s. f.-a). Gateway Aggregation pattern. Azure Architecture Center. https://learn.microsoft.com/en-us/azure/architecture/patterns/gateway-aggregation</w:t>
       </w:r>
     </w:p>
     <w:p>
+      <w:pPr>
+        <w:rPr>
+          <w:lang w:val="en-US"/>
+        </w:rPr>
+      </w:pPr>
       <w:r>
         <w:rPr>
           <w:sz w:val="18"/>
+          <w:lang w:val="en-US"/>
         </w:rPr>
         <w:t>Microsoft. (s. f.-b). Common web application architectures. https://learn.microsoft.com/en-us/dotnet/architecture/modern-web-apps-azure/common-web-application-architectures</w:t>
       </w:r>
     </w:p>
     <w:p>
+      <w:pPr>
+        <w:rPr>
+          <w:lang w:val="en-US"/>
+        </w:rPr>
+      </w:pPr>
       <w:r>
         <w:rPr>
           <w:sz w:val="18"/>
+          <w:lang w:val="en-US"/>
         </w:rPr>
         <w:t>Microsoft. (s. f.-c). IHttpClientFactory with .NET. https://learn.microsoft.com/en-us/dotnet/core/extensions/httpclient-factory</w:t>
       </w:r>
@@ -4012,11 +6418,11 @@
       </w:r>
     </w:p>
     <w:sectPr>
-      <w:headerReference w:type="even" r:id="rId8"/>
-      <w:headerReference w:type="default" r:id="rId9"/>
-      <w:footerReference w:type="default" r:id="rId10"/>
-      <w:headerReference w:type="first" r:id="rId11"/>
-      <w:footerReference w:type="first" r:id="rId12"/>
+      <w:headerReference w:type="even" r:id="rId18"/>
+      <w:headerReference w:type="default" r:id="rId19"/>
+      <w:footerReference w:type="default" r:id="rId20"/>
+      <w:headerReference w:type="first" r:id="rId21"/>
+      <w:footerReference w:type="first" r:id="rId22"/>
       <w:pgSz w:w="12240" w:h="15840"/>
       <w:pgMar w:top="1440" w:right="1440" w:bottom="1440" w:left="1440" w:header="720" w:footer="720" w:gutter="0"/>
       <w:cols w:space="720"/>
@@ -4028,7 +6434,7 @@
 </file>
 
 <file path=word/endnotes.xml><?xml version="1.0" encoding="utf-8"?>
-<w:endnotes xmlns:wpc="http://schemas.microsoft.com/office/word/2010/wordprocessingCanvas" xmlns:cx="http://schemas.microsoft.com/office/drawing/2014/chartex" xmlns:cx1="http://schemas.microsoft.com/office/drawing/2015/9/8/chartex" xmlns:cx2="http://schemas.microsoft.com/office/drawing/2015/10/21/chartex" xmlns:cx3="http://schemas.microsoft.com/office/drawing/2016/5/9/chartex" xmlns:cx4="http://schemas.microsoft.com/office/drawing/2016/5/10/chartex" xmlns:cx5="http://schemas.microsoft.com/office/drawing/2016/5/11/chartex" xmlns:cx6="http://schemas.microsoft.com/office/drawing/2016/5/12/chartex" xmlns:cx7="http://schemas.microsoft.com/office/drawing/2016/5/13/chartex" xmlns:cx8="http://schemas.microsoft.com/office/drawing/2016/5/14/chartex" xmlns:mc="http://schemas.openxmlformats.org/markup-compatibility/2006" xmlns:aink="http://schemas.microsoft.com/office/drawing/2016/ink" xmlns:am3d="http://schemas.microsoft.com/office/drawing/2017/model3d" xmlns:o="urn:schemas-microsoft-com:office:office" xmlns:oel="http://schemas.microsoft.com/office/2019/extlst" xmlns:r="http://schemas.openxmlformats.org/officeDocument/2006/relationships" xmlns:m="http://schemas.openxmlformats.org/officeDocument/2006/math" xmlns:v="urn:schemas-microsoft-com:vml" xmlns:wp14="http://schemas.microsoft.com/office/word/2010/wordprocessingDrawing" xmlns:wp="http://schemas.openxmlformats.org/drawingml/2006/wordprocessingDrawing" xmlns:w10="urn:schemas-microsoft-com:office:word" xmlns:w="http://schemas.openxmlformats.org/wordprocessingml/2006/main" xmlns:w14="http://schemas.microsoft.com/office/word/2010/wordml" xmlns:w15="http://schemas.microsoft.com/office/word/2012/wordml" xmlns:w16cex="http://schemas.microsoft.com/office/word/2018/wordml/cex" xmlns:w16cid="http://schemas.microsoft.com/office/word/2016/wordml/cid" xmlns:w16="http://schemas.microsoft.com/office/word/2018/wordml" xmlns:w16sdtdh="http://schemas.microsoft.com/office/word/2020/wordml/sdtdatahash" xmlns:w16se="http://schemas.microsoft.com/office/word/2015/wordml/symex" xmlns:wpg="http://schemas.microsoft.com/office/word/2010/wordprocessingGroup" xmlns:wpi="http://schemas.microsoft.com/office/word/2010/wordprocessingInk" xmlns:wne="http://schemas.microsoft.com/office/word/2006/wordml" xmlns:wps="http://schemas.microsoft.com/office/word/2010/wordprocessingShape" mc:Ignorable="w14 w15 w16se w16cid w16 w16cex w16sdtdh wp14">
+<w:endnotes xmlns:wpc="http://schemas.microsoft.com/office/word/2010/wordprocessingCanvas" xmlns:cx="http://schemas.microsoft.com/office/drawing/2014/chartex" xmlns:cx1="http://schemas.microsoft.com/office/drawing/2015/9/8/chartex" xmlns:cx2="http://schemas.microsoft.com/office/drawing/2015/10/21/chartex" xmlns:cx3="http://schemas.microsoft.com/office/drawing/2016/5/9/chartex" xmlns:cx4="http://schemas.microsoft.com/office/drawing/2016/5/10/chartex" xmlns:cx5="http://schemas.microsoft.com/office/drawing/2016/5/11/chartex" xmlns:cx6="http://schemas.microsoft.com/office/drawing/2016/5/12/chartex" xmlns:cx7="http://schemas.microsoft.com/office/drawing/2016/5/13/chartex" xmlns:cx8="http://schemas.microsoft.com/office/drawing/2016/5/14/chartex" xmlns:mc="http://schemas.openxmlformats.org/markup-compatibility/2006" xmlns:aink="http://schemas.microsoft.com/office/drawing/2016/ink" xmlns:am3d="http://schemas.microsoft.com/office/drawing/2017/model3d" xmlns:o="urn:schemas-microsoft-com:office:office" xmlns:oel="http://schemas.microsoft.com/office/2019/extlst" xmlns:r="http://schemas.openxmlformats.org/officeDocument/2006/relationships" xmlns:m="http://schemas.openxmlformats.org/officeDocument/2006/math" xmlns:v="urn:schemas-microsoft-com:vml" xmlns:wp14="http://schemas.microsoft.com/office/word/2010/wordprocessingDrawing" xmlns:wp="http://schemas.openxmlformats.org/drawingml/2006/wordprocessingDrawing" xmlns:w10="urn:schemas-microsoft-com:office:word" xmlns:w="http://schemas.openxmlformats.org/wordprocessingml/2006/main" xmlns:w14="http://schemas.microsoft.com/office/word/2010/wordml" xmlns:w15="http://schemas.microsoft.com/office/word/2012/wordml" xmlns:w16cex="http://schemas.microsoft.com/office/word/2018/wordml/cex" xmlns:w16cid="http://schemas.microsoft.com/office/word/2016/wordml/cid" xmlns:w16="http://schemas.microsoft.com/office/word/2018/wordml" xmlns:w16du="http://schemas.microsoft.com/office/word/2023/wordml/word16du" xmlns:w16sdtdh="http://schemas.microsoft.com/office/word/2020/wordml/sdtdatahash" xmlns:w16sdtfl="http://schemas.microsoft.com/office/word/2024/wordml/sdtformatlock" xmlns:w16se="http://schemas.microsoft.com/office/word/2015/wordml/symex" xmlns:wpg="http://schemas.microsoft.com/office/word/2010/wordprocessingGroup" xmlns:wpi="http://schemas.microsoft.com/office/word/2010/wordprocessingInk" xmlns:wne="http://schemas.microsoft.com/office/word/2006/wordml" xmlns:wps="http://schemas.microsoft.com/office/word/2010/wordprocessingShape" mc:Ignorable="w14 w15 w16se w16cid w16 w16cex w16sdtdh w16sdtfl w16du wp14">
   <w:endnote w:type="separator" w:id="-1">
     <w:p>
       <w:pPr>
@@ -4053,7 +6459,7 @@
 </file>
 
 <file path=word/footer1.xml><?xml version="1.0" encoding="utf-8"?>
-<w:ftr xmlns:wpc="http://schemas.microsoft.com/office/word/2010/wordprocessingCanvas" xmlns:cx="http://schemas.microsoft.com/office/drawing/2014/chartex" xmlns:cx1="http://schemas.microsoft.com/office/drawing/2015/9/8/chartex" xmlns:cx2="http://schemas.microsoft.com/office/drawing/2015/10/21/chartex" xmlns:cx3="http://schemas.microsoft.com/office/drawing/2016/5/9/chartex" xmlns:cx4="http://schemas.microsoft.com/office/drawing/2016/5/10/chartex" xmlns:cx5="http://schemas.microsoft.com/office/drawing/2016/5/11/chartex" xmlns:cx6="http://schemas.microsoft.com/office/drawing/2016/5/12/chartex" xmlns:cx7="http://schemas.microsoft.com/office/drawing/2016/5/13/chartex" xmlns:cx8="http://schemas.microsoft.com/office/drawing/2016/5/14/chartex" xmlns:mc="http://schemas.openxmlformats.org/markup-compatibility/2006" xmlns:aink="http://schemas.microsoft.com/office/drawing/2016/ink" xmlns:am3d="http://schemas.microsoft.com/office/drawing/2017/model3d" xmlns:o="urn:schemas-microsoft-com:office:office" xmlns:oel="http://schemas.microsoft.com/office/2019/extlst" xmlns:r="http://schemas.openxmlformats.org/officeDocument/2006/relationships" xmlns:m="http://schemas.openxmlformats.org/officeDocument/2006/math" xmlns:v="urn:schemas-microsoft-com:vml" xmlns:wp14="http://schemas.microsoft.com/office/word/2010/wordprocessingDrawing" xmlns:wp="http://schemas.openxmlformats.org/drawingml/2006/wordprocessingDrawing" xmlns:w10="urn:schemas-microsoft-com:office:word" xmlns:w="http://schemas.openxmlformats.org/wordprocessingml/2006/main" xmlns:w14="http://schemas.microsoft.com/office/word/2010/wordml" xmlns:w15="http://schemas.microsoft.com/office/word/2012/wordml" xmlns:w16cex="http://schemas.microsoft.com/office/word/2018/wordml/cex" xmlns:w16cid="http://schemas.microsoft.com/office/word/2016/wordml/cid" xmlns:w16="http://schemas.microsoft.com/office/word/2018/wordml" xmlns:w16sdtdh="http://schemas.microsoft.com/office/word/2020/wordml/sdtdatahash" xmlns:w16se="http://schemas.microsoft.com/office/word/2015/wordml/symex" xmlns:wpg="http://schemas.microsoft.com/office/word/2010/wordprocessingGroup" xmlns:wpi="http://schemas.microsoft.com/office/word/2010/wordprocessingInk" xmlns:wne="http://schemas.microsoft.com/office/word/2006/wordml" xmlns:wps="http://schemas.microsoft.com/office/word/2010/wordprocessingShape" mc:Ignorable="w14 w15 w16se w16cid w16 w16cex w16sdtdh wp14">
+<w:ftr xmlns:wpc="http://schemas.microsoft.com/office/word/2010/wordprocessingCanvas" xmlns:cx="http://schemas.microsoft.com/office/drawing/2014/chartex" xmlns:cx1="http://schemas.microsoft.com/office/drawing/2015/9/8/chartex" xmlns:cx2="http://schemas.microsoft.com/office/drawing/2015/10/21/chartex" xmlns:cx3="http://schemas.microsoft.com/office/drawing/2016/5/9/chartex" xmlns:cx4="http://schemas.microsoft.com/office/drawing/2016/5/10/chartex" xmlns:cx5="http://schemas.microsoft.com/office/drawing/2016/5/11/chartex" xmlns:cx6="http://schemas.microsoft.com/office/drawing/2016/5/12/chartex" xmlns:cx7="http://schemas.microsoft.com/office/drawing/2016/5/13/chartex" xmlns:cx8="http://schemas.microsoft.com/office/drawing/2016/5/14/chartex" xmlns:mc="http://schemas.openxmlformats.org/markup-compatibility/2006" xmlns:aink="http://schemas.microsoft.com/office/drawing/2016/ink" xmlns:am3d="http://schemas.microsoft.com/office/drawing/2017/model3d" xmlns:o="urn:schemas-microsoft-com:office:office" xmlns:oel="http://schemas.microsoft.com/office/2019/extlst" xmlns:r="http://schemas.openxmlformats.org/officeDocument/2006/relationships" xmlns:m="http://schemas.openxmlformats.org/officeDocument/2006/math" xmlns:v="urn:schemas-microsoft-com:vml" xmlns:wp14="http://schemas.microsoft.com/office/word/2010/wordprocessingDrawing" xmlns:wp="http://schemas.openxmlformats.org/drawingml/2006/wordprocessingDrawing" xmlns:w10="urn:schemas-microsoft-com:office:word" xmlns:w="http://schemas.openxmlformats.org/wordprocessingml/2006/main" xmlns:w14="http://schemas.microsoft.com/office/word/2010/wordml" xmlns:w15="http://schemas.microsoft.com/office/word/2012/wordml" xmlns:w16cex="http://schemas.microsoft.com/office/word/2018/wordml/cex" xmlns:w16cid="http://schemas.microsoft.com/office/word/2016/wordml/cid" xmlns:w16="http://schemas.microsoft.com/office/word/2018/wordml" xmlns:w16du="http://schemas.microsoft.com/office/word/2023/wordml/word16du" xmlns:w16sdtdh="http://schemas.microsoft.com/office/word/2020/wordml/sdtdatahash" xmlns:w16sdtfl="http://schemas.microsoft.com/office/word/2024/wordml/sdtformatlock" xmlns:w16se="http://schemas.microsoft.com/office/word/2015/wordml/symex" xmlns:wpg="http://schemas.microsoft.com/office/word/2010/wordprocessingGroup" xmlns:wpi="http://schemas.microsoft.com/office/word/2010/wordprocessingInk" xmlns:wne="http://schemas.microsoft.com/office/word/2006/wordml" xmlns:wps="http://schemas.microsoft.com/office/word/2010/wordprocessingShape" mc:Ignorable="w14 w15 w16se w16cid w16 w16cex w16sdtdh w16sdtfl w16du wp14">
   <w:sdt>
     <w:sdtPr>
       <w:id w:val="816227150"/>
@@ -4066,7 +6472,7 @@
     <w:sdtContent>
       <w:p>
         <w:pPr>
-          <w:pStyle w:val="Piedepgina"/>
+          <w:pStyle w:val="Footer"/>
           <w:jc w:val="right"/>
         </w:pPr>
         <w:r>
@@ -4089,7 +6495,7 @@
   </w:sdt>
   <w:p>
     <w:pPr>
-      <w:pStyle w:val="Piedepgina"/>
+      <w:pStyle w:val="Footer"/>
       <w:jc w:val="right"/>
     </w:pPr>
   </w:p>
@@ -4097,10 +6503,10 @@
 </file>
 
 <file path=word/footer2.xml><?xml version="1.0" encoding="utf-8"?>
-<w:ftr xmlns:wpc="http://schemas.microsoft.com/office/word/2010/wordprocessingCanvas" xmlns:cx="http://schemas.microsoft.com/office/drawing/2014/chartex" xmlns:cx1="http://schemas.microsoft.com/office/drawing/2015/9/8/chartex" xmlns:cx2="http://schemas.microsoft.com/office/drawing/2015/10/21/chartex" xmlns:cx3="http://schemas.microsoft.com/office/drawing/2016/5/9/chartex" xmlns:cx4="http://schemas.microsoft.com/office/drawing/2016/5/10/chartex" xmlns:cx5="http://schemas.microsoft.com/office/drawing/2016/5/11/chartex" xmlns:cx6="http://schemas.microsoft.com/office/drawing/2016/5/12/chartex" xmlns:cx7="http://schemas.microsoft.com/office/drawing/2016/5/13/chartex" xmlns:cx8="http://schemas.microsoft.com/office/drawing/2016/5/14/chartex" xmlns:mc="http://schemas.openxmlformats.org/markup-compatibility/2006" xmlns:aink="http://schemas.microsoft.com/office/drawing/2016/ink" xmlns:am3d="http://schemas.microsoft.com/office/drawing/2017/model3d" xmlns:o="urn:schemas-microsoft-com:office:office" xmlns:oel="http://schemas.microsoft.com/office/2019/extlst" xmlns:r="http://schemas.openxmlformats.org/officeDocument/2006/relationships" xmlns:m="http://schemas.openxmlformats.org/officeDocument/2006/math" xmlns:v="urn:schemas-microsoft-com:vml" xmlns:wp14="http://schemas.microsoft.com/office/word/2010/wordprocessingDrawing" xmlns:wp="http://schemas.openxmlformats.org/drawingml/2006/wordprocessingDrawing" xmlns:w10="urn:schemas-microsoft-com:office:word" xmlns:w="http://schemas.openxmlformats.org/wordprocessingml/2006/main" xmlns:w14="http://schemas.microsoft.com/office/word/2010/wordml" xmlns:w15="http://schemas.microsoft.com/office/word/2012/wordml" xmlns:w16cex="http://schemas.microsoft.com/office/word/2018/wordml/cex" xmlns:w16cid="http://schemas.microsoft.com/office/word/2016/wordml/cid" xmlns:w16="http://schemas.microsoft.com/office/word/2018/wordml" xmlns:w16sdtdh="http://schemas.microsoft.com/office/word/2020/wordml/sdtdatahash" xmlns:w16se="http://schemas.microsoft.com/office/word/2015/wordml/symex" xmlns:wpg="http://schemas.microsoft.com/office/word/2010/wordprocessingGroup" xmlns:wpi="http://schemas.microsoft.com/office/word/2010/wordprocessingInk" xmlns:wne="http://schemas.microsoft.com/office/word/2006/wordml" xmlns:wps="http://schemas.microsoft.com/office/word/2010/wordprocessingShape" mc:Ignorable="w14 w15 w16se w16cid w16 w16cex w16sdtdh wp14">
+<w:ftr xmlns:wpc="http://schemas.microsoft.com/office/word/2010/wordprocessingCanvas" xmlns:cx="http://schemas.microsoft.com/office/drawing/2014/chartex" xmlns:cx1="http://schemas.microsoft.com/office/drawing/2015/9/8/chartex" xmlns:cx2="http://schemas.microsoft.com/office/drawing/2015/10/21/chartex" xmlns:cx3="http://schemas.microsoft.com/office/drawing/2016/5/9/chartex" xmlns:cx4="http://schemas.microsoft.com/office/drawing/2016/5/10/chartex" xmlns:cx5="http://schemas.microsoft.com/office/drawing/2016/5/11/chartex" xmlns:cx6="http://schemas.microsoft.com/office/drawing/2016/5/12/chartex" xmlns:cx7="http://schemas.microsoft.com/office/drawing/2016/5/13/chartex" xmlns:cx8="http://schemas.microsoft.com/office/drawing/2016/5/14/chartex" xmlns:mc="http://schemas.openxmlformats.org/markup-compatibility/2006" xmlns:aink="http://schemas.microsoft.com/office/drawing/2016/ink" xmlns:am3d="http://schemas.microsoft.com/office/drawing/2017/model3d" xmlns:o="urn:schemas-microsoft-com:office:office" xmlns:oel="http://schemas.microsoft.com/office/2019/extlst" xmlns:r="http://schemas.openxmlformats.org/officeDocument/2006/relationships" xmlns:m="http://schemas.openxmlformats.org/officeDocument/2006/math" xmlns:v="urn:schemas-microsoft-com:vml" xmlns:wp14="http://schemas.microsoft.com/office/word/2010/wordprocessingDrawing" xmlns:wp="http://schemas.openxmlformats.org/drawingml/2006/wordprocessingDrawing" xmlns:w10="urn:schemas-microsoft-com:office:word" xmlns:w="http://schemas.openxmlformats.org/wordprocessingml/2006/main" xmlns:w14="http://schemas.microsoft.com/office/word/2010/wordml" xmlns:w15="http://schemas.microsoft.com/office/word/2012/wordml" xmlns:w16cex="http://schemas.microsoft.com/office/word/2018/wordml/cex" xmlns:w16cid="http://schemas.microsoft.com/office/word/2016/wordml/cid" xmlns:w16="http://schemas.microsoft.com/office/word/2018/wordml" xmlns:w16du="http://schemas.microsoft.com/office/word/2023/wordml/word16du" xmlns:w16sdtdh="http://schemas.microsoft.com/office/word/2020/wordml/sdtdatahash" xmlns:w16sdtfl="http://schemas.microsoft.com/office/word/2024/wordml/sdtformatlock" xmlns:w16se="http://schemas.microsoft.com/office/word/2015/wordml/symex" xmlns:wpg="http://schemas.microsoft.com/office/word/2010/wordprocessingGroup" xmlns:wpi="http://schemas.microsoft.com/office/word/2010/wordprocessingInk" xmlns:wne="http://schemas.microsoft.com/office/word/2006/wordml" xmlns:wps="http://schemas.microsoft.com/office/word/2010/wordprocessingShape" mc:Ignorable="w14 w15 w16se w16cid w16 w16cex w16sdtdh w16sdtfl w16du wp14">
   <w:p>
     <w:pPr>
-      <w:pStyle w:val="Piedepgina"/>
+      <w:pStyle w:val="Footer"/>
       <w:jc w:val="right"/>
     </w:pPr>
     <w:r>
@@ -4114,7 +6520,7 @@
 </file>
 
 <file path=word/footnotes.xml><?xml version="1.0" encoding="utf-8"?>
-<w:footnotes xmlns:wpc="http://schemas.microsoft.com/office/word/2010/wordprocessingCanvas" xmlns:cx="http://schemas.microsoft.com/office/drawing/2014/chartex" xmlns:cx1="http://schemas.microsoft.com/office/drawing/2015/9/8/chartex" xmlns:cx2="http://schemas.microsoft.com/office/drawing/2015/10/21/chartex" xmlns:cx3="http://schemas.microsoft.com/office/drawing/2016/5/9/chartex" xmlns:cx4="http://schemas.microsoft.com/office/drawing/2016/5/10/chartex" xmlns:cx5="http://schemas.microsoft.com/office/drawing/2016/5/11/chartex" xmlns:cx6="http://schemas.microsoft.com/office/drawing/2016/5/12/chartex" xmlns:cx7="http://schemas.microsoft.com/office/drawing/2016/5/13/chartex" xmlns:cx8="http://schemas.microsoft.com/office/drawing/2016/5/14/chartex" xmlns:mc="http://schemas.openxmlformats.org/markup-compatibility/2006" xmlns:aink="http://schemas.microsoft.com/office/drawing/2016/ink" xmlns:am3d="http://schemas.microsoft.com/office/drawing/2017/model3d" xmlns:o="urn:schemas-microsoft-com:office:office" xmlns:oel="http://schemas.microsoft.com/office/2019/extlst" xmlns:r="http://schemas.openxmlformats.org/officeDocument/2006/relationships" xmlns:m="http://schemas.openxmlformats.org/officeDocument/2006/math" xmlns:v="urn:schemas-microsoft-com:vml" xmlns:wp14="http://schemas.microsoft.com/office/word/2010/wordprocessingDrawing" xmlns:wp="http://schemas.openxmlformats.org/drawingml/2006/wordprocessingDrawing" xmlns:w10="urn:schemas-microsoft-com:office:word" xmlns:w="http://schemas.openxmlformats.org/wordprocessingml/2006/main" xmlns:w14="http://schemas.microsoft.com/office/word/2010/wordml" xmlns:w15="http://schemas.microsoft.com/office/word/2012/wordml" xmlns:w16cex="http://schemas.microsoft.com/office/word/2018/wordml/cex" xmlns:w16cid="http://schemas.microsoft.com/office/word/2016/wordml/cid" xmlns:w16="http://schemas.microsoft.com/office/word/2018/wordml" xmlns:w16sdtdh="http://schemas.microsoft.com/office/word/2020/wordml/sdtdatahash" xmlns:w16se="http://schemas.microsoft.com/office/word/2015/wordml/symex" xmlns:wpg="http://schemas.microsoft.com/office/word/2010/wordprocessingGroup" xmlns:wpi="http://schemas.microsoft.com/office/word/2010/wordprocessingInk" xmlns:wne="http://schemas.microsoft.com/office/word/2006/wordml" xmlns:wps="http://schemas.microsoft.com/office/word/2010/wordprocessingShape" mc:Ignorable="w14 w15 w16se w16cid w16 w16cex w16sdtdh wp14">
+<w:footnotes xmlns:wpc="http://schemas.microsoft.com/office/word/2010/wordprocessingCanvas" xmlns:cx="http://schemas.microsoft.com/office/drawing/2014/chartex" xmlns:cx1="http://schemas.microsoft.com/office/drawing/2015/9/8/chartex" xmlns:cx2="http://schemas.microsoft.com/office/drawing/2015/10/21/chartex" xmlns:cx3="http://schemas.microsoft.com/office/drawing/2016/5/9/chartex" xmlns:cx4="http://schemas.microsoft.com/office/drawing/2016/5/10/chartex" xmlns:cx5="http://schemas.microsoft.com/office/drawing/2016/5/11/chartex" xmlns:cx6="http://schemas.microsoft.com/office/drawing/2016/5/12/chartex" xmlns:cx7="http://schemas.microsoft.com/office/drawing/2016/5/13/chartex" xmlns:cx8="http://schemas.microsoft.com/office/drawing/2016/5/14/chartex" xmlns:mc="http://schemas.openxmlformats.org/markup-compatibility/2006" xmlns:aink="http://schemas.microsoft.com/office/drawing/2016/ink" xmlns:am3d="http://schemas.microsoft.com/office/drawing/2017/model3d" xmlns:o="urn:schemas-microsoft-com:office:office" xmlns:oel="http://schemas.microsoft.com/office/2019/extlst" xmlns:r="http://schemas.openxmlformats.org/officeDocument/2006/relationships" xmlns:m="http://schemas.openxmlformats.org/officeDocument/2006/math" xmlns:v="urn:schemas-microsoft-com:vml" xmlns:wp14="http://schemas.microsoft.com/office/word/2010/wordprocessingDrawing" xmlns:wp="http://schemas.openxmlformats.org/drawingml/2006/wordprocessingDrawing" xmlns:w10="urn:schemas-microsoft-com:office:word" xmlns:w="http://schemas.openxmlformats.org/wordprocessingml/2006/main" xmlns:w14="http://schemas.microsoft.com/office/word/2010/wordml" xmlns:w15="http://schemas.microsoft.com/office/word/2012/wordml" xmlns:w16cex="http://schemas.microsoft.com/office/word/2018/wordml/cex" xmlns:w16cid="http://schemas.microsoft.com/office/word/2016/wordml/cid" xmlns:w16="http://schemas.microsoft.com/office/word/2018/wordml" xmlns:w16du="http://schemas.microsoft.com/office/word/2023/wordml/word16du" xmlns:w16sdtdh="http://schemas.microsoft.com/office/word/2020/wordml/sdtdatahash" xmlns:w16sdtfl="http://schemas.microsoft.com/office/word/2024/wordml/sdtformatlock" xmlns:w16se="http://schemas.microsoft.com/office/word/2015/wordml/symex" xmlns:wpg="http://schemas.microsoft.com/office/word/2010/wordprocessingGroup" xmlns:wpi="http://schemas.microsoft.com/office/word/2010/wordprocessingInk" xmlns:wne="http://schemas.microsoft.com/office/word/2006/wordml" xmlns:wps="http://schemas.microsoft.com/office/word/2010/wordprocessingShape" mc:Ignorable="w14 w15 w16se w16cid w16 w16cex w16sdtdh w16sdtfl w16du wp14">
   <w:footnote w:type="separator" w:id="-1">
     <w:p>
       <w:pPr>
@@ -4139,10 +6545,10 @@
 </file>
 
 <file path=word/header1.xml><?xml version="1.0" encoding="utf-8"?>
-<w:hdr xmlns:wpc="http://schemas.microsoft.com/office/word/2010/wordprocessingCanvas" xmlns:cx="http://schemas.microsoft.com/office/drawing/2014/chartex" xmlns:cx1="http://schemas.microsoft.com/office/drawing/2015/9/8/chartex" xmlns:cx2="http://schemas.microsoft.com/office/drawing/2015/10/21/chartex" xmlns:cx3="http://schemas.microsoft.com/office/drawing/2016/5/9/chartex" xmlns:cx4="http://schemas.microsoft.com/office/drawing/2016/5/10/chartex" xmlns:cx5="http://schemas.microsoft.com/office/drawing/2016/5/11/chartex" xmlns:cx6="http://schemas.microsoft.com/office/drawing/2016/5/12/chartex" xmlns:cx7="http://schemas.microsoft.com/office/drawing/2016/5/13/chartex" xmlns:cx8="http://schemas.microsoft.com/office/drawing/2016/5/14/chartex" xmlns:mc="http://schemas.openxmlformats.org/markup-compatibility/2006" xmlns:aink="http://schemas.microsoft.com/office/drawing/2016/ink" xmlns:am3d="http://schemas.microsoft.com/office/drawing/2017/model3d" xmlns:o="urn:schemas-microsoft-com:office:office" xmlns:oel="http://schemas.microsoft.com/office/2019/extlst" xmlns:r="http://schemas.openxmlformats.org/officeDocument/2006/relationships" xmlns:m="http://schemas.openxmlformats.org/officeDocument/2006/math" xmlns:v="urn:schemas-microsoft-com:vml" xmlns:wp14="http://schemas.microsoft.com/office/word/2010/wordprocessingDrawing" xmlns:wp="http://schemas.openxmlformats.org/drawingml/2006/wordprocessingDrawing" xmlns:w10="urn:schemas-microsoft-com:office:word" xmlns:w="http://schemas.openxmlformats.org/wordprocessingml/2006/main" xmlns:w14="http://schemas.microsoft.com/office/word/2010/wordml" xmlns:w15="http://schemas.microsoft.com/office/word/2012/wordml" xmlns:w16cex="http://schemas.microsoft.com/office/word/2018/wordml/cex" xmlns:w16cid="http://schemas.microsoft.com/office/word/2016/wordml/cid" xmlns:w16="http://schemas.microsoft.com/office/word/2018/wordml" xmlns:w16sdtdh="http://schemas.microsoft.com/office/word/2020/wordml/sdtdatahash" xmlns:w16se="http://schemas.microsoft.com/office/word/2015/wordml/symex" xmlns:wpg="http://schemas.microsoft.com/office/word/2010/wordprocessingGroup" xmlns:wpi="http://schemas.microsoft.com/office/word/2010/wordprocessingInk" xmlns:wne="http://schemas.microsoft.com/office/word/2006/wordml" xmlns:wps="http://schemas.microsoft.com/office/word/2010/wordprocessingShape" mc:Ignorable="w14 w15 w16se w16cid w16 w16cex w16sdtdh wp14">
+<w:hdr xmlns:wpc="http://schemas.microsoft.com/office/word/2010/wordprocessingCanvas" xmlns:cx="http://schemas.microsoft.com/office/drawing/2014/chartex" xmlns:cx1="http://schemas.microsoft.com/office/drawing/2015/9/8/chartex" xmlns:cx2="http://schemas.microsoft.com/office/drawing/2015/10/21/chartex" xmlns:cx3="http://schemas.microsoft.com/office/drawing/2016/5/9/chartex" xmlns:cx4="http://schemas.microsoft.com/office/drawing/2016/5/10/chartex" xmlns:cx5="http://schemas.microsoft.com/office/drawing/2016/5/11/chartex" xmlns:cx6="http://schemas.microsoft.com/office/drawing/2016/5/12/chartex" xmlns:cx7="http://schemas.microsoft.com/office/drawing/2016/5/13/chartex" xmlns:cx8="http://schemas.microsoft.com/office/drawing/2016/5/14/chartex" xmlns:mc="http://schemas.openxmlformats.org/markup-compatibility/2006" xmlns:aink="http://schemas.microsoft.com/office/drawing/2016/ink" xmlns:am3d="http://schemas.microsoft.com/office/drawing/2017/model3d" xmlns:o="urn:schemas-microsoft-com:office:office" xmlns:oel="http://schemas.microsoft.com/office/2019/extlst" xmlns:r="http://schemas.openxmlformats.org/officeDocument/2006/relationships" xmlns:m="http://schemas.openxmlformats.org/officeDocument/2006/math" xmlns:v="urn:schemas-microsoft-com:vml" xmlns:wp14="http://schemas.microsoft.com/office/word/2010/wordprocessingDrawing" xmlns:wp="http://schemas.openxmlformats.org/drawingml/2006/wordprocessingDrawing" xmlns:w10="urn:schemas-microsoft-com:office:word" xmlns:w="http://schemas.openxmlformats.org/wordprocessingml/2006/main" xmlns:w14="http://schemas.microsoft.com/office/word/2010/wordml" xmlns:w15="http://schemas.microsoft.com/office/word/2012/wordml" xmlns:w16cex="http://schemas.microsoft.com/office/word/2018/wordml/cex" xmlns:w16cid="http://schemas.microsoft.com/office/word/2016/wordml/cid" xmlns:w16="http://schemas.microsoft.com/office/word/2018/wordml" xmlns:w16du="http://schemas.microsoft.com/office/word/2023/wordml/word16du" xmlns:w16sdtdh="http://schemas.microsoft.com/office/word/2020/wordml/sdtdatahash" xmlns:w16sdtfl="http://schemas.microsoft.com/office/word/2024/wordml/sdtformatlock" xmlns:w16se="http://schemas.microsoft.com/office/word/2015/wordml/symex" xmlns:wpg="http://schemas.microsoft.com/office/word/2010/wordprocessingGroup" xmlns:wpi="http://schemas.microsoft.com/office/word/2010/wordprocessingInk" xmlns:wne="http://schemas.microsoft.com/office/word/2006/wordml" xmlns:wps="http://schemas.microsoft.com/office/word/2010/wordprocessingShape" mc:Ignorable="w14 w15 w16se w16cid w16 w16cex w16sdtdh w16sdtfl w16du wp14">
   <w:p>
     <w:pPr>
-      <w:pStyle w:val="Encabezado"/>
+      <w:pStyle w:val="Header"/>
     </w:pPr>
     <w:r>
       <w:rPr>
@@ -4265,7 +6671,7 @@
 </file>
 
 <file path=word/header2.xml><?xml version="1.0" encoding="utf-8"?>
-<w:hdr xmlns:wpc="http://schemas.microsoft.com/office/word/2010/wordprocessingCanvas" xmlns:cx="http://schemas.microsoft.com/office/drawing/2014/chartex" xmlns:cx1="http://schemas.microsoft.com/office/drawing/2015/9/8/chartex" xmlns:cx2="http://schemas.microsoft.com/office/drawing/2015/10/21/chartex" xmlns:cx3="http://schemas.microsoft.com/office/drawing/2016/5/9/chartex" xmlns:cx4="http://schemas.microsoft.com/office/drawing/2016/5/10/chartex" xmlns:cx5="http://schemas.microsoft.com/office/drawing/2016/5/11/chartex" xmlns:cx6="http://schemas.microsoft.com/office/drawing/2016/5/12/chartex" xmlns:cx7="http://schemas.microsoft.com/office/drawing/2016/5/13/chartex" xmlns:cx8="http://schemas.microsoft.com/office/drawing/2016/5/14/chartex" xmlns:mc="http://schemas.openxmlformats.org/markup-compatibility/2006" xmlns:aink="http://schemas.microsoft.com/office/drawing/2016/ink" xmlns:am3d="http://schemas.microsoft.com/office/drawing/2017/model3d" xmlns:o="urn:schemas-microsoft-com:office:office" xmlns:oel="http://schemas.microsoft.com/office/2019/extlst" xmlns:r="http://schemas.openxmlformats.org/officeDocument/2006/relationships" xmlns:m="http://schemas.openxmlformats.org/officeDocument/2006/math" xmlns:v="urn:schemas-microsoft-com:vml" xmlns:wp14="http://schemas.microsoft.com/office/word/2010/wordprocessingDrawing" xmlns:wp="http://schemas.openxmlformats.org/drawingml/2006/wordprocessingDrawing" xmlns:w10="urn:schemas-microsoft-com:office:word" xmlns:w="http://schemas.openxmlformats.org/wordprocessingml/2006/main" xmlns:w14="http://schemas.microsoft.com/office/word/2010/wordml" xmlns:w15="http://schemas.microsoft.com/office/word/2012/wordml" xmlns:w16cex="http://schemas.microsoft.com/office/word/2018/wordml/cex" xmlns:w16cid="http://schemas.microsoft.com/office/word/2016/wordml/cid" xmlns:w16="http://schemas.microsoft.com/office/word/2018/wordml" xmlns:w16sdtdh="http://schemas.microsoft.com/office/word/2020/wordml/sdtdatahash" xmlns:w16se="http://schemas.microsoft.com/office/word/2015/wordml/symex" xmlns:wpg="http://schemas.microsoft.com/office/word/2010/wordprocessingGroup" xmlns:wpi="http://schemas.microsoft.com/office/word/2010/wordprocessingInk" xmlns:wne="http://schemas.microsoft.com/office/word/2006/wordml" xmlns:wps="http://schemas.microsoft.com/office/word/2010/wordprocessingShape" mc:Ignorable="w14 w15 w16se w16cid w16 w16cex w16sdtdh wp14">
+<w:hdr xmlns:wpc="http://schemas.microsoft.com/office/word/2010/wordprocessingCanvas" xmlns:cx="http://schemas.microsoft.com/office/drawing/2014/chartex" xmlns:cx1="http://schemas.microsoft.com/office/drawing/2015/9/8/chartex" xmlns:cx2="http://schemas.microsoft.com/office/drawing/2015/10/21/chartex" xmlns:cx3="http://schemas.microsoft.com/office/drawing/2016/5/9/chartex" xmlns:cx4="http://schemas.microsoft.com/office/drawing/2016/5/10/chartex" xmlns:cx5="http://schemas.microsoft.com/office/drawing/2016/5/11/chartex" xmlns:cx6="http://schemas.microsoft.com/office/drawing/2016/5/12/chartex" xmlns:cx7="http://schemas.microsoft.com/office/drawing/2016/5/13/chartex" xmlns:cx8="http://schemas.microsoft.com/office/drawing/2016/5/14/chartex" xmlns:mc="http://schemas.openxmlformats.org/markup-compatibility/2006" xmlns:aink="http://schemas.microsoft.com/office/drawing/2016/ink" xmlns:am3d="http://schemas.microsoft.com/office/drawing/2017/model3d" xmlns:o="urn:schemas-microsoft-com:office:office" xmlns:oel="http://schemas.microsoft.com/office/2019/extlst" xmlns:r="http://schemas.openxmlformats.org/officeDocument/2006/relationships" xmlns:m="http://schemas.openxmlformats.org/officeDocument/2006/math" xmlns:v="urn:schemas-microsoft-com:vml" xmlns:wp14="http://schemas.microsoft.com/office/word/2010/wordprocessingDrawing" xmlns:wp="http://schemas.openxmlformats.org/drawingml/2006/wordprocessingDrawing" xmlns:w10="urn:schemas-microsoft-com:office:word" xmlns:w="http://schemas.openxmlformats.org/wordprocessingml/2006/main" xmlns:w14="http://schemas.microsoft.com/office/word/2010/wordml" xmlns:w15="http://schemas.microsoft.com/office/word/2012/wordml" xmlns:w16cex="http://schemas.microsoft.com/office/word/2018/wordml/cex" xmlns:w16cid="http://schemas.microsoft.com/office/word/2016/wordml/cid" xmlns:w16="http://schemas.microsoft.com/office/word/2018/wordml" xmlns:w16du="http://schemas.microsoft.com/office/word/2023/wordml/word16du" xmlns:w16sdtdh="http://schemas.microsoft.com/office/word/2020/wordml/sdtdatahash" xmlns:w16sdtfl="http://schemas.microsoft.com/office/word/2024/wordml/sdtformatlock" xmlns:w16se="http://schemas.microsoft.com/office/word/2015/wordml/symex" xmlns:wpg="http://schemas.microsoft.com/office/word/2010/wordprocessingGroup" xmlns:wpi="http://schemas.microsoft.com/office/word/2010/wordprocessingInk" xmlns:wne="http://schemas.microsoft.com/office/word/2006/wordml" xmlns:wps="http://schemas.microsoft.com/office/word/2010/wordprocessingShape" mc:Ignorable="w14 w15 w16se w16cid w16 w16cex w16sdtdh w16sdtfl w16du wp14">
   <w:sdt>
     <w:sdtPr>
       <w:id w:val="1813601790"/>
@@ -4278,7 +6684,7 @@
     <w:sdtContent>
       <w:p>
         <w:pPr>
-          <w:pStyle w:val="Encabezado"/>
+          <w:pStyle w:val="Header"/>
           <w:jc w:val="right"/>
         </w:pPr>
         <w:r>
@@ -4343,17 +6749,17 @@
   </w:sdt>
   <w:p>
     <w:pPr>
-      <w:pStyle w:val="Encabezado"/>
+      <w:pStyle w:val="Header"/>
     </w:pPr>
   </w:p>
 </w:hdr>
 </file>
 
 <file path=word/header3.xml><?xml version="1.0" encoding="utf-8"?>
-<w:hdr xmlns:wpc="http://schemas.microsoft.com/office/word/2010/wordprocessingCanvas" xmlns:cx="http://schemas.microsoft.com/office/drawing/2014/chartex" xmlns:cx1="http://schemas.microsoft.com/office/drawing/2015/9/8/chartex" xmlns:cx2="http://schemas.microsoft.com/office/drawing/2015/10/21/chartex" xmlns:cx3="http://schemas.microsoft.com/office/drawing/2016/5/9/chartex" xmlns:cx4="http://schemas.microsoft.com/office/drawing/2016/5/10/chartex" xmlns:cx5="http://schemas.microsoft.com/office/drawing/2016/5/11/chartex" xmlns:cx6="http://schemas.microsoft.com/office/drawing/2016/5/12/chartex" xmlns:cx7="http://schemas.microsoft.com/office/drawing/2016/5/13/chartex" xmlns:cx8="http://schemas.microsoft.com/office/drawing/2016/5/14/chartex" xmlns:mc="http://schemas.openxmlformats.org/markup-compatibility/2006" xmlns:aink="http://schemas.microsoft.com/office/drawing/2016/ink" xmlns:am3d="http://schemas.microsoft.com/office/drawing/2017/model3d" xmlns:o="urn:schemas-microsoft-com:office:office" xmlns:oel="http://schemas.microsoft.com/office/2019/extlst" xmlns:r="http://schemas.openxmlformats.org/officeDocument/2006/relationships" xmlns:m="http://schemas.openxmlformats.org/officeDocument/2006/math" xmlns:v="urn:schemas-microsoft-com:vml" xmlns:wp14="http://schemas.microsoft.com/office/word/2010/wordprocessingDrawing" xmlns:wp="http://schemas.openxmlformats.org/drawingml/2006/wordprocessingDrawing" xmlns:w10="urn:schemas-microsoft-com:office:word" xmlns:w="http://schemas.openxmlformats.org/wordprocessingml/2006/main" xmlns:w14="http://schemas.microsoft.com/office/word/2010/wordml" xmlns:w15="http://schemas.microsoft.com/office/word/2012/wordml" xmlns:w16cex="http://schemas.microsoft.com/office/word/2018/wordml/cex" xmlns:w16cid="http://schemas.microsoft.com/office/word/2016/wordml/cid" xmlns:w16="http://schemas.microsoft.com/office/word/2018/wordml" xmlns:w16sdtdh="http://schemas.microsoft.com/office/word/2020/wordml/sdtdatahash" xmlns:w16se="http://schemas.microsoft.com/office/word/2015/wordml/symex" xmlns:wpg="http://schemas.microsoft.com/office/word/2010/wordprocessingGroup" xmlns:wpi="http://schemas.microsoft.com/office/word/2010/wordprocessingInk" xmlns:wne="http://schemas.microsoft.com/office/word/2006/wordml" xmlns:wps="http://schemas.microsoft.com/office/word/2010/wordprocessingShape" mc:Ignorable="w14 w15 w16se w16cid w16 w16cex w16sdtdh wp14">
+<w:hdr xmlns:wpc="http://schemas.microsoft.com/office/word/2010/wordprocessingCanvas" xmlns:cx="http://schemas.microsoft.com/office/drawing/2014/chartex" xmlns:cx1="http://schemas.microsoft.com/office/drawing/2015/9/8/chartex" xmlns:cx2="http://schemas.microsoft.com/office/drawing/2015/10/21/chartex" xmlns:cx3="http://schemas.microsoft.com/office/drawing/2016/5/9/chartex" xmlns:cx4="http://schemas.microsoft.com/office/drawing/2016/5/10/chartex" xmlns:cx5="http://schemas.microsoft.com/office/drawing/2016/5/11/chartex" xmlns:cx6="http://schemas.microsoft.com/office/drawing/2016/5/12/chartex" xmlns:cx7="http://schemas.microsoft.com/office/drawing/2016/5/13/chartex" xmlns:cx8="http://schemas.microsoft.com/office/drawing/2016/5/14/chartex" xmlns:mc="http://schemas.openxmlformats.org/markup-compatibility/2006" xmlns:aink="http://schemas.microsoft.com/office/drawing/2016/ink" xmlns:am3d="http://schemas.microsoft.com/office/drawing/2017/model3d" xmlns:o="urn:schemas-microsoft-com:office:office" xmlns:oel="http://schemas.microsoft.com/office/2019/extlst" xmlns:r="http://schemas.openxmlformats.org/officeDocument/2006/relationships" xmlns:m="http://schemas.openxmlformats.org/officeDocument/2006/math" xmlns:v="urn:schemas-microsoft-com:vml" xmlns:wp14="http://schemas.microsoft.com/office/word/2010/wordprocessingDrawing" xmlns:wp="http://schemas.openxmlformats.org/drawingml/2006/wordprocessingDrawing" xmlns:w10="urn:schemas-microsoft-com:office:word" xmlns:w="http://schemas.openxmlformats.org/wordprocessingml/2006/main" xmlns:w14="http://schemas.microsoft.com/office/word/2010/wordml" xmlns:w15="http://schemas.microsoft.com/office/word/2012/wordml" xmlns:w16cex="http://schemas.microsoft.com/office/word/2018/wordml/cex" xmlns:w16cid="http://schemas.microsoft.com/office/word/2016/wordml/cid" xmlns:w16="http://schemas.microsoft.com/office/word/2018/wordml" xmlns:w16du="http://schemas.microsoft.com/office/word/2023/wordml/word16du" xmlns:w16sdtdh="http://schemas.microsoft.com/office/word/2020/wordml/sdtdatahash" xmlns:w16sdtfl="http://schemas.microsoft.com/office/word/2024/wordml/sdtformatlock" xmlns:w16se="http://schemas.microsoft.com/office/word/2015/wordml/symex" xmlns:wpg="http://schemas.microsoft.com/office/word/2010/wordprocessingGroup" xmlns:wpi="http://schemas.microsoft.com/office/word/2010/wordprocessingInk" xmlns:wne="http://schemas.microsoft.com/office/word/2006/wordml" xmlns:wps="http://schemas.microsoft.com/office/word/2010/wordprocessingShape" mc:Ignorable="w14 w15 w16se w16cid w16 w16cex w16sdtdh w16sdtfl w16du wp14">
   <w:p>
     <w:pPr>
-      <w:pStyle w:val="Encabezado"/>
+      <w:pStyle w:val="Header"/>
     </w:pPr>
     <w:r>
       <w:rPr>
@@ -4458,7 +6864,7 @@
 </file>
 
 <file path=word/styles.xml><?xml version="1.0" encoding="utf-8"?>
-<w:styles xmlns:mc="http://schemas.openxmlformats.org/markup-compatibility/2006" xmlns:r="http://schemas.openxmlformats.org/officeDocument/2006/relationships" xmlns:w="http://schemas.openxmlformats.org/wordprocessingml/2006/main" xmlns:w14="http://schemas.microsoft.com/office/word/2010/wordml" xmlns:w15="http://schemas.microsoft.com/office/word/2012/wordml" xmlns:w16cex="http://schemas.microsoft.com/office/word/2018/wordml/cex" xmlns:w16cid="http://schemas.microsoft.com/office/word/2016/wordml/cid" xmlns:w16="http://schemas.microsoft.com/office/word/2018/wordml" xmlns:w16sdtdh="http://schemas.microsoft.com/office/word/2020/wordml/sdtdatahash" xmlns:w16se="http://schemas.microsoft.com/office/word/2015/wordml/symex" mc:Ignorable="w14 w15 w16se w16cid w16 w16cex w16sdtdh">
+<w:styles xmlns:mc="http://schemas.openxmlformats.org/markup-compatibility/2006" xmlns:r="http://schemas.openxmlformats.org/officeDocument/2006/relationships" xmlns:w="http://schemas.openxmlformats.org/wordprocessingml/2006/main" xmlns:w14="http://schemas.microsoft.com/office/word/2010/wordml" xmlns:w15="http://schemas.microsoft.com/office/word/2012/wordml" xmlns:w16cex="http://schemas.microsoft.com/office/word/2018/wordml/cex" xmlns:w16cid="http://schemas.microsoft.com/office/word/2016/wordml/cid" xmlns:w16="http://schemas.microsoft.com/office/word/2018/wordml" xmlns:w16du="http://schemas.microsoft.com/office/word/2023/wordml/word16du" xmlns:w16sdtdh="http://schemas.microsoft.com/office/word/2020/wordml/sdtdatahash" xmlns:w16sdtfl="http://schemas.microsoft.com/office/word/2024/wordml/sdtformatlock" xmlns:w16se="http://schemas.microsoft.com/office/word/2015/wordml/symex" mc:Ignorable="w14 w15 w16se w16cid w16 w16cex w16sdtdh w16sdtfl w16du">
   <w:docDefaults>
     <w:rPrDefault>
       <w:rPr>
@@ -4856,19 +7262,18 @@
     <w:name w:val="Normal"/>
     <w:qFormat/>
     <w:pPr>
-      <w:spacing w:after="120" w:line="259" w:lineRule="auto"/>
+      <w:spacing w:after="120"/>
     </w:pPr>
     <w:rPr>
       <w:rFonts w:ascii="Arial" w:hAnsi="Arial"/>
-      <w:sz w:val="22"/>
       <w:lang w:val="es-MX"/>
     </w:rPr>
   </w:style>
-  <w:style w:type="paragraph" w:styleId="Ttulo1">
+  <w:style w:type="paragraph" w:styleId="Heading1">
     <w:name w:val="heading 1"/>
     <w:basedOn w:val="Normal"/>
     <w:next w:val="Normal"/>
-    <w:link w:val="Ttulo1Car"/>
+    <w:link w:val="Heading1Char"/>
     <w:uiPriority w:val="9"/>
     <w:qFormat/>
     <w:rsid w:val="005F36AD"/>
@@ -4879,18 +7284,18 @@
       <w:outlineLvl w:val="0"/>
     </w:pPr>
     <w:rPr>
-      <w:rFonts w:ascii="Arial" w:eastAsiaTheme="majorEastAsia" w:hAnsi="Arial" w:cstheme="majorBidi"/>
+      <w:rFonts w:eastAsiaTheme="majorEastAsia" w:cstheme="majorBidi"/>
       <w:b/>
       <w:color w:val="000000"/>
       <w:sz w:val="28"/>
       <w:szCs w:val="32"/>
     </w:rPr>
   </w:style>
-  <w:style w:type="paragraph" w:styleId="Ttulo2">
+  <w:style w:type="paragraph" w:styleId="Heading2">
     <w:name w:val="heading 2"/>
     <w:basedOn w:val="Normal"/>
     <w:next w:val="Normal"/>
-    <w:link w:val="Ttulo2Car"/>
+    <w:link w:val="Heading2Char"/>
     <w:uiPriority w:val="9"/>
     <w:semiHidden/>
     <w:unhideWhenUsed/>
@@ -4903,20 +7308,20 @@
       <w:outlineLvl w:val="1"/>
     </w:pPr>
     <w:rPr>
-      <w:rFonts w:ascii="Arial" w:eastAsiaTheme="majorEastAsia" w:hAnsi="Arial" w:cstheme="majorBidi"/>
+      <w:rFonts w:eastAsiaTheme="majorEastAsia" w:cstheme="majorBidi"/>
       <w:b/>
       <w:color w:val="000000"/>
       <w:sz w:val="24"/>
       <w:szCs w:val="26"/>
     </w:rPr>
   </w:style>
-  <w:style w:type="character" w:default="1" w:styleId="Fuentedeprrafopredeter">
+  <w:style w:type="character" w:default="1" w:styleId="DefaultParagraphFont">
     <w:name w:val="Default Paragraph Font"/>
     <w:uiPriority w:val="1"/>
     <w:semiHidden/>
     <w:unhideWhenUsed/>
   </w:style>
-  <w:style w:type="table" w:default="1" w:styleId="Tablanormal">
+  <w:style w:type="table" w:default="1" w:styleId="TableNormal">
     <w:name w:val="Normal Table"/>
     <w:uiPriority w:val="99"/>
     <w:semiHidden/>
@@ -4931,16 +7336,16 @@
       </w:tblCellMar>
     </w:tblPr>
   </w:style>
-  <w:style w:type="numbering" w:default="1" w:styleId="Sinlista">
+  <w:style w:type="numbering" w:default="1" w:styleId="NoList">
     <w:name w:val="No List"/>
     <w:uiPriority w:val="99"/>
     <w:semiHidden/>
     <w:unhideWhenUsed/>
   </w:style>
-  <w:style w:type="paragraph" w:styleId="Encabezado">
+  <w:style w:type="paragraph" w:styleId="Header">
     <w:name w:val="header"/>
     <w:basedOn w:val="Normal"/>
-    <w:link w:val="EncabezadoCar"/>
+    <w:link w:val="HeaderChar"/>
     <w:uiPriority w:val="99"/>
     <w:unhideWhenUsed/>
     <w:rsid w:val="00F96B9C"/>
@@ -4952,17 +7357,17 @@
       <w:spacing w:after="0" w:line="240" w:lineRule="auto"/>
     </w:pPr>
   </w:style>
-  <w:style w:type="character" w:customStyle="1" w:styleId="EncabezadoCar">
-    <w:name w:val="Encabezado Car"/>
-    <w:basedOn w:val="Fuentedeprrafopredeter"/>
-    <w:link w:val="Encabezado"/>
+  <w:style w:type="character" w:customStyle="1" w:styleId="HeaderChar">
+    <w:name w:val="Header Char"/>
+    <w:basedOn w:val="DefaultParagraphFont"/>
+    <w:link w:val="Header"/>
     <w:uiPriority w:val="99"/>
     <w:rsid w:val="00F96B9C"/>
   </w:style>
-  <w:style w:type="paragraph" w:styleId="Piedepgina">
+  <w:style w:type="paragraph" w:styleId="Footer">
     <w:name w:val="footer"/>
     <w:basedOn w:val="Normal"/>
-    <w:link w:val="PiedepginaCar"/>
+    <w:link w:val="FooterChar"/>
     <w:uiPriority w:val="99"/>
     <w:unhideWhenUsed/>
     <w:rsid w:val="00F96B9C"/>
@@ -4974,17 +7379,17 @@
       <w:spacing w:after="0" w:line="240" w:lineRule="auto"/>
     </w:pPr>
   </w:style>
-  <w:style w:type="character" w:customStyle="1" w:styleId="PiedepginaCar">
-    <w:name w:val="Pie de página Car"/>
-    <w:basedOn w:val="Fuentedeprrafopredeter"/>
-    <w:link w:val="Piedepgina"/>
+  <w:style w:type="character" w:customStyle="1" w:styleId="FooterChar">
+    <w:name w:val="Footer Char"/>
+    <w:basedOn w:val="DefaultParagraphFont"/>
+    <w:link w:val="Footer"/>
     <w:uiPriority w:val="99"/>
     <w:rsid w:val="00F96B9C"/>
   </w:style>
-  <w:style w:type="character" w:customStyle="1" w:styleId="Ttulo1Car">
-    <w:name w:val="Título 1 Car"/>
-    <w:basedOn w:val="Fuentedeprrafopredeter"/>
-    <w:link w:val="Ttulo1"/>
+  <w:style w:type="character" w:customStyle="1" w:styleId="Heading1Char">
+    <w:name w:val="Heading 1 Char"/>
+    <w:basedOn w:val="DefaultParagraphFont"/>
+    <w:link w:val="Heading1"/>
     <w:uiPriority w:val="9"/>
     <w:rsid w:val="005F36AD"/>
     <w:rPr>
@@ -4995,10 +7400,10 @@
       <w:lang w:val="es-MX"/>
     </w:rPr>
   </w:style>
-  <w:style w:type="character" w:customStyle="1" w:styleId="Ttulo2Car">
-    <w:name w:val="Título 2 Car"/>
-    <w:basedOn w:val="Fuentedeprrafopredeter"/>
-    <w:link w:val="Ttulo2"/>
+  <w:style w:type="character" w:customStyle="1" w:styleId="Heading2Char">
+    <w:name w:val="Heading 2 Char"/>
+    <w:basedOn w:val="DefaultParagraphFont"/>
+    <w:link w:val="Heading2"/>
     <w:uiPriority w:val="9"/>
     <w:semiHidden/>
     <w:rsid w:val="004644FA"/>
@@ -5010,9 +7415,9 @@
       <w:lang w:val="es-MX"/>
     </w:rPr>
   </w:style>
-  <w:style w:type="paragraph" w:styleId="TtuloTDC">
+  <w:style w:type="paragraph" w:styleId="TOCHeading">
     <w:name w:val="TOC Heading"/>
-    <w:basedOn w:val="Ttulo1"/>
+    <w:basedOn w:val="Heading1"/>
     <w:next w:val="Normal"/>
     <w:uiPriority w:val="39"/>
     <w:unhideWhenUsed/>
@@ -5022,7 +7427,7 @@
       <w:outlineLvl w:val="9"/>
     </w:pPr>
   </w:style>
-  <w:style w:type="paragraph" w:styleId="TDC1">
+  <w:style w:type="paragraph" w:styleId="TOC1">
     <w:name w:val="toc 1"/>
     <w:basedOn w:val="Normal"/>
     <w:next w:val="Normal"/>
@@ -5034,9 +7439,9 @@
       <w:spacing w:after="100"/>
     </w:pPr>
   </w:style>
-  <w:style w:type="character" w:styleId="Hipervnculo">
+  <w:style w:type="character" w:styleId="Hyperlink">
     <w:name w:val="Hyperlink"/>
-    <w:basedOn w:val="Fuentedeprrafopredeter"/>
+    <w:basedOn w:val="DefaultParagraphFont"/>
     <w:uiPriority w:val="99"/>
     <w:unhideWhenUsed/>
     <w:rsid w:val="0030412A"/>
@@ -5055,11 +7460,24 @@
       <w:sz w:val="17"/>
     </w:rPr>
   </w:style>
-  <w:style w:type="paragraph" w:customStyle="1" w:styleId="Title">
-    <w:name w:val="Title"/>
+  <w:style w:type="paragraph" w:customStyle="1" w:styleId="Title1">
+    <w:name w:val="Title1"/>
     <w:rPr>
       <w:color w:val="000000"/>
     </w:rPr>
+  </w:style>
+  <w:style w:type="paragraph" w:styleId="TOC2">
+    <w:name w:val="toc 2"/>
+    <w:basedOn w:val="Normal"/>
+    <w:next w:val="Normal"/>
+    <w:autoRedefine/>
+    <w:uiPriority w:val="39"/>
+    <w:unhideWhenUsed/>
+    <w:rsid w:val="00F303D0"/>
+    <w:pPr>
+      <w:spacing w:after="100"/>
+      <w:ind w:left="220"/>
+    </w:pPr>
   </w:style>
 </w:styles>
 </file>
